--- a/Assignments/Assignment 1-Apurv.docx
+++ b/Assignments/Assignment 1-Apurv.docx
@@ -189,6 +189,16 @@
     <w:p>
       <w:pPr>
         <w:spacing w:after="0" w:line="240" w:lineRule="auto"/>
+        <w:jc w:val="both"/>
+        <w:rPr>
+          <w:rFonts w:ascii="Times New Roman" w:hAnsi="Times New Roman" w:cs="Times New Roman"/>
+        </w:rPr>
+      </w:pPr>
+    </w:p>
+    <w:p>
+      <w:pPr>
+        <w:spacing w:after="0" w:line="240" w:lineRule="auto"/>
+        <w:jc w:val="both"/>
         <w:rPr>
           <w:rFonts w:ascii="Times New Roman" w:hAnsi="Times New Roman" w:cs="Times New Roman"/>
           <w:b/>
@@ -201,50 +211,15 @@
           <w:b/>
           <w:bCs/>
         </w:rPr>
-        <w:t xml:space="preserve">Objective: </w:t>
-      </w:r>
-    </w:p>
-    <w:p>
-      <w:pPr>
-        <w:spacing w:after="0" w:line="240" w:lineRule="auto"/>
-        <w:jc w:val="both"/>
-        <w:rPr>
-          <w:rFonts w:ascii="Times New Roman" w:hAnsi="Times New Roman" w:cs="Times New Roman"/>
-        </w:rPr>
-      </w:pPr>
-      <w:r>
-        <w:rPr>
-          <w:rFonts w:ascii="Times New Roman" w:hAnsi="Times New Roman" w:cs="Times New Roman"/>
-        </w:rPr>
-        <w:t>This assignment aims to demonstrate a practical understanding of non-linear data structures by performing fundamental operations such as searching, copying, and measuring tree depth. It focuses on differentiating between standard binary trees and ordered search trees while optimizing data retrieval and memory management.</w:t>
-      </w:r>
-    </w:p>
-    <w:p>
-      <w:pPr>
-        <w:spacing w:after="0" w:line="240" w:lineRule="auto"/>
-        <w:jc w:val="both"/>
-        <w:rPr>
-          <w:rFonts w:ascii="Times New Roman" w:hAnsi="Times New Roman" w:cs="Times New Roman"/>
-        </w:rPr>
-      </w:pPr>
-    </w:p>
-    <w:p>
-      <w:pPr>
-        <w:spacing w:after="0" w:line="240" w:lineRule="auto"/>
-        <w:jc w:val="both"/>
+        <w:t>Introduction</w:t>
+      </w:r>
+      <w:r>
         <w:rPr>
           <w:rFonts w:ascii="Times New Roman" w:hAnsi="Times New Roman" w:cs="Times New Roman"/>
           <w:b/>
           <w:bCs/>
         </w:rPr>
-      </w:pPr>
-      <w:r>
-        <w:rPr>
-          <w:rFonts w:ascii="Times New Roman" w:hAnsi="Times New Roman" w:cs="Times New Roman"/>
-          <w:b/>
-          <w:bCs/>
-        </w:rPr>
-        <w:t>Theory:</w:t>
+        <w:t>:</w:t>
       </w:r>
     </w:p>
     <w:p>
@@ -544,418 +519,6 @@
         <w:jc w:val="both"/>
         <w:rPr>
           <w:rFonts w:ascii="Times New Roman" w:hAnsi="Times New Roman" w:cs="Times New Roman"/>
-        </w:rPr>
-      </w:pPr>
-    </w:p>
-    <w:p>
-      <w:pPr>
-        <w:pStyle w:val="ListParagraph"/>
-        <w:spacing w:after="0" w:line="240" w:lineRule="auto"/>
-        <w:jc w:val="both"/>
-        <w:rPr>
-          <w:rFonts w:ascii="Times New Roman" w:hAnsi="Times New Roman" w:cs="Times New Roman"/>
-          <w:b/>
-          <w:bCs/>
-        </w:rPr>
-      </w:pPr>
-      <w:r>
-        <w:rPr>
-          <w:rFonts w:ascii="Times New Roman" w:hAnsi="Times New Roman" w:cs="Times New Roman"/>
-          <w:b/>
-          <w:bCs/>
-        </w:rPr>
-        <w:t>Comparison Table</w:t>
-      </w:r>
-    </w:p>
-    <w:p>
-      <w:pPr>
-        <w:pStyle w:val="ListParagraph"/>
-        <w:spacing w:after="0" w:line="240" w:lineRule="auto"/>
-        <w:jc w:val="both"/>
-        <w:rPr>
-          <w:rFonts w:ascii="Times New Roman" w:hAnsi="Times New Roman" w:cs="Times New Roman"/>
-          <w:b/>
-          <w:bCs/>
-        </w:rPr>
-      </w:pPr>
-    </w:p>
-    <w:tbl>
-      <w:tblPr>
-        <w:tblStyle w:val="GridTable6Colorful"/>
-        <w:tblW w:w="0" w:type="auto"/>
-        <w:tblInd w:w="988" w:type="dxa"/>
-        <w:tblLook w:val="04A0" w:firstRow="1" w:lastRow="0" w:firstColumn="1" w:lastColumn="0" w:noHBand="0" w:noVBand="1"/>
-      </w:tblPr>
-      <w:tblGrid>
-        <w:gridCol w:w="1212"/>
-        <w:gridCol w:w="3136"/>
-        <w:gridCol w:w="3680"/>
-      </w:tblGrid>
-      <w:tr>
-        <w:trPr>
-          <w:cnfStyle w:val="100000000000" w:firstRow="1" w:lastRow="0" w:firstColumn="0" w:lastColumn="0" w:oddVBand="0" w:evenVBand="0" w:oddHBand="0" w:evenHBand="0" w:firstRowFirstColumn="0" w:firstRowLastColumn="0" w:lastRowFirstColumn="0" w:lastRowLastColumn="0"/>
-        </w:trPr>
-        <w:tc>
-          <w:tcPr>
-            <w:cnfStyle w:val="001000000000" w:firstRow="0" w:lastRow="0" w:firstColumn="1" w:lastColumn="0" w:oddVBand="0" w:evenVBand="0" w:oddHBand="0" w:evenHBand="0" w:firstRowFirstColumn="0" w:firstRowLastColumn="0" w:lastRowFirstColumn="0" w:lastRowLastColumn="0"/>
-            <w:tcW w:w="484" w:type="dxa"/>
-            <w:hideMark/>
-          </w:tcPr>
-          <w:p>
-            <w:pPr>
-              <w:jc w:val="both"/>
-              <w:rPr>
-                <w:rFonts w:ascii="Times New Roman" w:hAnsi="Times New Roman" w:cs="Times New Roman"/>
-              </w:rPr>
-            </w:pPr>
-            <w:r>
-              <w:rPr>
-                <w:rFonts w:ascii="Times New Roman" w:hAnsi="Times New Roman" w:cs="Times New Roman"/>
-              </w:rPr>
-              <w:t>Feature</w:t>
-            </w:r>
-          </w:p>
-        </w:tc>
-        <w:tc>
-          <w:tcPr>
-            <w:tcW w:w="0" w:type="auto"/>
-            <w:hideMark/>
-          </w:tcPr>
-          <w:p>
-            <w:pPr>
-              <w:jc w:val="both"/>
-              <w:cnfStyle w:val="100000000000" w:firstRow="1" w:lastRow="0" w:firstColumn="0" w:lastColumn="0" w:oddVBand="0" w:evenVBand="0" w:oddHBand="0" w:evenHBand="0" w:firstRowFirstColumn="0" w:firstRowLastColumn="0" w:lastRowFirstColumn="0" w:lastRowLastColumn="0"/>
-              <w:rPr>
-                <w:rFonts w:ascii="Times New Roman" w:hAnsi="Times New Roman" w:cs="Times New Roman"/>
-              </w:rPr>
-            </w:pPr>
-            <w:r>
-              <w:rPr>
-                <w:rFonts w:ascii="Times New Roman" w:hAnsi="Times New Roman" w:cs="Times New Roman"/>
-              </w:rPr>
-              <w:t>Binary Tree (BT)</w:t>
-            </w:r>
-          </w:p>
-        </w:tc>
-        <w:tc>
-          <w:tcPr>
-            <w:tcW w:w="0" w:type="auto"/>
-            <w:hideMark/>
-          </w:tcPr>
-          <w:p>
-            <w:pPr>
-              <w:jc w:val="both"/>
-              <w:cnfStyle w:val="100000000000" w:firstRow="1" w:lastRow="0" w:firstColumn="0" w:lastColumn="0" w:oddVBand="0" w:evenVBand="0" w:oddHBand="0" w:evenHBand="0" w:firstRowFirstColumn="0" w:firstRowLastColumn="0" w:lastRowFirstColumn="0" w:lastRowLastColumn="0"/>
-              <w:rPr>
-                <w:rFonts w:ascii="Times New Roman" w:hAnsi="Times New Roman" w:cs="Times New Roman"/>
-              </w:rPr>
-            </w:pPr>
-            <w:r>
-              <w:rPr>
-                <w:rFonts w:ascii="Times New Roman" w:hAnsi="Times New Roman" w:cs="Times New Roman"/>
-              </w:rPr>
-              <w:t>Binary Search Tree (BST)</w:t>
-            </w:r>
-          </w:p>
-        </w:tc>
-      </w:tr>
-      <w:tr>
-        <w:trPr>
-          <w:cnfStyle w:val="000000100000" w:firstRow="0" w:lastRow="0" w:firstColumn="0" w:lastColumn="0" w:oddVBand="0" w:evenVBand="0" w:oddHBand="1" w:evenHBand="0" w:firstRowFirstColumn="0" w:firstRowLastColumn="0" w:lastRowFirstColumn="0" w:lastRowLastColumn="0"/>
-        </w:trPr>
-        <w:tc>
-          <w:tcPr>
-            <w:cnfStyle w:val="001000000000" w:firstRow="0" w:lastRow="0" w:firstColumn="1" w:lastColumn="0" w:oddVBand="0" w:evenVBand="0" w:oddHBand="0" w:evenHBand="0" w:firstRowFirstColumn="0" w:firstRowLastColumn="0" w:lastRowFirstColumn="0" w:lastRowLastColumn="0"/>
-            <w:tcW w:w="484" w:type="dxa"/>
-            <w:hideMark/>
-          </w:tcPr>
-          <w:p>
-            <w:pPr>
-              <w:jc w:val="both"/>
-              <w:rPr>
-                <w:rFonts w:ascii="Times New Roman" w:hAnsi="Times New Roman" w:cs="Times New Roman"/>
-                <w:b w:val="0"/>
-                <w:bCs w:val="0"/>
-              </w:rPr>
-            </w:pPr>
-            <w:r>
-              <w:rPr>
-                <w:rFonts w:ascii="Times New Roman" w:hAnsi="Times New Roman" w:cs="Times New Roman"/>
-                <w:b w:val="0"/>
-                <w:bCs w:val="0"/>
-              </w:rPr>
-              <w:t>Ordering</w:t>
-            </w:r>
-          </w:p>
-        </w:tc>
-        <w:tc>
-          <w:tcPr>
-            <w:tcW w:w="0" w:type="auto"/>
-            <w:hideMark/>
-          </w:tcPr>
-          <w:p>
-            <w:pPr>
-              <w:jc w:val="both"/>
-              <w:cnfStyle w:val="000000100000" w:firstRow="0" w:lastRow="0" w:firstColumn="0" w:lastColumn="0" w:oddVBand="0" w:evenVBand="0" w:oddHBand="1" w:evenHBand="0" w:firstRowFirstColumn="0" w:firstRowLastColumn="0" w:lastRowFirstColumn="0" w:lastRowLastColumn="0"/>
-              <w:rPr>
-                <w:rFonts w:ascii="Times New Roman" w:hAnsi="Times New Roman" w:cs="Times New Roman"/>
-              </w:rPr>
-            </w:pPr>
-            <w:r>
-              <w:rPr>
-                <w:rFonts w:ascii="Times New Roman" w:hAnsi="Times New Roman" w:cs="Times New Roman"/>
-              </w:rPr>
-              <w:t>No specific order for nodes.</w:t>
-            </w:r>
-          </w:p>
-        </w:tc>
-        <w:tc>
-          <w:tcPr>
-            <w:tcW w:w="0" w:type="auto"/>
-            <w:hideMark/>
-          </w:tcPr>
-          <w:p>
-            <w:pPr>
-              <w:jc w:val="both"/>
-              <w:cnfStyle w:val="000000100000" w:firstRow="0" w:lastRow="0" w:firstColumn="0" w:lastColumn="0" w:oddVBand="0" w:evenVBand="0" w:oddHBand="1" w:evenHBand="0" w:firstRowFirstColumn="0" w:firstRowLastColumn="0" w:lastRowFirstColumn="0" w:lastRowLastColumn="0"/>
-              <w:rPr>
-                <w:rFonts w:ascii="Times New Roman" w:hAnsi="Times New Roman" w:cs="Times New Roman"/>
-              </w:rPr>
-            </w:pPr>
-            <w:r>
-              <w:rPr>
-                <w:rFonts w:ascii="Times New Roman" w:hAnsi="Times New Roman" w:cs="Times New Roman"/>
-              </w:rPr>
-              <w:t>Left &lt; Root &lt; Right.</w:t>
-            </w:r>
-          </w:p>
-        </w:tc>
-      </w:tr>
-      <w:tr>
-        <w:tc>
-          <w:tcPr>
-            <w:cnfStyle w:val="001000000000" w:firstRow="0" w:lastRow="0" w:firstColumn="1" w:lastColumn="0" w:oddVBand="0" w:evenVBand="0" w:oddHBand="0" w:evenHBand="0" w:firstRowFirstColumn="0" w:firstRowLastColumn="0" w:lastRowFirstColumn="0" w:lastRowLastColumn="0"/>
-            <w:tcW w:w="484" w:type="dxa"/>
-            <w:hideMark/>
-          </w:tcPr>
-          <w:p>
-            <w:pPr>
-              <w:jc w:val="both"/>
-              <w:rPr>
-                <w:rFonts w:ascii="Times New Roman" w:hAnsi="Times New Roman" w:cs="Times New Roman"/>
-                <w:b w:val="0"/>
-                <w:bCs w:val="0"/>
-              </w:rPr>
-            </w:pPr>
-            <w:r>
-              <w:rPr>
-                <w:rFonts w:ascii="Times New Roman" w:hAnsi="Times New Roman" w:cs="Times New Roman"/>
-                <w:b w:val="0"/>
-                <w:bCs w:val="0"/>
-              </w:rPr>
-              <w:t>Search Time</w:t>
-            </w:r>
-          </w:p>
-        </w:tc>
-        <w:tc>
-          <w:tcPr>
-            <w:tcW w:w="0" w:type="auto"/>
-            <w:hideMark/>
-          </w:tcPr>
-          <w:p>
-            <w:pPr>
-              <w:jc w:val="both"/>
-              <w:cnfStyle w:val="000000000000" w:firstRow="0" w:lastRow="0" w:firstColumn="0" w:lastColumn="0" w:oddVBand="0" w:evenVBand="0" w:oddHBand="0" w:evenHBand="0" w:firstRowFirstColumn="0" w:firstRowLastColumn="0" w:lastRowFirstColumn="0" w:lastRowLastColumn="0"/>
-              <w:rPr>
-                <w:rFonts w:ascii="Times New Roman" w:hAnsi="Times New Roman" w:cs="Times New Roman"/>
-              </w:rPr>
-            </w:pPr>
-            <w:r>
-              <w:rPr>
-                <w:rFonts w:ascii="Times New Roman" w:hAnsi="Times New Roman" w:cs="Times New Roman"/>
-              </w:rPr>
-              <w:t>O(n) (Must check every node).</w:t>
-            </w:r>
-          </w:p>
-        </w:tc>
-        <w:tc>
-          <w:tcPr>
-            <w:tcW w:w="0" w:type="auto"/>
-            <w:hideMark/>
-          </w:tcPr>
-          <w:p>
-            <w:pPr>
-              <w:jc w:val="both"/>
-              <w:cnfStyle w:val="000000000000" w:firstRow="0" w:lastRow="0" w:firstColumn="0" w:lastColumn="0" w:oddVBand="0" w:evenVBand="0" w:oddHBand="0" w:evenHBand="0" w:firstRowFirstColumn="0" w:firstRowLastColumn="0" w:lastRowFirstColumn="0" w:lastRowLastColumn="0"/>
-              <w:rPr>
-                <w:rFonts w:ascii="Times New Roman" w:hAnsi="Times New Roman" w:cs="Times New Roman"/>
-              </w:rPr>
-            </w:pPr>
-            <w:proofErr w:type="gramStart"/>
-            <w:r>
-              <w:rPr>
-                <w:rFonts w:ascii="Times New Roman" w:hAnsi="Times New Roman" w:cs="Times New Roman"/>
-              </w:rPr>
-              <w:t>O(</w:t>
-            </w:r>
-            <w:proofErr w:type="gramEnd"/>
-            <w:r>
-              <w:rPr>
-                <w:rFonts w:ascii="Times New Roman" w:hAnsi="Times New Roman" w:cs="Times New Roman"/>
-              </w:rPr>
-              <w:t>\log n) (On average).</w:t>
-            </w:r>
-          </w:p>
-        </w:tc>
-      </w:tr>
-      <w:tr>
-        <w:trPr>
-          <w:cnfStyle w:val="000000100000" w:firstRow="0" w:lastRow="0" w:firstColumn="0" w:lastColumn="0" w:oddVBand="0" w:evenVBand="0" w:oddHBand="1" w:evenHBand="0" w:firstRowFirstColumn="0" w:firstRowLastColumn="0" w:lastRowFirstColumn="0" w:lastRowLastColumn="0"/>
-        </w:trPr>
-        <w:tc>
-          <w:tcPr>
-            <w:cnfStyle w:val="001000000000" w:firstRow="0" w:lastRow="0" w:firstColumn="1" w:lastColumn="0" w:oddVBand="0" w:evenVBand="0" w:oddHBand="0" w:evenHBand="0" w:firstRowFirstColumn="0" w:firstRowLastColumn="0" w:lastRowFirstColumn="0" w:lastRowLastColumn="0"/>
-            <w:tcW w:w="484" w:type="dxa"/>
-            <w:hideMark/>
-          </w:tcPr>
-          <w:p>
-            <w:pPr>
-              <w:jc w:val="both"/>
-              <w:rPr>
-                <w:rFonts w:ascii="Times New Roman" w:hAnsi="Times New Roman" w:cs="Times New Roman"/>
-                <w:b w:val="0"/>
-                <w:bCs w:val="0"/>
-              </w:rPr>
-            </w:pPr>
-            <w:r>
-              <w:rPr>
-                <w:rFonts w:ascii="Times New Roman" w:hAnsi="Times New Roman" w:cs="Times New Roman"/>
-                <w:b w:val="0"/>
-                <w:bCs w:val="0"/>
-              </w:rPr>
-              <w:t>Efficiency</w:t>
-            </w:r>
-          </w:p>
-        </w:tc>
-        <w:tc>
-          <w:tcPr>
-            <w:tcW w:w="0" w:type="auto"/>
-            <w:hideMark/>
-          </w:tcPr>
-          <w:p>
-            <w:pPr>
-              <w:jc w:val="both"/>
-              <w:cnfStyle w:val="000000100000" w:firstRow="0" w:lastRow="0" w:firstColumn="0" w:lastColumn="0" w:oddVBand="0" w:evenVBand="0" w:oddHBand="1" w:evenHBand="0" w:firstRowFirstColumn="0" w:firstRowLastColumn="0" w:lastRowFirstColumn="0" w:lastRowLastColumn="0"/>
-              <w:rPr>
-                <w:rFonts w:ascii="Times New Roman" w:hAnsi="Times New Roman" w:cs="Times New Roman"/>
-              </w:rPr>
-            </w:pPr>
-            <w:r>
-              <w:rPr>
-                <w:rFonts w:ascii="Times New Roman" w:hAnsi="Times New Roman" w:cs="Times New Roman"/>
-              </w:rPr>
-              <w:t>Simple to build but slow to query.</w:t>
-            </w:r>
-          </w:p>
-        </w:tc>
-        <w:tc>
-          <w:tcPr>
-            <w:tcW w:w="0" w:type="auto"/>
-            <w:hideMark/>
-          </w:tcPr>
-          <w:p>
-            <w:pPr>
-              <w:jc w:val="both"/>
-              <w:cnfStyle w:val="000000100000" w:firstRow="0" w:lastRow="0" w:firstColumn="0" w:lastColumn="0" w:oddVBand="0" w:evenVBand="0" w:oddHBand="1" w:evenHBand="0" w:firstRowFirstColumn="0" w:firstRowLastColumn="0" w:lastRowFirstColumn="0" w:lastRowLastColumn="0"/>
-              <w:rPr>
-                <w:rFonts w:ascii="Times New Roman" w:hAnsi="Times New Roman" w:cs="Times New Roman"/>
-              </w:rPr>
-            </w:pPr>
-            <w:r>
-              <w:rPr>
-                <w:rFonts w:ascii="Times New Roman" w:hAnsi="Times New Roman" w:cs="Times New Roman"/>
-              </w:rPr>
-              <w:t>Highly efficient for searching and sorting.</w:t>
-            </w:r>
-          </w:p>
-        </w:tc>
-      </w:tr>
-      <w:tr>
-        <w:tc>
-          <w:tcPr>
-            <w:cnfStyle w:val="001000000000" w:firstRow="0" w:lastRow="0" w:firstColumn="1" w:lastColumn="0" w:oddVBand="0" w:evenVBand="0" w:oddHBand="0" w:evenHBand="0" w:firstRowFirstColumn="0" w:firstRowLastColumn="0" w:lastRowFirstColumn="0" w:lastRowLastColumn="0"/>
-            <w:tcW w:w="484" w:type="dxa"/>
-            <w:hideMark/>
-          </w:tcPr>
-          <w:p>
-            <w:pPr>
-              <w:jc w:val="both"/>
-              <w:rPr>
-                <w:rFonts w:ascii="Times New Roman" w:hAnsi="Times New Roman" w:cs="Times New Roman"/>
-                <w:b w:val="0"/>
-                <w:bCs w:val="0"/>
-              </w:rPr>
-            </w:pPr>
-            <w:r>
-              <w:rPr>
-                <w:rFonts w:ascii="Times New Roman" w:hAnsi="Times New Roman" w:cs="Times New Roman"/>
-                <w:b w:val="0"/>
-                <w:bCs w:val="0"/>
-              </w:rPr>
-              <w:t>Usage</w:t>
-            </w:r>
-          </w:p>
-        </w:tc>
-        <w:tc>
-          <w:tcPr>
-            <w:tcW w:w="0" w:type="auto"/>
-            <w:hideMark/>
-          </w:tcPr>
-          <w:p>
-            <w:pPr>
-              <w:jc w:val="both"/>
-              <w:cnfStyle w:val="000000000000" w:firstRow="0" w:lastRow="0" w:firstColumn="0" w:lastColumn="0" w:oddVBand="0" w:evenVBand="0" w:oddHBand="0" w:evenHBand="0" w:firstRowFirstColumn="0" w:firstRowLastColumn="0" w:lastRowFirstColumn="0" w:lastRowLastColumn="0"/>
-              <w:rPr>
-                <w:rFonts w:ascii="Times New Roman" w:hAnsi="Times New Roman" w:cs="Times New Roman"/>
-              </w:rPr>
-            </w:pPr>
-            <w:r>
-              <w:rPr>
-                <w:rFonts w:ascii="Times New Roman" w:hAnsi="Times New Roman" w:cs="Times New Roman"/>
-              </w:rPr>
-              <w:t>Expression trees, Huffman coding.</w:t>
-            </w:r>
-          </w:p>
-        </w:tc>
-        <w:tc>
-          <w:tcPr>
-            <w:tcW w:w="0" w:type="auto"/>
-            <w:hideMark/>
-          </w:tcPr>
-          <w:p>
-            <w:pPr>
-              <w:jc w:val="both"/>
-              <w:cnfStyle w:val="000000000000" w:firstRow="0" w:lastRow="0" w:firstColumn="0" w:lastColumn="0" w:oddVBand="0" w:evenVBand="0" w:oddHBand="0" w:evenHBand="0" w:firstRowFirstColumn="0" w:firstRowLastColumn="0" w:lastRowFirstColumn="0" w:lastRowLastColumn="0"/>
-              <w:rPr>
-                <w:rFonts w:ascii="Times New Roman" w:hAnsi="Times New Roman" w:cs="Times New Roman"/>
-              </w:rPr>
-            </w:pPr>
-            <w:r>
-              <w:rPr>
-                <w:rFonts w:ascii="Times New Roman" w:hAnsi="Times New Roman" w:cs="Times New Roman"/>
-              </w:rPr>
-              <w:t>Database indexing, search engines.</w:t>
-            </w:r>
-          </w:p>
-        </w:tc>
-      </w:tr>
-    </w:tbl>
-    <w:p>
-      <w:pPr>
-        <w:spacing w:after="0" w:line="240" w:lineRule="auto"/>
-        <w:jc w:val="both"/>
-        <w:rPr>
-          <w:rFonts w:ascii="Times New Roman" w:hAnsi="Times New Roman" w:cs="Times New Roman"/>
           <w:b/>
           <w:bCs/>
         </w:rPr>
@@ -982,7 +545,6 @@
           <w:b/>
           <w:bCs/>
         </w:rPr>
-        <w:lastRenderedPageBreak/>
         <w:t>Tree Traversals</w:t>
       </w:r>
     </w:p>
@@ -1067,20 +629,6 @@
         <w:rPr>
           <w:rFonts w:ascii="Times New Roman" w:hAnsi="Times New Roman" w:cs="Times New Roman"/>
         </w:rPr>
-        <w:t xml:space="preserve"> * </w:t>
-      </w:r>
-      <w:r>
-        <w:rPr>
-          <w:rFonts w:ascii="Times New Roman" w:hAnsi="Times New Roman" w:cs="Times New Roman"/>
-          <w:i/>
-          <w:iCs/>
-        </w:rPr>
-        <w:t>Result in BST:</w:t>
-      </w:r>
-      <w:r>
-        <w:rPr>
-          <w:rFonts w:ascii="Times New Roman" w:hAnsi="Times New Roman" w:cs="Times New Roman"/>
-        </w:rPr>
         <w:t xml:space="preserve"> Gives you the values in ascending sorted order.</w:t>
       </w:r>
     </w:p>
@@ -1113,21 +661,7 @@
         <w:rPr>
           <w:rFonts w:ascii="Times New Roman" w:hAnsi="Times New Roman" w:cs="Times New Roman"/>
         </w:rPr>
-        <w:t xml:space="preserve">* </w:t>
-      </w:r>
-      <w:r>
-        <w:rPr>
-          <w:rFonts w:ascii="Times New Roman" w:hAnsi="Times New Roman" w:cs="Times New Roman"/>
-          <w:i/>
-          <w:iCs/>
-        </w:rPr>
-        <w:t>Usage:</w:t>
-      </w:r>
-      <w:r>
-        <w:rPr>
-          <w:rFonts w:ascii="Times New Roman" w:hAnsi="Times New Roman" w:cs="Times New Roman"/>
-        </w:rPr>
-        <w:t xml:space="preserve"> Best for creating a copy of the tree or evaluating prefix expressions.</w:t>
+        <w:t>Best for creating a copy of the tree or evaluating prefix expressions.</w:t>
       </w:r>
     </w:p>
     <w:p>
@@ -1159,20 +693,6 @@
         <w:rPr>
           <w:rFonts w:ascii="Times New Roman" w:hAnsi="Times New Roman" w:cs="Times New Roman"/>
         </w:rPr>
-        <w:t xml:space="preserve"> * </w:t>
-      </w:r>
-      <w:r>
-        <w:rPr>
-          <w:rFonts w:ascii="Times New Roman" w:hAnsi="Times New Roman" w:cs="Times New Roman"/>
-          <w:i/>
-          <w:iCs/>
-        </w:rPr>
-        <w:t>Usage:</w:t>
-      </w:r>
-      <w:r>
-        <w:rPr>
-          <w:rFonts w:ascii="Times New Roman" w:hAnsi="Times New Roman" w:cs="Times New Roman"/>
-        </w:rPr>
         <w:t xml:space="preserve"> Best for deleting a tree (bottom-up) or calculating the size of a directory.</w:t>
       </w:r>
     </w:p>
@@ -1235,6 +755,7 @@
           <w:b/>
           <w:bCs/>
         </w:rPr>
+        <w:lastRenderedPageBreak/>
         <w:t>Mechanism:</w:t>
       </w:r>
       <w:r>
@@ -1301,6 +822,3174 @@
           <w:b/>
           <w:bCs/>
         </w:rPr>
+        <w:t>Algorithms:</w:t>
+      </w:r>
+    </w:p>
+    <w:p>
+      <w:pPr>
+        <w:spacing w:after="0" w:line="240" w:lineRule="auto"/>
+        <w:jc w:val="both"/>
+        <w:rPr>
+          <w:rFonts w:ascii="Times New Roman" w:hAnsi="Times New Roman" w:cs="Times New Roman"/>
+          <w:b/>
+          <w:bCs/>
+        </w:rPr>
+      </w:pPr>
+      <w:r>
+        <w:rPr>
+          <w:rFonts w:ascii="Times New Roman" w:hAnsi="Times New Roman" w:cs="Times New Roman"/>
+          <w:b/>
+          <w:bCs/>
+        </w:rPr>
+        <w:t>A. Binary Tree -</w:t>
+      </w:r>
+    </w:p>
+    <w:p>
+      <w:pPr>
+        <w:spacing w:after="0" w:line="240" w:lineRule="auto"/>
+        <w:jc w:val="both"/>
+        <w:rPr>
+          <w:rFonts w:ascii="Times New Roman" w:hAnsi="Times New Roman" w:cs="Times New Roman"/>
+          <w:b/>
+          <w:bCs/>
+        </w:rPr>
+      </w:pPr>
+      <w:r>
+        <w:rPr>
+          <w:rFonts w:ascii="Times New Roman" w:hAnsi="Times New Roman" w:cs="Times New Roman"/>
+          <w:b/>
+          <w:bCs/>
+        </w:rPr>
+        <w:t>1. Binary Tree Insertion</w:t>
+      </w:r>
+    </w:p>
+    <w:p>
+      <w:pPr>
+        <w:spacing w:after="0" w:line="240" w:lineRule="auto"/>
+        <w:rPr>
+          <w:rFonts w:ascii="Times New Roman" w:hAnsi="Times New Roman" w:cs="Times New Roman"/>
+        </w:rPr>
+      </w:pPr>
+      <w:r>
+        <w:rPr>
+          <w:rFonts w:ascii="Times New Roman" w:hAnsi="Times New Roman" w:cs="Times New Roman"/>
+        </w:rPr>
+        <w:t>Step 1: Start</w:t>
+      </w:r>
+      <w:r>
+        <w:rPr>
+          <w:rFonts w:ascii="Times New Roman" w:hAnsi="Times New Roman" w:cs="Times New Roman"/>
+        </w:rPr>
+        <w:br/>
+        <w:t>Step 2: Create new node using CREATE_</w:t>
+      </w:r>
+      <w:proofErr w:type="gramStart"/>
+      <w:r>
+        <w:rPr>
+          <w:rFonts w:ascii="Times New Roman" w:hAnsi="Times New Roman" w:cs="Times New Roman"/>
+        </w:rPr>
+        <w:t>NODE(</w:t>
+      </w:r>
+      <w:proofErr w:type="gramEnd"/>
+      <w:r>
+        <w:rPr>
+          <w:rFonts w:ascii="Times New Roman" w:hAnsi="Times New Roman" w:cs="Times New Roman"/>
+        </w:rPr>
+        <w:t>data)</w:t>
+      </w:r>
+    </w:p>
+    <w:p>
+      <w:pPr>
+        <w:spacing w:after="0" w:line="240" w:lineRule="auto"/>
+        <w:rPr>
+          <w:rFonts w:ascii="Times New Roman" w:hAnsi="Times New Roman" w:cs="Times New Roman"/>
+        </w:rPr>
+      </w:pPr>
+      <w:r>
+        <w:rPr>
+          <w:rFonts w:ascii="Times New Roman" w:hAnsi="Times New Roman" w:cs="Times New Roman"/>
+        </w:rPr>
+        <w:t>Step 3: If root == NULL</w:t>
+      </w:r>
+      <w:r>
+        <w:rPr>
+          <w:rFonts w:ascii="Times New Roman" w:hAnsi="Times New Roman" w:cs="Times New Roman"/>
+        </w:rPr>
+        <w:br/>
+        <w:t>Step 4:</w:t>
+      </w:r>
+      <w:r>
+        <w:rPr>
+          <w:rFonts w:ascii="Times New Roman" w:hAnsi="Times New Roman" w:cs="Times New Roman"/>
+        </w:rPr>
+        <w:t xml:space="preserve"> </w:t>
+      </w:r>
+      <w:r>
+        <w:rPr>
+          <w:rFonts w:ascii="Times New Roman" w:hAnsi="Times New Roman" w:cs="Times New Roman"/>
+        </w:rPr>
+        <w:t>Return new node</w:t>
+      </w:r>
+    </w:p>
+    <w:p>
+      <w:pPr>
+        <w:spacing w:after="0" w:line="240" w:lineRule="auto"/>
+        <w:rPr>
+          <w:rFonts w:ascii="Times New Roman" w:hAnsi="Times New Roman" w:cs="Times New Roman"/>
+        </w:rPr>
+      </w:pPr>
+      <w:r>
+        <w:rPr>
+          <w:rFonts w:ascii="Times New Roman" w:hAnsi="Times New Roman" w:cs="Times New Roman"/>
+        </w:rPr>
+        <w:t>Step 5: Create empty queue</w:t>
+      </w:r>
+      <w:r>
+        <w:rPr>
+          <w:rFonts w:ascii="Times New Roman" w:hAnsi="Times New Roman" w:cs="Times New Roman"/>
+        </w:rPr>
+        <w:br/>
+        <w:t>Step 6: Insert root into queue</w:t>
+      </w:r>
+    </w:p>
+    <w:p>
+      <w:pPr>
+        <w:spacing w:after="0" w:line="240" w:lineRule="auto"/>
+        <w:rPr>
+          <w:rFonts w:ascii="Times New Roman" w:hAnsi="Times New Roman" w:cs="Times New Roman"/>
+        </w:rPr>
+      </w:pPr>
+      <w:r>
+        <w:rPr>
+          <w:rFonts w:ascii="Times New Roman" w:hAnsi="Times New Roman" w:cs="Times New Roman"/>
+        </w:rPr>
+        <w:t>Step 7: While queue is not empty</w:t>
+      </w:r>
+    </w:p>
+    <w:p>
+      <w:pPr>
+        <w:spacing w:after="0" w:line="240" w:lineRule="auto"/>
+        <w:rPr>
+          <w:rFonts w:ascii="Times New Roman" w:hAnsi="Times New Roman" w:cs="Times New Roman"/>
+        </w:rPr>
+      </w:pPr>
+      <w:r>
+        <w:rPr>
+          <w:rFonts w:ascii="Times New Roman" w:hAnsi="Times New Roman" w:cs="Times New Roman"/>
+        </w:rPr>
+        <w:t>Step 8:</w:t>
+      </w:r>
+      <w:r>
+        <w:rPr>
+          <w:rFonts w:ascii="Times New Roman" w:hAnsi="Times New Roman" w:cs="Times New Roman"/>
+        </w:rPr>
+        <w:t xml:space="preserve"> </w:t>
+      </w:r>
+      <w:r>
+        <w:rPr>
+          <w:rFonts w:ascii="Times New Roman" w:hAnsi="Times New Roman" w:cs="Times New Roman"/>
+        </w:rPr>
+        <w:t>Remove front node → temp</w:t>
+      </w:r>
+    </w:p>
+    <w:p>
+      <w:pPr>
+        <w:spacing w:after="0" w:line="240" w:lineRule="auto"/>
+        <w:rPr>
+          <w:rFonts w:ascii="Times New Roman" w:hAnsi="Times New Roman" w:cs="Times New Roman"/>
+        </w:rPr>
+      </w:pPr>
+      <w:r>
+        <w:rPr>
+          <w:rFonts w:ascii="Times New Roman" w:hAnsi="Times New Roman" w:cs="Times New Roman"/>
+        </w:rPr>
+        <w:t>Step 9:</w:t>
+      </w:r>
+      <w:r>
+        <w:rPr>
+          <w:rFonts w:ascii="Times New Roman" w:hAnsi="Times New Roman" w:cs="Times New Roman"/>
+        </w:rPr>
+        <w:t xml:space="preserve"> </w:t>
+      </w:r>
+      <w:r>
+        <w:rPr>
+          <w:rFonts w:ascii="Times New Roman" w:hAnsi="Times New Roman" w:cs="Times New Roman"/>
+        </w:rPr>
+        <w:t xml:space="preserve">If </w:t>
+      </w:r>
+      <w:proofErr w:type="spellStart"/>
+      <w:proofErr w:type="gramStart"/>
+      <w:r>
+        <w:rPr>
+          <w:rFonts w:ascii="Times New Roman" w:hAnsi="Times New Roman" w:cs="Times New Roman"/>
+        </w:rPr>
+        <w:t>temp.left</w:t>
+      </w:r>
+      <w:proofErr w:type="spellEnd"/>
+      <w:proofErr w:type="gramEnd"/>
+      <w:r>
+        <w:rPr>
+          <w:rFonts w:ascii="Times New Roman" w:hAnsi="Times New Roman" w:cs="Times New Roman"/>
+        </w:rPr>
+        <w:t xml:space="preserve"> == NULL</w:t>
+      </w:r>
+      <w:r>
+        <w:rPr>
+          <w:rFonts w:ascii="Times New Roman" w:hAnsi="Times New Roman" w:cs="Times New Roman"/>
+        </w:rPr>
+        <w:br/>
+        <w:t>Step 10:</w:t>
+      </w:r>
+      <w:r>
+        <w:rPr>
+          <w:rFonts w:ascii="Times New Roman" w:hAnsi="Times New Roman" w:cs="Times New Roman"/>
+        </w:rPr>
+        <w:t xml:space="preserve"> </w:t>
+      </w:r>
+      <w:r>
+        <w:rPr>
+          <w:rFonts w:ascii="Times New Roman" w:hAnsi="Times New Roman" w:cs="Times New Roman"/>
+        </w:rPr>
+        <w:t xml:space="preserve">Set </w:t>
+      </w:r>
+      <w:proofErr w:type="spellStart"/>
+      <w:proofErr w:type="gramStart"/>
+      <w:r>
+        <w:rPr>
+          <w:rFonts w:ascii="Times New Roman" w:hAnsi="Times New Roman" w:cs="Times New Roman"/>
+        </w:rPr>
+        <w:t>temp.left</w:t>
+      </w:r>
+      <w:proofErr w:type="spellEnd"/>
+      <w:proofErr w:type="gramEnd"/>
+      <w:r>
+        <w:rPr>
+          <w:rFonts w:ascii="Times New Roman" w:hAnsi="Times New Roman" w:cs="Times New Roman"/>
+        </w:rPr>
+        <w:t xml:space="preserve"> = </w:t>
+      </w:r>
+      <w:proofErr w:type="spellStart"/>
+      <w:r>
+        <w:rPr>
+          <w:rFonts w:ascii="Times New Roman" w:hAnsi="Times New Roman" w:cs="Times New Roman"/>
+        </w:rPr>
+        <w:t>newNode</w:t>
+      </w:r>
+      <w:proofErr w:type="spellEnd"/>
+      <w:r>
+        <w:rPr>
+          <w:rFonts w:ascii="Times New Roman" w:hAnsi="Times New Roman" w:cs="Times New Roman"/>
+        </w:rPr>
+        <w:br/>
+        <w:t>Step 11:</w:t>
+      </w:r>
+      <w:r>
+        <w:rPr>
+          <w:rFonts w:ascii="Times New Roman" w:hAnsi="Times New Roman" w:cs="Times New Roman"/>
+        </w:rPr>
+        <w:t xml:space="preserve"> </w:t>
+      </w:r>
+      <w:r>
+        <w:rPr>
+          <w:rFonts w:ascii="Times New Roman" w:hAnsi="Times New Roman" w:cs="Times New Roman"/>
+        </w:rPr>
+        <w:t>Return root</w:t>
+      </w:r>
+    </w:p>
+    <w:p>
+      <w:pPr>
+        <w:spacing w:after="0" w:line="240" w:lineRule="auto"/>
+        <w:rPr>
+          <w:rFonts w:ascii="Times New Roman" w:hAnsi="Times New Roman" w:cs="Times New Roman"/>
+        </w:rPr>
+      </w:pPr>
+      <w:r>
+        <w:rPr>
+          <w:rFonts w:ascii="Times New Roman" w:hAnsi="Times New Roman" w:cs="Times New Roman"/>
+        </w:rPr>
+        <w:t>Step 12:</w:t>
+      </w:r>
+      <w:r>
+        <w:rPr>
+          <w:rFonts w:ascii="Times New Roman" w:hAnsi="Times New Roman" w:cs="Times New Roman"/>
+        </w:rPr>
+        <w:t xml:space="preserve"> </w:t>
+      </w:r>
+      <w:r>
+        <w:rPr>
+          <w:rFonts w:ascii="Times New Roman" w:hAnsi="Times New Roman" w:cs="Times New Roman"/>
+        </w:rPr>
+        <w:t xml:space="preserve">Else insert </w:t>
+      </w:r>
+      <w:proofErr w:type="spellStart"/>
+      <w:proofErr w:type="gramStart"/>
+      <w:r>
+        <w:rPr>
+          <w:rFonts w:ascii="Times New Roman" w:hAnsi="Times New Roman" w:cs="Times New Roman"/>
+        </w:rPr>
+        <w:t>temp.left</w:t>
+      </w:r>
+      <w:proofErr w:type="spellEnd"/>
+      <w:proofErr w:type="gramEnd"/>
+      <w:r>
+        <w:rPr>
+          <w:rFonts w:ascii="Times New Roman" w:hAnsi="Times New Roman" w:cs="Times New Roman"/>
+        </w:rPr>
+        <w:t xml:space="preserve"> into queue</w:t>
+      </w:r>
+    </w:p>
+    <w:p>
+      <w:pPr>
+        <w:spacing w:after="0" w:line="240" w:lineRule="auto"/>
+        <w:rPr>
+          <w:rFonts w:ascii="Times New Roman" w:hAnsi="Times New Roman" w:cs="Times New Roman"/>
+        </w:rPr>
+      </w:pPr>
+      <w:r>
+        <w:rPr>
+          <w:rFonts w:ascii="Times New Roman" w:hAnsi="Times New Roman" w:cs="Times New Roman"/>
+        </w:rPr>
+        <w:t>Step 13:</w:t>
+      </w:r>
+      <w:r>
+        <w:rPr>
+          <w:rFonts w:ascii="Times New Roman" w:hAnsi="Times New Roman" w:cs="Times New Roman"/>
+        </w:rPr>
+        <w:t xml:space="preserve"> </w:t>
+      </w:r>
+      <w:r>
+        <w:rPr>
+          <w:rFonts w:ascii="Times New Roman" w:hAnsi="Times New Roman" w:cs="Times New Roman"/>
+        </w:rPr>
+        <w:t xml:space="preserve">If </w:t>
+      </w:r>
+      <w:proofErr w:type="spellStart"/>
+      <w:proofErr w:type="gramStart"/>
+      <w:r>
+        <w:rPr>
+          <w:rFonts w:ascii="Times New Roman" w:hAnsi="Times New Roman" w:cs="Times New Roman"/>
+        </w:rPr>
+        <w:t>temp.right</w:t>
+      </w:r>
+      <w:proofErr w:type="spellEnd"/>
+      <w:proofErr w:type="gramEnd"/>
+      <w:r>
+        <w:rPr>
+          <w:rFonts w:ascii="Times New Roman" w:hAnsi="Times New Roman" w:cs="Times New Roman"/>
+        </w:rPr>
+        <w:t xml:space="preserve"> == NULL</w:t>
+      </w:r>
+      <w:r>
+        <w:rPr>
+          <w:rFonts w:ascii="Times New Roman" w:hAnsi="Times New Roman" w:cs="Times New Roman"/>
+        </w:rPr>
+        <w:br/>
+        <w:t>Step 14:</w:t>
+      </w:r>
+      <w:r>
+        <w:rPr>
+          <w:rFonts w:ascii="Times New Roman" w:hAnsi="Times New Roman" w:cs="Times New Roman"/>
+        </w:rPr>
+        <w:t xml:space="preserve"> </w:t>
+      </w:r>
+      <w:r>
+        <w:rPr>
+          <w:rFonts w:ascii="Times New Roman" w:hAnsi="Times New Roman" w:cs="Times New Roman"/>
+        </w:rPr>
+        <w:t xml:space="preserve">Set </w:t>
+      </w:r>
+      <w:proofErr w:type="spellStart"/>
+      <w:proofErr w:type="gramStart"/>
+      <w:r>
+        <w:rPr>
+          <w:rFonts w:ascii="Times New Roman" w:hAnsi="Times New Roman" w:cs="Times New Roman"/>
+        </w:rPr>
+        <w:t>temp.right</w:t>
+      </w:r>
+      <w:proofErr w:type="spellEnd"/>
+      <w:proofErr w:type="gramEnd"/>
+      <w:r>
+        <w:rPr>
+          <w:rFonts w:ascii="Times New Roman" w:hAnsi="Times New Roman" w:cs="Times New Roman"/>
+        </w:rPr>
+        <w:t xml:space="preserve"> = </w:t>
+      </w:r>
+      <w:proofErr w:type="spellStart"/>
+      <w:r>
+        <w:rPr>
+          <w:rFonts w:ascii="Times New Roman" w:hAnsi="Times New Roman" w:cs="Times New Roman"/>
+        </w:rPr>
+        <w:t>newNode</w:t>
+      </w:r>
+      <w:proofErr w:type="spellEnd"/>
+      <w:r>
+        <w:rPr>
+          <w:rFonts w:ascii="Times New Roman" w:hAnsi="Times New Roman" w:cs="Times New Roman"/>
+        </w:rPr>
+        <w:br/>
+        <w:t>Step 15:</w:t>
+      </w:r>
+      <w:r>
+        <w:rPr>
+          <w:rFonts w:ascii="Times New Roman" w:hAnsi="Times New Roman" w:cs="Times New Roman"/>
+        </w:rPr>
+        <w:t xml:space="preserve"> </w:t>
+      </w:r>
+      <w:r>
+        <w:rPr>
+          <w:rFonts w:ascii="Times New Roman" w:hAnsi="Times New Roman" w:cs="Times New Roman"/>
+        </w:rPr>
+        <w:t>Return root</w:t>
+      </w:r>
+    </w:p>
+    <w:p>
+      <w:pPr>
+        <w:spacing w:after="0" w:line="240" w:lineRule="auto"/>
+        <w:rPr>
+          <w:rFonts w:ascii="Times New Roman" w:hAnsi="Times New Roman" w:cs="Times New Roman"/>
+        </w:rPr>
+      </w:pPr>
+      <w:r>
+        <w:rPr>
+          <w:rFonts w:ascii="Times New Roman" w:hAnsi="Times New Roman" w:cs="Times New Roman"/>
+        </w:rPr>
+        <w:t>Step 16:</w:t>
+      </w:r>
+      <w:r>
+        <w:rPr>
+          <w:rFonts w:ascii="Times New Roman" w:hAnsi="Times New Roman" w:cs="Times New Roman"/>
+        </w:rPr>
+        <w:t xml:space="preserve"> </w:t>
+      </w:r>
+      <w:r>
+        <w:rPr>
+          <w:rFonts w:ascii="Times New Roman" w:hAnsi="Times New Roman" w:cs="Times New Roman"/>
+        </w:rPr>
+        <w:t xml:space="preserve">Else insert </w:t>
+      </w:r>
+      <w:proofErr w:type="spellStart"/>
+      <w:proofErr w:type="gramStart"/>
+      <w:r>
+        <w:rPr>
+          <w:rFonts w:ascii="Times New Roman" w:hAnsi="Times New Roman" w:cs="Times New Roman"/>
+        </w:rPr>
+        <w:t>temp.right</w:t>
+      </w:r>
+      <w:proofErr w:type="spellEnd"/>
+      <w:proofErr w:type="gramEnd"/>
+      <w:r>
+        <w:rPr>
+          <w:rFonts w:ascii="Times New Roman" w:hAnsi="Times New Roman" w:cs="Times New Roman"/>
+        </w:rPr>
+        <w:t xml:space="preserve"> into queue</w:t>
+      </w:r>
+    </w:p>
+    <w:p>
+      <w:pPr>
+        <w:spacing w:after="0" w:line="240" w:lineRule="auto"/>
+        <w:rPr>
+          <w:rFonts w:ascii="Times New Roman" w:hAnsi="Times New Roman" w:cs="Times New Roman"/>
+        </w:rPr>
+      </w:pPr>
+      <w:r>
+        <w:rPr>
+          <w:rFonts w:ascii="Times New Roman" w:hAnsi="Times New Roman" w:cs="Times New Roman"/>
+        </w:rPr>
+        <w:t>Step 17: End While</w:t>
+      </w:r>
+      <w:r>
+        <w:rPr>
+          <w:rFonts w:ascii="Times New Roman" w:hAnsi="Times New Roman" w:cs="Times New Roman"/>
+        </w:rPr>
+        <w:br/>
+        <w:t>Step 18: Stop</w:t>
+      </w:r>
+    </w:p>
+    <w:p>
+      <w:pPr>
+        <w:spacing w:after="0" w:line="240" w:lineRule="auto"/>
+        <w:jc w:val="both"/>
+        <w:rPr>
+          <w:rFonts w:ascii="Times New Roman" w:hAnsi="Times New Roman" w:cs="Times New Roman"/>
+          <w:b/>
+          <w:bCs/>
+        </w:rPr>
+      </w:pPr>
+    </w:p>
+    <w:p>
+      <w:pPr>
+        <w:spacing w:after="0" w:line="240" w:lineRule="auto"/>
+        <w:jc w:val="both"/>
+        <w:rPr>
+          <w:rFonts w:ascii="Times New Roman" w:hAnsi="Times New Roman" w:cs="Times New Roman"/>
+          <w:b/>
+          <w:bCs/>
+        </w:rPr>
+      </w:pPr>
+      <w:r>
+        <w:rPr>
+          <w:rFonts w:ascii="Times New Roman" w:hAnsi="Times New Roman" w:cs="Times New Roman"/>
+          <w:b/>
+          <w:bCs/>
+        </w:rPr>
+        <w:t>2. Binary Tree Traversal</w:t>
+      </w:r>
+    </w:p>
+    <w:p>
+      <w:pPr>
+        <w:spacing w:after="0" w:line="240" w:lineRule="auto"/>
+        <w:rPr>
+          <w:rFonts w:ascii="Times New Roman" w:hAnsi="Times New Roman" w:cs="Times New Roman"/>
+        </w:rPr>
+      </w:pPr>
+      <w:r>
+        <w:rPr>
+          <w:rFonts w:ascii="Times New Roman" w:hAnsi="Times New Roman" w:cs="Times New Roman"/>
+        </w:rPr>
+        <w:t>Step 1: Start</w:t>
+      </w:r>
+      <w:r>
+        <w:rPr>
+          <w:rFonts w:ascii="Times New Roman" w:hAnsi="Times New Roman" w:cs="Times New Roman"/>
+        </w:rPr>
+        <w:br/>
+        <w:t>Step 2: If root == NULL, return</w:t>
+      </w:r>
+      <w:r>
+        <w:rPr>
+          <w:rFonts w:ascii="Times New Roman" w:hAnsi="Times New Roman" w:cs="Times New Roman"/>
+        </w:rPr>
+        <w:br/>
+        <w:t xml:space="preserve">Step 3: Call </w:t>
+      </w:r>
+      <w:proofErr w:type="gramStart"/>
+      <w:r>
+        <w:rPr>
+          <w:rFonts w:ascii="Times New Roman" w:hAnsi="Times New Roman" w:cs="Times New Roman"/>
+        </w:rPr>
+        <w:t>INORDER(</w:t>
+      </w:r>
+      <w:proofErr w:type="spellStart"/>
+      <w:r>
+        <w:rPr>
+          <w:rFonts w:ascii="Times New Roman" w:hAnsi="Times New Roman" w:cs="Times New Roman"/>
+        </w:rPr>
+        <w:t>root.left</w:t>
+      </w:r>
+      <w:proofErr w:type="spellEnd"/>
+      <w:proofErr w:type="gramEnd"/>
+      <w:r>
+        <w:rPr>
+          <w:rFonts w:ascii="Times New Roman" w:hAnsi="Times New Roman" w:cs="Times New Roman"/>
+        </w:rPr>
+        <w:t>)</w:t>
+      </w:r>
+      <w:r>
+        <w:rPr>
+          <w:rFonts w:ascii="Times New Roman" w:hAnsi="Times New Roman" w:cs="Times New Roman"/>
+        </w:rPr>
+        <w:br/>
+        <w:t xml:space="preserve">Step 4: Print </w:t>
+      </w:r>
+      <w:proofErr w:type="spellStart"/>
+      <w:r>
+        <w:rPr>
+          <w:rFonts w:ascii="Times New Roman" w:hAnsi="Times New Roman" w:cs="Times New Roman"/>
+        </w:rPr>
+        <w:t>root.data</w:t>
+      </w:r>
+      <w:proofErr w:type="spellEnd"/>
+      <w:r>
+        <w:rPr>
+          <w:rFonts w:ascii="Times New Roman" w:hAnsi="Times New Roman" w:cs="Times New Roman"/>
+        </w:rPr>
+        <w:br/>
+        <w:t xml:space="preserve">Step 5: Call </w:t>
+      </w:r>
+      <w:proofErr w:type="gramStart"/>
+      <w:r>
+        <w:rPr>
+          <w:rFonts w:ascii="Times New Roman" w:hAnsi="Times New Roman" w:cs="Times New Roman"/>
+        </w:rPr>
+        <w:t>INORDER(</w:t>
+      </w:r>
+      <w:proofErr w:type="spellStart"/>
+      <w:r>
+        <w:rPr>
+          <w:rFonts w:ascii="Times New Roman" w:hAnsi="Times New Roman" w:cs="Times New Roman"/>
+        </w:rPr>
+        <w:t>root.right</w:t>
+      </w:r>
+      <w:proofErr w:type="spellEnd"/>
+      <w:proofErr w:type="gramEnd"/>
+      <w:r>
+        <w:rPr>
+          <w:rFonts w:ascii="Times New Roman" w:hAnsi="Times New Roman" w:cs="Times New Roman"/>
+        </w:rPr>
+        <w:t>)</w:t>
+      </w:r>
+      <w:r>
+        <w:rPr>
+          <w:rFonts w:ascii="Times New Roman" w:hAnsi="Times New Roman" w:cs="Times New Roman"/>
+        </w:rPr>
+        <w:br/>
+        <w:t>Step 6: Stop</w:t>
+      </w:r>
+    </w:p>
+    <w:p>
+      <w:pPr>
+        <w:spacing w:after="0" w:line="240" w:lineRule="auto"/>
+        <w:jc w:val="both"/>
+        <w:rPr>
+          <w:rFonts w:ascii="Times New Roman" w:hAnsi="Times New Roman" w:cs="Times New Roman"/>
+          <w:b/>
+          <w:bCs/>
+        </w:rPr>
+      </w:pPr>
+    </w:p>
+    <w:p>
+      <w:pPr>
+        <w:spacing w:after="0" w:line="240" w:lineRule="auto"/>
+        <w:jc w:val="both"/>
+        <w:rPr>
+          <w:rFonts w:ascii="Times New Roman" w:hAnsi="Times New Roman" w:cs="Times New Roman"/>
+          <w:b/>
+          <w:bCs/>
+        </w:rPr>
+      </w:pPr>
+      <w:r>
+        <w:rPr>
+          <w:rFonts w:ascii="Times New Roman" w:hAnsi="Times New Roman" w:cs="Times New Roman"/>
+          <w:b/>
+          <w:bCs/>
+        </w:rPr>
+        <w:t>3. Display Leaf Nodes</w:t>
+      </w:r>
+    </w:p>
+    <w:p>
+      <w:pPr>
+        <w:spacing w:after="0" w:line="240" w:lineRule="auto"/>
+        <w:rPr>
+          <w:rFonts w:ascii="Times New Roman" w:hAnsi="Times New Roman" w:cs="Times New Roman"/>
+        </w:rPr>
+      </w:pPr>
+      <w:r>
+        <w:rPr>
+          <w:rFonts w:ascii="Times New Roman" w:hAnsi="Times New Roman" w:cs="Times New Roman"/>
+        </w:rPr>
+        <w:t>Step 1: Start</w:t>
+      </w:r>
+      <w:r>
+        <w:rPr>
+          <w:rFonts w:ascii="Times New Roman" w:hAnsi="Times New Roman" w:cs="Times New Roman"/>
+        </w:rPr>
+        <w:br/>
+        <w:t>Step 2: If root == NULL, return</w:t>
+      </w:r>
+      <w:r>
+        <w:rPr>
+          <w:rFonts w:ascii="Times New Roman" w:hAnsi="Times New Roman" w:cs="Times New Roman"/>
+        </w:rPr>
+        <w:br/>
+        <w:t xml:space="preserve">Step 3: If </w:t>
+      </w:r>
+      <w:proofErr w:type="spellStart"/>
+      <w:proofErr w:type="gramStart"/>
+      <w:r>
+        <w:rPr>
+          <w:rFonts w:ascii="Times New Roman" w:hAnsi="Times New Roman" w:cs="Times New Roman"/>
+        </w:rPr>
+        <w:t>root.left</w:t>
+      </w:r>
+      <w:proofErr w:type="spellEnd"/>
+      <w:proofErr w:type="gramEnd"/>
+      <w:r>
+        <w:rPr>
+          <w:rFonts w:ascii="Times New Roman" w:hAnsi="Times New Roman" w:cs="Times New Roman"/>
+        </w:rPr>
+        <w:t xml:space="preserve"> == NULL AND </w:t>
+      </w:r>
+      <w:proofErr w:type="spellStart"/>
+      <w:proofErr w:type="gramStart"/>
+      <w:r>
+        <w:rPr>
+          <w:rFonts w:ascii="Times New Roman" w:hAnsi="Times New Roman" w:cs="Times New Roman"/>
+        </w:rPr>
+        <w:t>root.right</w:t>
+      </w:r>
+      <w:proofErr w:type="spellEnd"/>
+      <w:proofErr w:type="gramEnd"/>
+      <w:r>
+        <w:rPr>
+          <w:rFonts w:ascii="Times New Roman" w:hAnsi="Times New Roman" w:cs="Times New Roman"/>
+        </w:rPr>
+        <w:t xml:space="preserve"> == NULL</w:t>
+      </w:r>
+      <w:r>
+        <w:rPr>
+          <w:rFonts w:ascii="Times New Roman" w:hAnsi="Times New Roman" w:cs="Times New Roman"/>
+        </w:rPr>
+        <w:br/>
+        <w:t>Step 4:</w:t>
+      </w:r>
+      <w:r>
+        <w:rPr>
+          <w:rFonts w:ascii="Times New Roman" w:hAnsi="Times New Roman" w:cs="Times New Roman"/>
+        </w:rPr>
+        <w:t xml:space="preserve"> </w:t>
+      </w:r>
+      <w:r>
+        <w:rPr>
+          <w:rFonts w:ascii="Times New Roman" w:hAnsi="Times New Roman" w:cs="Times New Roman"/>
+        </w:rPr>
+        <w:t xml:space="preserve">Print </w:t>
+      </w:r>
+      <w:proofErr w:type="spellStart"/>
+      <w:r>
+        <w:rPr>
+          <w:rFonts w:ascii="Times New Roman" w:hAnsi="Times New Roman" w:cs="Times New Roman"/>
+        </w:rPr>
+        <w:t>root.data</w:t>
+      </w:r>
+      <w:proofErr w:type="spellEnd"/>
+      <w:r>
+        <w:rPr>
+          <w:rFonts w:ascii="Times New Roman" w:hAnsi="Times New Roman" w:cs="Times New Roman"/>
+        </w:rPr>
+        <w:br/>
+        <w:t>Step 5: Call DISPLAY_</w:t>
+      </w:r>
+      <w:proofErr w:type="gramStart"/>
+      <w:r>
+        <w:rPr>
+          <w:rFonts w:ascii="Times New Roman" w:hAnsi="Times New Roman" w:cs="Times New Roman"/>
+        </w:rPr>
+        <w:t>LEAF(</w:t>
+      </w:r>
+      <w:proofErr w:type="spellStart"/>
+      <w:r>
+        <w:rPr>
+          <w:rFonts w:ascii="Times New Roman" w:hAnsi="Times New Roman" w:cs="Times New Roman"/>
+        </w:rPr>
+        <w:t>root.left</w:t>
+      </w:r>
+      <w:proofErr w:type="spellEnd"/>
+      <w:proofErr w:type="gramEnd"/>
+      <w:r>
+        <w:rPr>
+          <w:rFonts w:ascii="Times New Roman" w:hAnsi="Times New Roman" w:cs="Times New Roman"/>
+        </w:rPr>
+        <w:t>)</w:t>
+      </w:r>
+      <w:r>
+        <w:rPr>
+          <w:rFonts w:ascii="Times New Roman" w:hAnsi="Times New Roman" w:cs="Times New Roman"/>
+        </w:rPr>
+        <w:br/>
+        <w:t>Step 6: Call DISPLAY_</w:t>
+      </w:r>
+      <w:proofErr w:type="gramStart"/>
+      <w:r>
+        <w:rPr>
+          <w:rFonts w:ascii="Times New Roman" w:hAnsi="Times New Roman" w:cs="Times New Roman"/>
+        </w:rPr>
+        <w:t>LEAF(</w:t>
+      </w:r>
+      <w:proofErr w:type="spellStart"/>
+      <w:r>
+        <w:rPr>
+          <w:rFonts w:ascii="Times New Roman" w:hAnsi="Times New Roman" w:cs="Times New Roman"/>
+        </w:rPr>
+        <w:t>root.right</w:t>
+      </w:r>
+      <w:proofErr w:type="spellEnd"/>
+      <w:proofErr w:type="gramEnd"/>
+      <w:r>
+        <w:rPr>
+          <w:rFonts w:ascii="Times New Roman" w:hAnsi="Times New Roman" w:cs="Times New Roman"/>
+        </w:rPr>
+        <w:t>)</w:t>
+      </w:r>
+      <w:r>
+        <w:rPr>
+          <w:rFonts w:ascii="Times New Roman" w:hAnsi="Times New Roman" w:cs="Times New Roman"/>
+        </w:rPr>
+        <w:br/>
+        <w:t>Step 7: Stop</w:t>
+      </w:r>
+    </w:p>
+    <w:p>
+      <w:pPr>
+        <w:spacing w:after="0" w:line="240" w:lineRule="auto"/>
+        <w:jc w:val="both"/>
+        <w:rPr>
+          <w:rFonts w:ascii="Times New Roman" w:hAnsi="Times New Roman" w:cs="Times New Roman"/>
+          <w:b/>
+          <w:bCs/>
+        </w:rPr>
+      </w:pPr>
+    </w:p>
+    <w:p>
+      <w:pPr>
+        <w:spacing w:after="0" w:line="240" w:lineRule="auto"/>
+        <w:jc w:val="both"/>
+        <w:rPr>
+          <w:rFonts w:ascii="Times New Roman" w:hAnsi="Times New Roman" w:cs="Times New Roman"/>
+          <w:b/>
+          <w:bCs/>
+        </w:rPr>
+      </w:pPr>
+      <w:r>
+        <w:rPr>
+          <w:rFonts w:ascii="Times New Roman" w:hAnsi="Times New Roman" w:cs="Times New Roman"/>
+          <w:b/>
+          <w:bCs/>
+        </w:rPr>
+        <w:t>4. Find Depth of Tree</w:t>
+      </w:r>
+    </w:p>
+    <w:p>
+      <w:pPr>
+        <w:spacing w:after="0" w:line="240" w:lineRule="auto"/>
+        <w:rPr>
+          <w:rFonts w:ascii="Times New Roman" w:hAnsi="Times New Roman" w:cs="Times New Roman"/>
+        </w:rPr>
+      </w:pPr>
+      <w:r>
+        <w:rPr>
+          <w:rFonts w:ascii="Times New Roman" w:hAnsi="Times New Roman" w:cs="Times New Roman"/>
+        </w:rPr>
+        <w:t>Step 1: Start</w:t>
+      </w:r>
+      <w:r>
+        <w:rPr>
+          <w:rFonts w:ascii="Times New Roman" w:hAnsi="Times New Roman" w:cs="Times New Roman"/>
+        </w:rPr>
+        <w:br/>
+        <w:t>Step 2: If root == NULL, return 0</w:t>
+      </w:r>
+      <w:r>
+        <w:rPr>
+          <w:rFonts w:ascii="Times New Roman" w:hAnsi="Times New Roman" w:cs="Times New Roman"/>
+        </w:rPr>
+        <w:br/>
+        <w:t xml:space="preserve">Step 3: Compute </w:t>
+      </w:r>
+      <w:proofErr w:type="spellStart"/>
+      <w:r>
+        <w:rPr>
+          <w:rFonts w:ascii="Times New Roman" w:hAnsi="Times New Roman" w:cs="Times New Roman"/>
+        </w:rPr>
+        <w:t>leftHeight</w:t>
+      </w:r>
+      <w:proofErr w:type="spellEnd"/>
+      <w:r>
+        <w:rPr>
+          <w:rFonts w:ascii="Times New Roman" w:hAnsi="Times New Roman" w:cs="Times New Roman"/>
+        </w:rPr>
+        <w:t xml:space="preserve"> = </w:t>
+      </w:r>
+      <w:proofErr w:type="gramStart"/>
+      <w:r>
+        <w:rPr>
+          <w:rFonts w:ascii="Times New Roman" w:hAnsi="Times New Roman" w:cs="Times New Roman"/>
+        </w:rPr>
+        <w:t>HEIGHT(</w:t>
+      </w:r>
+      <w:proofErr w:type="spellStart"/>
+      <w:r>
+        <w:rPr>
+          <w:rFonts w:ascii="Times New Roman" w:hAnsi="Times New Roman" w:cs="Times New Roman"/>
+        </w:rPr>
+        <w:t>root.left</w:t>
+      </w:r>
+      <w:proofErr w:type="spellEnd"/>
+      <w:proofErr w:type="gramEnd"/>
+      <w:r>
+        <w:rPr>
+          <w:rFonts w:ascii="Times New Roman" w:hAnsi="Times New Roman" w:cs="Times New Roman"/>
+        </w:rPr>
+        <w:t>)</w:t>
+      </w:r>
+      <w:r>
+        <w:rPr>
+          <w:rFonts w:ascii="Times New Roman" w:hAnsi="Times New Roman" w:cs="Times New Roman"/>
+        </w:rPr>
+        <w:br/>
+        <w:t xml:space="preserve">Step 4: Compute </w:t>
+      </w:r>
+      <w:proofErr w:type="spellStart"/>
+      <w:r>
+        <w:rPr>
+          <w:rFonts w:ascii="Times New Roman" w:hAnsi="Times New Roman" w:cs="Times New Roman"/>
+        </w:rPr>
+        <w:t>rightHeight</w:t>
+      </w:r>
+      <w:proofErr w:type="spellEnd"/>
+      <w:r>
+        <w:rPr>
+          <w:rFonts w:ascii="Times New Roman" w:hAnsi="Times New Roman" w:cs="Times New Roman"/>
+        </w:rPr>
+        <w:t xml:space="preserve"> = </w:t>
+      </w:r>
+      <w:proofErr w:type="gramStart"/>
+      <w:r>
+        <w:rPr>
+          <w:rFonts w:ascii="Times New Roman" w:hAnsi="Times New Roman" w:cs="Times New Roman"/>
+        </w:rPr>
+        <w:t>HEIGHT(</w:t>
+      </w:r>
+      <w:proofErr w:type="spellStart"/>
+      <w:r>
+        <w:rPr>
+          <w:rFonts w:ascii="Times New Roman" w:hAnsi="Times New Roman" w:cs="Times New Roman"/>
+        </w:rPr>
+        <w:t>root.right</w:t>
+      </w:r>
+      <w:proofErr w:type="spellEnd"/>
+      <w:proofErr w:type="gramEnd"/>
+      <w:r>
+        <w:rPr>
+          <w:rFonts w:ascii="Times New Roman" w:hAnsi="Times New Roman" w:cs="Times New Roman"/>
+        </w:rPr>
+        <w:t>)</w:t>
+      </w:r>
+      <w:r>
+        <w:rPr>
+          <w:rFonts w:ascii="Times New Roman" w:hAnsi="Times New Roman" w:cs="Times New Roman"/>
+        </w:rPr>
+        <w:br/>
+        <w:t xml:space="preserve">Step 5: Return </w:t>
+      </w:r>
+      <w:proofErr w:type="gramStart"/>
+      <w:r>
+        <w:rPr>
+          <w:rFonts w:ascii="Times New Roman" w:hAnsi="Times New Roman" w:cs="Times New Roman"/>
+        </w:rPr>
+        <w:t>max(</w:t>
+      </w:r>
+      <w:proofErr w:type="spellStart"/>
+      <w:proofErr w:type="gramEnd"/>
+      <w:r>
+        <w:rPr>
+          <w:rFonts w:ascii="Times New Roman" w:hAnsi="Times New Roman" w:cs="Times New Roman"/>
+        </w:rPr>
+        <w:t>leftHeight</w:t>
+      </w:r>
+      <w:proofErr w:type="spellEnd"/>
+      <w:r>
+        <w:rPr>
+          <w:rFonts w:ascii="Times New Roman" w:hAnsi="Times New Roman" w:cs="Times New Roman"/>
+        </w:rPr>
+        <w:t xml:space="preserve">, </w:t>
+      </w:r>
+      <w:proofErr w:type="spellStart"/>
+      <w:r>
+        <w:rPr>
+          <w:rFonts w:ascii="Times New Roman" w:hAnsi="Times New Roman" w:cs="Times New Roman"/>
+        </w:rPr>
+        <w:t>rightHeight</w:t>
+      </w:r>
+      <w:proofErr w:type="spellEnd"/>
+      <w:r>
+        <w:rPr>
+          <w:rFonts w:ascii="Times New Roman" w:hAnsi="Times New Roman" w:cs="Times New Roman"/>
+        </w:rPr>
+        <w:t>) + 1</w:t>
+      </w:r>
+      <w:r>
+        <w:rPr>
+          <w:rFonts w:ascii="Times New Roman" w:hAnsi="Times New Roman" w:cs="Times New Roman"/>
+        </w:rPr>
+        <w:br/>
+        <w:t>Step 6: Stop</w:t>
+      </w:r>
+    </w:p>
+    <w:p>
+      <w:pPr>
+        <w:spacing w:after="0" w:line="240" w:lineRule="auto"/>
+        <w:jc w:val="both"/>
+        <w:rPr>
+          <w:rFonts w:ascii="Times New Roman" w:hAnsi="Times New Roman" w:cs="Times New Roman"/>
+          <w:b/>
+          <w:bCs/>
+        </w:rPr>
+      </w:pPr>
+    </w:p>
+    <w:p>
+      <w:pPr>
+        <w:spacing w:after="0" w:line="240" w:lineRule="auto"/>
+        <w:jc w:val="both"/>
+        <w:rPr>
+          <w:rFonts w:ascii="Times New Roman" w:hAnsi="Times New Roman" w:cs="Times New Roman"/>
+          <w:b/>
+          <w:bCs/>
+        </w:rPr>
+      </w:pPr>
+      <w:r>
+        <w:rPr>
+          <w:rFonts w:ascii="Times New Roman" w:hAnsi="Times New Roman" w:cs="Times New Roman"/>
+          <w:b/>
+          <w:bCs/>
+        </w:rPr>
+        <w:t>5. Copy Tree</w:t>
+      </w:r>
+    </w:p>
+    <w:p>
+      <w:pPr>
+        <w:spacing w:after="0" w:line="240" w:lineRule="auto"/>
+        <w:rPr>
+          <w:rFonts w:ascii="Times New Roman" w:hAnsi="Times New Roman" w:cs="Times New Roman"/>
+        </w:rPr>
+      </w:pPr>
+      <w:r>
+        <w:rPr>
+          <w:rFonts w:ascii="Times New Roman" w:hAnsi="Times New Roman" w:cs="Times New Roman"/>
+        </w:rPr>
+        <w:t>Step 1: Start</w:t>
+      </w:r>
+      <w:r>
+        <w:rPr>
+          <w:rFonts w:ascii="Times New Roman" w:hAnsi="Times New Roman" w:cs="Times New Roman"/>
+        </w:rPr>
+        <w:br/>
+        <w:t>Step 2: If root == NULL, return NULL</w:t>
+      </w:r>
+      <w:r>
+        <w:rPr>
+          <w:rFonts w:ascii="Times New Roman" w:hAnsi="Times New Roman" w:cs="Times New Roman"/>
+        </w:rPr>
+        <w:br/>
+        <w:t xml:space="preserve">Step 3: Create </w:t>
+      </w:r>
+      <w:proofErr w:type="spellStart"/>
+      <w:r>
+        <w:rPr>
+          <w:rFonts w:ascii="Times New Roman" w:hAnsi="Times New Roman" w:cs="Times New Roman"/>
+        </w:rPr>
+        <w:t>newNode</w:t>
+      </w:r>
+      <w:proofErr w:type="spellEnd"/>
+      <w:r>
+        <w:rPr>
+          <w:rFonts w:ascii="Times New Roman" w:hAnsi="Times New Roman" w:cs="Times New Roman"/>
+        </w:rPr>
+        <w:t xml:space="preserve"> = CREATE_</w:t>
+      </w:r>
+      <w:proofErr w:type="gramStart"/>
+      <w:r>
+        <w:rPr>
+          <w:rFonts w:ascii="Times New Roman" w:hAnsi="Times New Roman" w:cs="Times New Roman"/>
+        </w:rPr>
+        <w:t>NODE(</w:t>
+      </w:r>
+      <w:proofErr w:type="spellStart"/>
+      <w:proofErr w:type="gramEnd"/>
+      <w:r>
+        <w:rPr>
+          <w:rFonts w:ascii="Times New Roman" w:hAnsi="Times New Roman" w:cs="Times New Roman"/>
+        </w:rPr>
+        <w:t>root.data</w:t>
+      </w:r>
+      <w:proofErr w:type="spellEnd"/>
+      <w:r>
+        <w:rPr>
+          <w:rFonts w:ascii="Times New Roman" w:hAnsi="Times New Roman" w:cs="Times New Roman"/>
+        </w:rPr>
+        <w:t>)</w:t>
+      </w:r>
+      <w:r>
+        <w:rPr>
+          <w:rFonts w:ascii="Times New Roman" w:hAnsi="Times New Roman" w:cs="Times New Roman"/>
+        </w:rPr>
+        <w:br/>
+        <w:t xml:space="preserve">Step 4: </w:t>
+      </w:r>
+      <w:proofErr w:type="spellStart"/>
+      <w:r>
+        <w:rPr>
+          <w:rFonts w:ascii="Times New Roman" w:hAnsi="Times New Roman" w:cs="Times New Roman"/>
+        </w:rPr>
+        <w:t>newNode.left</w:t>
+      </w:r>
+      <w:proofErr w:type="spellEnd"/>
+      <w:r>
+        <w:rPr>
+          <w:rFonts w:ascii="Times New Roman" w:hAnsi="Times New Roman" w:cs="Times New Roman"/>
+        </w:rPr>
+        <w:t xml:space="preserve"> = </w:t>
+      </w:r>
+      <w:proofErr w:type="gramStart"/>
+      <w:r>
+        <w:rPr>
+          <w:rFonts w:ascii="Times New Roman" w:hAnsi="Times New Roman" w:cs="Times New Roman"/>
+        </w:rPr>
+        <w:t>COPY(</w:t>
+      </w:r>
+      <w:proofErr w:type="spellStart"/>
+      <w:r>
+        <w:rPr>
+          <w:rFonts w:ascii="Times New Roman" w:hAnsi="Times New Roman" w:cs="Times New Roman"/>
+        </w:rPr>
+        <w:t>root.left</w:t>
+      </w:r>
+      <w:proofErr w:type="spellEnd"/>
+      <w:proofErr w:type="gramEnd"/>
+      <w:r>
+        <w:rPr>
+          <w:rFonts w:ascii="Times New Roman" w:hAnsi="Times New Roman" w:cs="Times New Roman"/>
+        </w:rPr>
+        <w:t>)</w:t>
+      </w:r>
+      <w:r>
+        <w:rPr>
+          <w:rFonts w:ascii="Times New Roman" w:hAnsi="Times New Roman" w:cs="Times New Roman"/>
+        </w:rPr>
+        <w:br/>
+        <w:t xml:space="preserve">Step 5: </w:t>
+      </w:r>
+      <w:proofErr w:type="spellStart"/>
+      <w:r>
+        <w:rPr>
+          <w:rFonts w:ascii="Times New Roman" w:hAnsi="Times New Roman" w:cs="Times New Roman"/>
+        </w:rPr>
+        <w:t>newNode.right</w:t>
+      </w:r>
+      <w:proofErr w:type="spellEnd"/>
+      <w:r>
+        <w:rPr>
+          <w:rFonts w:ascii="Times New Roman" w:hAnsi="Times New Roman" w:cs="Times New Roman"/>
+        </w:rPr>
+        <w:t xml:space="preserve"> = </w:t>
+      </w:r>
+      <w:proofErr w:type="gramStart"/>
+      <w:r>
+        <w:rPr>
+          <w:rFonts w:ascii="Times New Roman" w:hAnsi="Times New Roman" w:cs="Times New Roman"/>
+        </w:rPr>
+        <w:t>COPY(</w:t>
+      </w:r>
+      <w:proofErr w:type="spellStart"/>
+      <w:r>
+        <w:rPr>
+          <w:rFonts w:ascii="Times New Roman" w:hAnsi="Times New Roman" w:cs="Times New Roman"/>
+        </w:rPr>
+        <w:t>root.right</w:t>
+      </w:r>
+      <w:proofErr w:type="spellEnd"/>
+      <w:proofErr w:type="gramEnd"/>
+      <w:r>
+        <w:rPr>
+          <w:rFonts w:ascii="Times New Roman" w:hAnsi="Times New Roman" w:cs="Times New Roman"/>
+        </w:rPr>
+        <w:t>)</w:t>
+      </w:r>
+      <w:r>
+        <w:rPr>
+          <w:rFonts w:ascii="Times New Roman" w:hAnsi="Times New Roman" w:cs="Times New Roman"/>
+        </w:rPr>
+        <w:br/>
+        <w:t xml:space="preserve">Step 6: Return </w:t>
+      </w:r>
+      <w:proofErr w:type="spellStart"/>
+      <w:r>
+        <w:rPr>
+          <w:rFonts w:ascii="Times New Roman" w:hAnsi="Times New Roman" w:cs="Times New Roman"/>
+        </w:rPr>
+        <w:t>newNode</w:t>
+      </w:r>
+      <w:proofErr w:type="spellEnd"/>
+      <w:r>
+        <w:rPr>
+          <w:rFonts w:ascii="Times New Roman" w:hAnsi="Times New Roman" w:cs="Times New Roman"/>
+        </w:rPr>
+        <w:br/>
+        <w:t>Step 7: Stop</w:t>
+      </w:r>
+    </w:p>
+    <w:p>
+      <w:pPr>
+        <w:spacing w:after="0" w:line="240" w:lineRule="auto"/>
+        <w:jc w:val="both"/>
+        <w:rPr>
+          <w:rFonts w:ascii="Times New Roman" w:hAnsi="Times New Roman" w:cs="Times New Roman"/>
+        </w:rPr>
+      </w:pPr>
+    </w:p>
+    <w:p>
+      <w:pPr>
+        <w:spacing w:after="0" w:line="240" w:lineRule="auto"/>
+        <w:jc w:val="both"/>
+        <w:rPr>
+          <w:rFonts w:ascii="Times New Roman" w:hAnsi="Times New Roman" w:cs="Times New Roman"/>
+          <w:b/>
+          <w:bCs/>
+        </w:rPr>
+      </w:pPr>
+      <w:r>
+        <w:rPr>
+          <w:rFonts w:ascii="Times New Roman" w:hAnsi="Times New Roman" w:cs="Times New Roman"/>
+          <w:b/>
+          <w:bCs/>
+        </w:rPr>
+        <w:t>B. Binary Search Tree –</w:t>
+      </w:r>
+    </w:p>
+    <w:p>
+      <w:pPr>
+        <w:spacing w:after="0" w:line="240" w:lineRule="auto"/>
+        <w:jc w:val="both"/>
+        <w:rPr>
+          <w:rFonts w:ascii="Times New Roman" w:hAnsi="Times New Roman" w:cs="Times New Roman"/>
+          <w:b/>
+          <w:bCs/>
+        </w:rPr>
+      </w:pPr>
+      <w:r>
+        <w:rPr>
+          <w:rFonts w:ascii="Times New Roman" w:hAnsi="Times New Roman" w:cs="Times New Roman"/>
+          <w:b/>
+          <w:bCs/>
+        </w:rPr>
+        <w:t>1. BST Insertion</w:t>
+      </w:r>
+    </w:p>
+    <w:p>
+      <w:pPr>
+        <w:spacing w:after="0" w:line="240" w:lineRule="auto"/>
+        <w:rPr>
+          <w:rFonts w:ascii="Times New Roman" w:hAnsi="Times New Roman" w:cs="Times New Roman"/>
+        </w:rPr>
+      </w:pPr>
+      <w:r>
+        <w:rPr>
+          <w:rFonts w:ascii="Times New Roman" w:hAnsi="Times New Roman" w:cs="Times New Roman"/>
+        </w:rPr>
+        <w:t>Step 1: Start</w:t>
+      </w:r>
+      <w:r>
+        <w:rPr>
+          <w:rFonts w:ascii="Times New Roman" w:hAnsi="Times New Roman" w:cs="Times New Roman"/>
+        </w:rPr>
+        <w:br/>
+        <w:t>Step 2: If root == NULL</w:t>
+      </w:r>
+      <w:r>
+        <w:rPr>
+          <w:rFonts w:ascii="Times New Roman" w:hAnsi="Times New Roman" w:cs="Times New Roman"/>
+        </w:rPr>
+        <w:br/>
+        <w:t>Step 3:</w:t>
+      </w:r>
+      <w:r>
+        <w:rPr>
+          <w:rFonts w:ascii="Times New Roman" w:hAnsi="Times New Roman" w:cs="Times New Roman"/>
+        </w:rPr>
+        <w:t> </w:t>
+      </w:r>
+      <w:r>
+        <w:rPr>
+          <w:rFonts w:ascii="Times New Roman" w:hAnsi="Times New Roman" w:cs="Times New Roman"/>
+        </w:rPr>
+        <w:t> </w:t>
+      </w:r>
+      <w:r>
+        <w:rPr>
+          <w:rFonts w:ascii="Times New Roman" w:hAnsi="Times New Roman" w:cs="Times New Roman"/>
+        </w:rPr>
+        <w:t>Return CREATE_</w:t>
+      </w:r>
+      <w:proofErr w:type="gramStart"/>
+      <w:r>
+        <w:rPr>
+          <w:rFonts w:ascii="Times New Roman" w:hAnsi="Times New Roman" w:cs="Times New Roman"/>
+        </w:rPr>
+        <w:t>NODE(</w:t>
+      </w:r>
+      <w:proofErr w:type="gramEnd"/>
+      <w:r>
+        <w:rPr>
+          <w:rFonts w:ascii="Times New Roman" w:hAnsi="Times New Roman" w:cs="Times New Roman"/>
+        </w:rPr>
+        <w:t>data)</w:t>
+      </w:r>
+    </w:p>
+    <w:p>
+      <w:pPr>
+        <w:spacing w:after="0" w:line="240" w:lineRule="auto"/>
+        <w:rPr>
+          <w:rFonts w:ascii="Times New Roman" w:hAnsi="Times New Roman" w:cs="Times New Roman"/>
+        </w:rPr>
+      </w:pPr>
+      <w:r>
+        <w:rPr>
+          <w:rFonts w:ascii="Times New Roman" w:hAnsi="Times New Roman" w:cs="Times New Roman"/>
+        </w:rPr>
+        <w:t xml:space="preserve">Step 4: If data ≥ </w:t>
+      </w:r>
+      <w:proofErr w:type="spellStart"/>
+      <w:r>
+        <w:rPr>
+          <w:rFonts w:ascii="Times New Roman" w:hAnsi="Times New Roman" w:cs="Times New Roman"/>
+        </w:rPr>
+        <w:t>root.data</w:t>
+      </w:r>
+      <w:proofErr w:type="spellEnd"/>
+      <w:r>
+        <w:rPr>
+          <w:rFonts w:ascii="Times New Roman" w:hAnsi="Times New Roman" w:cs="Times New Roman"/>
+        </w:rPr>
+        <w:br/>
+        <w:t>Step 5:</w:t>
+      </w:r>
+      <w:r>
+        <w:rPr>
+          <w:rFonts w:ascii="Times New Roman" w:hAnsi="Times New Roman" w:cs="Times New Roman"/>
+        </w:rPr>
+        <w:t> </w:t>
+      </w:r>
+      <w:r>
+        <w:rPr>
+          <w:rFonts w:ascii="Times New Roman" w:hAnsi="Times New Roman" w:cs="Times New Roman"/>
+        </w:rPr>
+        <w:t> </w:t>
+      </w:r>
+      <w:r>
+        <w:rPr>
+          <w:rFonts w:ascii="Times New Roman" w:hAnsi="Times New Roman" w:cs="Times New Roman"/>
+        </w:rPr>
+        <w:t xml:space="preserve">Set </w:t>
+      </w:r>
+      <w:proofErr w:type="spellStart"/>
+      <w:proofErr w:type="gramStart"/>
+      <w:r>
+        <w:rPr>
+          <w:rFonts w:ascii="Times New Roman" w:hAnsi="Times New Roman" w:cs="Times New Roman"/>
+        </w:rPr>
+        <w:t>root.r</w:t>
+      </w:r>
+      <w:proofErr w:type="spellEnd"/>
+      <w:proofErr w:type="gramEnd"/>
+      <w:r>
+        <w:rPr>
+          <w:rFonts w:ascii="Times New Roman" w:hAnsi="Times New Roman" w:cs="Times New Roman"/>
+        </w:rPr>
+        <w:t xml:space="preserve"> = </w:t>
+      </w:r>
+      <w:proofErr w:type="gramStart"/>
+      <w:r>
+        <w:rPr>
+          <w:rFonts w:ascii="Times New Roman" w:hAnsi="Times New Roman" w:cs="Times New Roman"/>
+        </w:rPr>
+        <w:t>INSERT(</w:t>
+      </w:r>
+      <w:proofErr w:type="spellStart"/>
+      <w:r>
+        <w:rPr>
+          <w:rFonts w:ascii="Times New Roman" w:hAnsi="Times New Roman" w:cs="Times New Roman"/>
+        </w:rPr>
+        <w:t>root.r</w:t>
+      </w:r>
+      <w:proofErr w:type="spellEnd"/>
+      <w:proofErr w:type="gramEnd"/>
+      <w:r>
+        <w:rPr>
+          <w:rFonts w:ascii="Times New Roman" w:hAnsi="Times New Roman" w:cs="Times New Roman"/>
+        </w:rPr>
+        <w:t>, data)</w:t>
+      </w:r>
+    </w:p>
+    <w:p>
+      <w:pPr>
+        <w:spacing w:after="0" w:line="240" w:lineRule="auto"/>
+        <w:rPr>
+          <w:rFonts w:ascii="Times New Roman" w:hAnsi="Times New Roman" w:cs="Times New Roman"/>
+        </w:rPr>
+      </w:pPr>
+      <w:r>
+        <w:rPr>
+          <w:rFonts w:ascii="Times New Roman" w:hAnsi="Times New Roman" w:cs="Times New Roman"/>
+        </w:rPr>
+        <w:t>Step 6: Else</w:t>
+      </w:r>
+      <w:r>
+        <w:rPr>
+          <w:rFonts w:ascii="Times New Roman" w:hAnsi="Times New Roman" w:cs="Times New Roman"/>
+        </w:rPr>
+        <w:br/>
+        <w:t>Step 7:</w:t>
+      </w:r>
+      <w:r>
+        <w:rPr>
+          <w:rFonts w:ascii="Times New Roman" w:hAnsi="Times New Roman" w:cs="Times New Roman"/>
+        </w:rPr>
+        <w:t> </w:t>
+      </w:r>
+      <w:r>
+        <w:rPr>
+          <w:rFonts w:ascii="Times New Roman" w:hAnsi="Times New Roman" w:cs="Times New Roman"/>
+        </w:rPr>
+        <w:t> </w:t>
+      </w:r>
+      <w:r>
+        <w:rPr>
+          <w:rFonts w:ascii="Times New Roman" w:hAnsi="Times New Roman" w:cs="Times New Roman"/>
+        </w:rPr>
+        <w:t xml:space="preserve">Set </w:t>
+      </w:r>
+      <w:proofErr w:type="spellStart"/>
+      <w:proofErr w:type="gramStart"/>
+      <w:r>
+        <w:rPr>
+          <w:rFonts w:ascii="Times New Roman" w:hAnsi="Times New Roman" w:cs="Times New Roman"/>
+        </w:rPr>
+        <w:t>root.l</w:t>
+      </w:r>
+      <w:proofErr w:type="spellEnd"/>
+      <w:proofErr w:type="gramEnd"/>
+      <w:r>
+        <w:rPr>
+          <w:rFonts w:ascii="Times New Roman" w:hAnsi="Times New Roman" w:cs="Times New Roman"/>
+        </w:rPr>
+        <w:t xml:space="preserve"> = </w:t>
+      </w:r>
+      <w:proofErr w:type="gramStart"/>
+      <w:r>
+        <w:rPr>
+          <w:rFonts w:ascii="Times New Roman" w:hAnsi="Times New Roman" w:cs="Times New Roman"/>
+        </w:rPr>
+        <w:t>INSERT(</w:t>
+      </w:r>
+      <w:proofErr w:type="spellStart"/>
+      <w:r>
+        <w:rPr>
+          <w:rFonts w:ascii="Times New Roman" w:hAnsi="Times New Roman" w:cs="Times New Roman"/>
+        </w:rPr>
+        <w:t>root.l</w:t>
+      </w:r>
+      <w:proofErr w:type="spellEnd"/>
+      <w:proofErr w:type="gramEnd"/>
+      <w:r>
+        <w:rPr>
+          <w:rFonts w:ascii="Times New Roman" w:hAnsi="Times New Roman" w:cs="Times New Roman"/>
+        </w:rPr>
+        <w:t>, data)</w:t>
+      </w:r>
+    </w:p>
+    <w:p>
+      <w:pPr>
+        <w:spacing w:after="0" w:line="240" w:lineRule="auto"/>
+        <w:rPr>
+          <w:rFonts w:ascii="Times New Roman" w:hAnsi="Times New Roman" w:cs="Times New Roman"/>
+        </w:rPr>
+      </w:pPr>
+      <w:r>
+        <w:rPr>
+          <w:rFonts w:ascii="Times New Roman" w:hAnsi="Times New Roman" w:cs="Times New Roman"/>
+        </w:rPr>
+        <w:t>Step 8: Return root</w:t>
+      </w:r>
+      <w:r>
+        <w:rPr>
+          <w:rFonts w:ascii="Times New Roman" w:hAnsi="Times New Roman" w:cs="Times New Roman"/>
+        </w:rPr>
+        <w:br/>
+        <w:t>Step 9: Stop</w:t>
+      </w:r>
+    </w:p>
+    <w:p>
+      <w:pPr>
+        <w:spacing w:after="0" w:line="240" w:lineRule="auto"/>
+        <w:jc w:val="both"/>
+        <w:rPr>
+          <w:rFonts w:ascii="Times New Roman" w:hAnsi="Times New Roman" w:cs="Times New Roman"/>
+          <w:b/>
+          <w:bCs/>
+        </w:rPr>
+      </w:pPr>
+    </w:p>
+    <w:p>
+      <w:pPr>
+        <w:spacing w:after="0" w:line="240" w:lineRule="auto"/>
+        <w:jc w:val="both"/>
+        <w:rPr>
+          <w:rFonts w:ascii="Times New Roman" w:hAnsi="Times New Roman" w:cs="Times New Roman"/>
+          <w:b/>
+          <w:bCs/>
+        </w:rPr>
+      </w:pPr>
+      <w:r>
+        <w:rPr>
+          <w:rFonts w:ascii="Times New Roman" w:hAnsi="Times New Roman" w:cs="Times New Roman"/>
+          <w:b/>
+          <w:bCs/>
+        </w:rPr>
+        <w:t>2. BST Display</w:t>
+      </w:r>
+    </w:p>
+    <w:p>
+      <w:pPr>
+        <w:spacing w:after="0" w:line="240" w:lineRule="auto"/>
+        <w:rPr>
+          <w:rFonts w:ascii="Times New Roman" w:hAnsi="Times New Roman" w:cs="Times New Roman"/>
+        </w:rPr>
+      </w:pPr>
+      <w:r>
+        <w:rPr>
+          <w:rFonts w:ascii="Times New Roman" w:hAnsi="Times New Roman" w:cs="Times New Roman"/>
+        </w:rPr>
+        <w:t>Step 1: Start</w:t>
+      </w:r>
+      <w:r>
+        <w:rPr>
+          <w:rFonts w:ascii="Times New Roman" w:hAnsi="Times New Roman" w:cs="Times New Roman"/>
+        </w:rPr>
+        <w:br/>
+        <w:t>Step 2: If root == NULL, return</w:t>
+      </w:r>
+      <w:r>
+        <w:rPr>
+          <w:rFonts w:ascii="Times New Roman" w:hAnsi="Times New Roman" w:cs="Times New Roman"/>
+        </w:rPr>
+        <w:br/>
+        <w:t xml:space="preserve">Step 3: Call </w:t>
+      </w:r>
+      <w:proofErr w:type="gramStart"/>
+      <w:r>
+        <w:rPr>
+          <w:rFonts w:ascii="Times New Roman" w:hAnsi="Times New Roman" w:cs="Times New Roman"/>
+        </w:rPr>
+        <w:t>DISPLAY(</w:t>
+      </w:r>
+      <w:proofErr w:type="spellStart"/>
+      <w:r>
+        <w:rPr>
+          <w:rFonts w:ascii="Times New Roman" w:hAnsi="Times New Roman" w:cs="Times New Roman"/>
+        </w:rPr>
+        <w:t>root.l</w:t>
+      </w:r>
+      <w:proofErr w:type="spellEnd"/>
+      <w:proofErr w:type="gramEnd"/>
+      <w:r>
+        <w:rPr>
+          <w:rFonts w:ascii="Times New Roman" w:hAnsi="Times New Roman" w:cs="Times New Roman"/>
+        </w:rPr>
+        <w:t>)</w:t>
+      </w:r>
+      <w:r>
+        <w:rPr>
+          <w:rFonts w:ascii="Times New Roman" w:hAnsi="Times New Roman" w:cs="Times New Roman"/>
+        </w:rPr>
+        <w:br/>
+        <w:t xml:space="preserve">Step 4: Print </w:t>
+      </w:r>
+      <w:proofErr w:type="spellStart"/>
+      <w:r>
+        <w:rPr>
+          <w:rFonts w:ascii="Times New Roman" w:hAnsi="Times New Roman" w:cs="Times New Roman"/>
+        </w:rPr>
+        <w:t>root.data</w:t>
+      </w:r>
+      <w:proofErr w:type="spellEnd"/>
+      <w:r>
+        <w:rPr>
+          <w:rFonts w:ascii="Times New Roman" w:hAnsi="Times New Roman" w:cs="Times New Roman"/>
+        </w:rPr>
+        <w:br/>
+        <w:t xml:space="preserve">Step 5: Call </w:t>
+      </w:r>
+      <w:proofErr w:type="gramStart"/>
+      <w:r>
+        <w:rPr>
+          <w:rFonts w:ascii="Times New Roman" w:hAnsi="Times New Roman" w:cs="Times New Roman"/>
+        </w:rPr>
+        <w:t>DISPLAY(</w:t>
+      </w:r>
+      <w:proofErr w:type="spellStart"/>
+      <w:r>
+        <w:rPr>
+          <w:rFonts w:ascii="Times New Roman" w:hAnsi="Times New Roman" w:cs="Times New Roman"/>
+        </w:rPr>
+        <w:t>root.r</w:t>
+      </w:r>
+      <w:proofErr w:type="spellEnd"/>
+      <w:proofErr w:type="gramEnd"/>
+      <w:r>
+        <w:rPr>
+          <w:rFonts w:ascii="Times New Roman" w:hAnsi="Times New Roman" w:cs="Times New Roman"/>
+        </w:rPr>
+        <w:t>)</w:t>
+      </w:r>
+      <w:r>
+        <w:rPr>
+          <w:rFonts w:ascii="Times New Roman" w:hAnsi="Times New Roman" w:cs="Times New Roman"/>
+        </w:rPr>
+        <w:br/>
+        <w:t>Step 6: Stop</w:t>
+      </w:r>
+    </w:p>
+    <w:p>
+      <w:pPr>
+        <w:spacing w:after="0" w:line="240" w:lineRule="auto"/>
+        <w:jc w:val="both"/>
+        <w:rPr>
+          <w:rFonts w:ascii="Times New Roman" w:hAnsi="Times New Roman" w:cs="Times New Roman"/>
+          <w:b/>
+          <w:bCs/>
+        </w:rPr>
+      </w:pPr>
+    </w:p>
+    <w:p>
+      <w:pPr>
+        <w:spacing w:after="0" w:line="240" w:lineRule="auto"/>
+        <w:jc w:val="both"/>
+        <w:rPr>
+          <w:rFonts w:ascii="Times New Roman" w:hAnsi="Times New Roman" w:cs="Times New Roman"/>
+          <w:b/>
+          <w:bCs/>
+        </w:rPr>
+      </w:pPr>
+      <w:r>
+        <w:rPr>
+          <w:rFonts w:ascii="Times New Roman" w:hAnsi="Times New Roman" w:cs="Times New Roman"/>
+          <w:b/>
+          <w:bCs/>
+        </w:rPr>
+        <w:t>3. BST Delete</w:t>
+      </w:r>
+    </w:p>
+    <w:p>
+      <w:pPr>
+        <w:spacing w:after="0" w:line="240" w:lineRule="auto"/>
+        <w:jc w:val="both"/>
+        <w:rPr>
+          <w:rFonts w:ascii="Times New Roman" w:hAnsi="Times New Roman" w:cs="Times New Roman"/>
+          <w:b/>
+          <w:bCs/>
+        </w:rPr>
+      </w:pPr>
+      <w:r>
+        <w:rPr>
+          <w:rFonts w:ascii="Times New Roman" w:hAnsi="Times New Roman" w:cs="Times New Roman"/>
+        </w:rPr>
+        <w:tab/>
+      </w:r>
+      <w:r>
+        <w:rPr>
+          <w:rFonts w:ascii="Times New Roman" w:hAnsi="Times New Roman" w:cs="Times New Roman"/>
+          <w:b/>
+          <w:bCs/>
+        </w:rPr>
+        <w:t xml:space="preserve">a. </w:t>
+      </w:r>
+      <w:proofErr w:type="spellStart"/>
+      <w:r>
+        <w:rPr>
+          <w:rFonts w:ascii="Times New Roman" w:hAnsi="Times New Roman" w:cs="Times New Roman"/>
+          <w:b/>
+          <w:bCs/>
+        </w:rPr>
+        <w:t>FindMin</w:t>
+      </w:r>
+      <w:proofErr w:type="spellEnd"/>
+      <w:r>
+        <w:rPr>
+          <w:rFonts w:ascii="Times New Roman" w:hAnsi="Times New Roman" w:cs="Times New Roman"/>
+          <w:b/>
+          <w:bCs/>
+        </w:rPr>
+        <w:t xml:space="preserve"> Function </w:t>
+      </w:r>
+    </w:p>
+    <w:p>
+      <w:pPr>
+        <w:spacing w:after="0" w:line="240" w:lineRule="auto"/>
+        <w:ind w:left="720"/>
+        <w:rPr>
+          <w:rFonts w:ascii="Times New Roman" w:hAnsi="Times New Roman" w:cs="Times New Roman"/>
+        </w:rPr>
+      </w:pPr>
+      <w:r>
+        <w:rPr>
+          <w:rFonts w:ascii="Times New Roman" w:hAnsi="Times New Roman" w:cs="Times New Roman"/>
+        </w:rPr>
+        <w:t>Step 1: Start</w:t>
+      </w:r>
+      <w:r>
+        <w:rPr>
+          <w:rFonts w:ascii="Times New Roman" w:hAnsi="Times New Roman" w:cs="Times New Roman"/>
+        </w:rPr>
+        <w:br/>
+        <w:t xml:space="preserve">Step 2: While </w:t>
+      </w:r>
+      <w:proofErr w:type="gramStart"/>
+      <w:r>
+        <w:rPr>
+          <w:rFonts w:ascii="Times New Roman" w:hAnsi="Times New Roman" w:cs="Times New Roman"/>
+        </w:rPr>
+        <w:t>root !</w:t>
+      </w:r>
+      <w:proofErr w:type="gramEnd"/>
+      <w:r>
+        <w:rPr>
+          <w:rFonts w:ascii="Times New Roman" w:hAnsi="Times New Roman" w:cs="Times New Roman"/>
+        </w:rPr>
+        <w:t xml:space="preserve">= NULL AND </w:t>
+      </w:r>
+      <w:proofErr w:type="spellStart"/>
+      <w:proofErr w:type="gramStart"/>
+      <w:r>
+        <w:rPr>
+          <w:rFonts w:ascii="Times New Roman" w:hAnsi="Times New Roman" w:cs="Times New Roman"/>
+        </w:rPr>
+        <w:t>root.l</w:t>
+      </w:r>
+      <w:proofErr w:type="spellEnd"/>
+      <w:r>
+        <w:rPr>
+          <w:rFonts w:ascii="Times New Roman" w:hAnsi="Times New Roman" w:cs="Times New Roman"/>
+        </w:rPr>
+        <w:t xml:space="preserve"> !=</w:t>
+      </w:r>
+      <w:proofErr w:type="gramEnd"/>
+      <w:r>
+        <w:rPr>
+          <w:rFonts w:ascii="Times New Roman" w:hAnsi="Times New Roman" w:cs="Times New Roman"/>
+        </w:rPr>
+        <w:t xml:space="preserve"> NULL</w:t>
+      </w:r>
+      <w:r>
+        <w:rPr>
+          <w:rFonts w:ascii="Times New Roman" w:hAnsi="Times New Roman" w:cs="Times New Roman"/>
+        </w:rPr>
+        <w:br/>
+        <w:t>Step 3:</w:t>
+      </w:r>
+      <w:r>
+        <w:rPr>
+          <w:rFonts w:ascii="Times New Roman" w:hAnsi="Times New Roman" w:cs="Times New Roman"/>
+        </w:rPr>
+        <w:t> </w:t>
+      </w:r>
+      <w:r>
+        <w:rPr>
+          <w:rFonts w:ascii="Times New Roman" w:hAnsi="Times New Roman" w:cs="Times New Roman"/>
+        </w:rPr>
+        <w:t> </w:t>
+      </w:r>
+      <w:r>
+        <w:rPr>
+          <w:rFonts w:ascii="Times New Roman" w:hAnsi="Times New Roman" w:cs="Times New Roman"/>
+        </w:rPr>
+        <w:t xml:space="preserve">Set root = </w:t>
+      </w:r>
+      <w:proofErr w:type="spellStart"/>
+      <w:proofErr w:type="gramStart"/>
+      <w:r>
+        <w:rPr>
+          <w:rFonts w:ascii="Times New Roman" w:hAnsi="Times New Roman" w:cs="Times New Roman"/>
+        </w:rPr>
+        <w:t>root.l</w:t>
+      </w:r>
+      <w:proofErr w:type="spellEnd"/>
+      <w:proofErr w:type="gramEnd"/>
+      <w:r>
+        <w:rPr>
+          <w:rFonts w:ascii="Times New Roman" w:hAnsi="Times New Roman" w:cs="Times New Roman"/>
+        </w:rPr>
+        <w:br/>
+        <w:t>Step 4: Return root</w:t>
+      </w:r>
+      <w:r>
+        <w:rPr>
+          <w:rFonts w:ascii="Times New Roman" w:hAnsi="Times New Roman" w:cs="Times New Roman"/>
+        </w:rPr>
+        <w:br/>
+        <w:t>Step 5: Stop</w:t>
+      </w:r>
+    </w:p>
+    <w:p>
+      <w:pPr>
+        <w:spacing w:after="0" w:line="240" w:lineRule="auto"/>
+        <w:ind w:left="720"/>
+        <w:rPr>
+          <w:rFonts w:ascii="Times New Roman" w:hAnsi="Times New Roman" w:cs="Times New Roman"/>
+        </w:rPr>
+      </w:pPr>
+    </w:p>
+    <w:p>
+      <w:pPr>
+        <w:spacing w:after="0" w:line="240" w:lineRule="auto"/>
+        <w:ind w:left="720"/>
+        <w:rPr>
+          <w:rFonts w:ascii="Times New Roman" w:hAnsi="Times New Roman" w:cs="Times New Roman"/>
+        </w:rPr>
+      </w:pPr>
+    </w:p>
+    <w:p>
+      <w:pPr>
+        <w:spacing w:after="0" w:line="240" w:lineRule="auto"/>
+        <w:ind w:left="720"/>
+        <w:rPr>
+          <w:rFonts w:ascii="Times New Roman" w:hAnsi="Times New Roman" w:cs="Times New Roman"/>
+          <w:b/>
+          <w:bCs/>
+        </w:rPr>
+      </w:pPr>
+      <w:r>
+        <w:rPr>
+          <w:rFonts w:ascii="Times New Roman" w:hAnsi="Times New Roman" w:cs="Times New Roman"/>
+          <w:b/>
+          <w:bCs/>
+        </w:rPr>
+        <w:t>b. Delete Function</w:t>
+      </w:r>
+    </w:p>
+    <w:p>
+      <w:pPr>
+        <w:spacing w:after="0" w:line="240" w:lineRule="auto"/>
+        <w:ind w:left="720"/>
+        <w:rPr>
+          <w:rFonts w:ascii="Times New Roman" w:hAnsi="Times New Roman" w:cs="Times New Roman"/>
+        </w:rPr>
+      </w:pPr>
+      <w:r>
+        <w:rPr>
+          <w:rFonts w:ascii="Times New Roman" w:hAnsi="Times New Roman" w:cs="Times New Roman"/>
+        </w:rPr>
+        <w:t>Step 1: Start</w:t>
+      </w:r>
+      <w:r>
+        <w:rPr>
+          <w:rFonts w:ascii="Times New Roman" w:hAnsi="Times New Roman" w:cs="Times New Roman"/>
+        </w:rPr>
+        <w:br/>
+        <w:t>Step 2: If root == NULL, return root</w:t>
+      </w:r>
+    </w:p>
+    <w:p>
+      <w:pPr>
+        <w:spacing w:after="0" w:line="240" w:lineRule="auto"/>
+        <w:ind w:left="720"/>
+        <w:rPr>
+          <w:rFonts w:ascii="Times New Roman" w:hAnsi="Times New Roman" w:cs="Times New Roman"/>
+        </w:rPr>
+      </w:pPr>
+      <w:r>
+        <w:rPr>
+          <w:rFonts w:ascii="Times New Roman" w:hAnsi="Times New Roman" w:cs="Times New Roman"/>
+        </w:rPr>
+        <w:t xml:space="preserve">Step 3: If data &lt; </w:t>
+      </w:r>
+      <w:proofErr w:type="spellStart"/>
+      <w:r>
+        <w:rPr>
+          <w:rFonts w:ascii="Times New Roman" w:hAnsi="Times New Roman" w:cs="Times New Roman"/>
+        </w:rPr>
+        <w:t>root.data</w:t>
+      </w:r>
+      <w:proofErr w:type="spellEnd"/>
+      <w:r>
+        <w:rPr>
+          <w:rFonts w:ascii="Times New Roman" w:hAnsi="Times New Roman" w:cs="Times New Roman"/>
+        </w:rPr>
+        <w:br/>
+        <w:t>Step 4:</w:t>
+      </w:r>
+      <w:r>
+        <w:rPr>
+          <w:rFonts w:ascii="Times New Roman" w:hAnsi="Times New Roman" w:cs="Times New Roman"/>
+        </w:rPr>
+        <w:t xml:space="preserve"> </w:t>
+      </w:r>
+      <w:r>
+        <w:rPr>
+          <w:rFonts w:ascii="Times New Roman" w:hAnsi="Times New Roman" w:cs="Times New Roman"/>
+        </w:rPr>
+        <w:t xml:space="preserve">Set </w:t>
+      </w:r>
+      <w:proofErr w:type="spellStart"/>
+      <w:proofErr w:type="gramStart"/>
+      <w:r>
+        <w:rPr>
+          <w:rFonts w:ascii="Times New Roman" w:hAnsi="Times New Roman" w:cs="Times New Roman"/>
+        </w:rPr>
+        <w:t>root.l</w:t>
+      </w:r>
+      <w:proofErr w:type="spellEnd"/>
+      <w:proofErr w:type="gramEnd"/>
+      <w:r>
+        <w:rPr>
+          <w:rFonts w:ascii="Times New Roman" w:hAnsi="Times New Roman" w:cs="Times New Roman"/>
+        </w:rPr>
+        <w:t xml:space="preserve"> = DELETE_</w:t>
+      </w:r>
+      <w:proofErr w:type="gramStart"/>
+      <w:r>
+        <w:rPr>
+          <w:rFonts w:ascii="Times New Roman" w:hAnsi="Times New Roman" w:cs="Times New Roman"/>
+        </w:rPr>
+        <w:t>NODE(</w:t>
+      </w:r>
+      <w:proofErr w:type="spellStart"/>
+      <w:r>
+        <w:rPr>
+          <w:rFonts w:ascii="Times New Roman" w:hAnsi="Times New Roman" w:cs="Times New Roman"/>
+        </w:rPr>
+        <w:t>root.l</w:t>
+      </w:r>
+      <w:proofErr w:type="spellEnd"/>
+      <w:proofErr w:type="gramEnd"/>
+      <w:r>
+        <w:rPr>
+          <w:rFonts w:ascii="Times New Roman" w:hAnsi="Times New Roman" w:cs="Times New Roman"/>
+        </w:rPr>
+        <w:t>, data)</w:t>
+      </w:r>
+    </w:p>
+    <w:p>
+      <w:pPr>
+        <w:spacing w:after="0" w:line="240" w:lineRule="auto"/>
+        <w:ind w:left="720"/>
+        <w:rPr>
+          <w:rFonts w:ascii="Times New Roman" w:hAnsi="Times New Roman" w:cs="Times New Roman"/>
+        </w:rPr>
+      </w:pPr>
+      <w:r>
+        <w:rPr>
+          <w:rFonts w:ascii="Times New Roman" w:hAnsi="Times New Roman" w:cs="Times New Roman"/>
+        </w:rPr>
+        <w:t xml:space="preserve">Step 5: Else if data &gt; </w:t>
+      </w:r>
+      <w:proofErr w:type="spellStart"/>
+      <w:r>
+        <w:rPr>
+          <w:rFonts w:ascii="Times New Roman" w:hAnsi="Times New Roman" w:cs="Times New Roman"/>
+        </w:rPr>
+        <w:t>root.data</w:t>
+      </w:r>
+      <w:proofErr w:type="spellEnd"/>
+      <w:r>
+        <w:rPr>
+          <w:rFonts w:ascii="Times New Roman" w:hAnsi="Times New Roman" w:cs="Times New Roman"/>
+        </w:rPr>
+        <w:br/>
+        <w:t>Step 6:</w:t>
+      </w:r>
+      <w:r>
+        <w:rPr>
+          <w:rFonts w:ascii="Times New Roman" w:hAnsi="Times New Roman" w:cs="Times New Roman"/>
+        </w:rPr>
+        <w:t xml:space="preserve"> </w:t>
+      </w:r>
+      <w:r>
+        <w:rPr>
+          <w:rFonts w:ascii="Times New Roman" w:hAnsi="Times New Roman" w:cs="Times New Roman"/>
+        </w:rPr>
+        <w:t xml:space="preserve">Set </w:t>
+      </w:r>
+      <w:proofErr w:type="spellStart"/>
+      <w:proofErr w:type="gramStart"/>
+      <w:r>
+        <w:rPr>
+          <w:rFonts w:ascii="Times New Roman" w:hAnsi="Times New Roman" w:cs="Times New Roman"/>
+        </w:rPr>
+        <w:t>root.r</w:t>
+      </w:r>
+      <w:proofErr w:type="spellEnd"/>
+      <w:proofErr w:type="gramEnd"/>
+      <w:r>
+        <w:rPr>
+          <w:rFonts w:ascii="Times New Roman" w:hAnsi="Times New Roman" w:cs="Times New Roman"/>
+        </w:rPr>
+        <w:t xml:space="preserve"> = DELETE_</w:t>
+      </w:r>
+      <w:proofErr w:type="gramStart"/>
+      <w:r>
+        <w:rPr>
+          <w:rFonts w:ascii="Times New Roman" w:hAnsi="Times New Roman" w:cs="Times New Roman"/>
+        </w:rPr>
+        <w:t>NODE(</w:t>
+      </w:r>
+      <w:proofErr w:type="spellStart"/>
+      <w:r>
+        <w:rPr>
+          <w:rFonts w:ascii="Times New Roman" w:hAnsi="Times New Roman" w:cs="Times New Roman"/>
+        </w:rPr>
+        <w:t>root.r</w:t>
+      </w:r>
+      <w:proofErr w:type="spellEnd"/>
+      <w:proofErr w:type="gramEnd"/>
+      <w:r>
+        <w:rPr>
+          <w:rFonts w:ascii="Times New Roman" w:hAnsi="Times New Roman" w:cs="Times New Roman"/>
+        </w:rPr>
+        <w:t>, data)</w:t>
+      </w:r>
+    </w:p>
+    <w:p>
+      <w:pPr>
+        <w:spacing w:after="0" w:line="240" w:lineRule="auto"/>
+        <w:ind w:left="720"/>
+        <w:rPr>
+          <w:rFonts w:ascii="Times New Roman" w:hAnsi="Times New Roman" w:cs="Times New Roman"/>
+        </w:rPr>
+      </w:pPr>
+      <w:r>
+        <w:rPr>
+          <w:rFonts w:ascii="Times New Roman" w:hAnsi="Times New Roman" w:cs="Times New Roman"/>
+        </w:rPr>
+        <w:t>Step 7: Else (Node Found)</w:t>
+      </w:r>
+    </w:p>
+    <w:p>
+      <w:pPr>
+        <w:spacing w:after="0" w:line="240" w:lineRule="auto"/>
+        <w:ind w:left="720"/>
+        <w:rPr>
+          <w:rFonts w:ascii="Times New Roman" w:hAnsi="Times New Roman" w:cs="Times New Roman"/>
+          <w:b/>
+          <w:bCs/>
+        </w:rPr>
+      </w:pPr>
+      <w:r>
+        <w:rPr>
+          <w:rFonts w:ascii="Times New Roman" w:hAnsi="Times New Roman" w:cs="Times New Roman"/>
+          <w:b/>
+          <w:bCs/>
+        </w:rPr>
+        <w:t>Case 1: No Left Child</w:t>
+      </w:r>
+    </w:p>
+    <w:p>
+      <w:pPr>
+        <w:spacing w:after="0" w:line="240" w:lineRule="auto"/>
+        <w:ind w:left="720"/>
+        <w:rPr>
+          <w:rFonts w:ascii="Times New Roman" w:hAnsi="Times New Roman" w:cs="Times New Roman"/>
+        </w:rPr>
+      </w:pPr>
+      <w:r>
+        <w:rPr>
+          <w:rFonts w:ascii="Times New Roman" w:hAnsi="Times New Roman" w:cs="Times New Roman"/>
+        </w:rPr>
+        <w:t>Step 8:</w:t>
+      </w:r>
+      <w:r>
+        <w:rPr>
+          <w:rFonts w:ascii="Times New Roman" w:hAnsi="Times New Roman" w:cs="Times New Roman"/>
+        </w:rPr>
+        <w:t xml:space="preserve"> </w:t>
+      </w:r>
+      <w:r>
+        <w:rPr>
+          <w:rFonts w:ascii="Times New Roman" w:hAnsi="Times New Roman" w:cs="Times New Roman"/>
+        </w:rPr>
+        <w:t xml:space="preserve">If </w:t>
+      </w:r>
+      <w:proofErr w:type="spellStart"/>
+      <w:proofErr w:type="gramStart"/>
+      <w:r>
+        <w:rPr>
+          <w:rFonts w:ascii="Times New Roman" w:hAnsi="Times New Roman" w:cs="Times New Roman"/>
+        </w:rPr>
+        <w:t>root.l</w:t>
+      </w:r>
+      <w:proofErr w:type="spellEnd"/>
+      <w:proofErr w:type="gramEnd"/>
+      <w:r>
+        <w:rPr>
+          <w:rFonts w:ascii="Times New Roman" w:hAnsi="Times New Roman" w:cs="Times New Roman"/>
+        </w:rPr>
+        <w:t xml:space="preserve"> == NULL</w:t>
+      </w:r>
+      <w:r>
+        <w:rPr>
+          <w:rFonts w:ascii="Times New Roman" w:hAnsi="Times New Roman" w:cs="Times New Roman"/>
+        </w:rPr>
+        <w:br/>
+        <w:t>Step 9:</w:t>
+      </w:r>
+      <w:r>
+        <w:rPr>
+          <w:rFonts w:ascii="Times New Roman" w:hAnsi="Times New Roman" w:cs="Times New Roman"/>
+        </w:rPr>
+        <w:t xml:space="preserve"> </w:t>
+      </w:r>
+      <w:r>
+        <w:rPr>
+          <w:rFonts w:ascii="Times New Roman" w:hAnsi="Times New Roman" w:cs="Times New Roman"/>
+        </w:rPr>
+        <w:t xml:space="preserve">Store </w:t>
+      </w:r>
+      <w:proofErr w:type="spellStart"/>
+      <w:proofErr w:type="gramStart"/>
+      <w:r>
+        <w:rPr>
+          <w:rFonts w:ascii="Times New Roman" w:hAnsi="Times New Roman" w:cs="Times New Roman"/>
+        </w:rPr>
+        <w:t>root.r</w:t>
+      </w:r>
+      <w:proofErr w:type="spellEnd"/>
+      <w:proofErr w:type="gramEnd"/>
+      <w:r>
+        <w:rPr>
+          <w:rFonts w:ascii="Times New Roman" w:hAnsi="Times New Roman" w:cs="Times New Roman"/>
+        </w:rPr>
+        <w:t xml:space="preserve"> in temp</w:t>
+      </w:r>
+      <w:r>
+        <w:rPr>
+          <w:rFonts w:ascii="Times New Roman" w:hAnsi="Times New Roman" w:cs="Times New Roman"/>
+        </w:rPr>
+        <w:br/>
+        <w:t>Step 10:</w:t>
+      </w:r>
+      <w:r>
+        <w:rPr>
+          <w:rFonts w:ascii="Times New Roman" w:hAnsi="Times New Roman" w:cs="Times New Roman"/>
+        </w:rPr>
+        <w:t xml:space="preserve"> </w:t>
+      </w:r>
+      <w:r>
+        <w:rPr>
+          <w:rFonts w:ascii="Times New Roman" w:hAnsi="Times New Roman" w:cs="Times New Roman"/>
+        </w:rPr>
+        <w:t>Delete root</w:t>
+      </w:r>
+      <w:r>
+        <w:rPr>
+          <w:rFonts w:ascii="Times New Roman" w:hAnsi="Times New Roman" w:cs="Times New Roman"/>
+        </w:rPr>
+        <w:br/>
+        <w:t>Step 11:</w:t>
+      </w:r>
+      <w:r>
+        <w:rPr>
+          <w:rFonts w:ascii="Times New Roman" w:hAnsi="Times New Roman" w:cs="Times New Roman"/>
+        </w:rPr>
+        <w:t xml:space="preserve"> </w:t>
+      </w:r>
+      <w:r>
+        <w:rPr>
+          <w:rFonts w:ascii="Times New Roman" w:hAnsi="Times New Roman" w:cs="Times New Roman"/>
+        </w:rPr>
+        <w:t>Return temp</w:t>
+      </w:r>
+    </w:p>
+    <w:p>
+      <w:pPr>
+        <w:spacing w:after="0" w:line="240" w:lineRule="auto"/>
+        <w:ind w:left="720"/>
+        <w:rPr>
+          <w:rFonts w:ascii="Times New Roman" w:hAnsi="Times New Roman" w:cs="Times New Roman"/>
+          <w:b/>
+          <w:bCs/>
+        </w:rPr>
+      </w:pPr>
+      <w:r>
+        <w:rPr>
+          <w:rFonts w:ascii="Times New Roman" w:hAnsi="Times New Roman" w:cs="Times New Roman"/>
+          <w:b/>
+          <w:bCs/>
+        </w:rPr>
+        <w:t>Case 2: No Right Child</w:t>
+      </w:r>
+    </w:p>
+    <w:p>
+      <w:pPr>
+        <w:spacing w:after="0" w:line="240" w:lineRule="auto"/>
+        <w:ind w:left="720"/>
+        <w:rPr>
+          <w:rFonts w:ascii="Times New Roman" w:hAnsi="Times New Roman" w:cs="Times New Roman"/>
+        </w:rPr>
+      </w:pPr>
+      <w:r>
+        <w:rPr>
+          <w:rFonts w:ascii="Times New Roman" w:hAnsi="Times New Roman" w:cs="Times New Roman"/>
+        </w:rPr>
+        <w:t>Step 12</w:t>
+      </w:r>
+      <w:r>
+        <w:rPr>
+          <w:rFonts w:ascii="Times New Roman" w:hAnsi="Times New Roman" w:cs="Times New Roman"/>
+        </w:rPr>
+        <w:t xml:space="preserve">: </w:t>
+      </w:r>
+      <w:r>
+        <w:rPr>
+          <w:rFonts w:ascii="Times New Roman" w:hAnsi="Times New Roman" w:cs="Times New Roman"/>
+        </w:rPr>
+        <w:t xml:space="preserve">Else if </w:t>
+      </w:r>
+      <w:proofErr w:type="spellStart"/>
+      <w:proofErr w:type="gramStart"/>
+      <w:r>
+        <w:rPr>
+          <w:rFonts w:ascii="Times New Roman" w:hAnsi="Times New Roman" w:cs="Times New Roman"/>
+        </w:rPr>
+        <w:t>root.r</w:t>
+      </w:r>
+      <w:proofErr w:type="spellEnd"/>
+      <w:proofErr w:type="gramEnd"/>
+      <w:r>
+        <w:rPr>
+          <w:rFonts w:ascii="Times New Roman" w:hAnsi="Times New Roman" w:cs="Times New Roman"/>
+        </w:rPr>
+        <w:t xml:space="preserve"> == NULL</w:t>
+      </w:r>
+      <w:r>
+        <w:rPr>
+          <w:rFonts w:ascii="Times New Roman" w:hAnsi="Times New Roman" w:cs="Times New Roman"/>
+        </w:rPr>
+        <w:br/>
+        <w:t>Step 13:</w:t>
+      </w:r>
+      <w:r>
+        <w:rPr>
+          <w:rFonts w:ascii="Times New Roman" w:hAnsi="Times New Roman" w:cs="Times New Roman"/>
+        </w:rPr>
+        <w:t xml:space="preserve"> </w:t>
+      </w:r>
+      <w:r>
+        <w:rPr>
+          <w:rFonts w:ascii="Times New Roman" w:hAnsi="Times New Roman" w:cs="Times New Roman"/>
+        </w:rPr>
+        <w:t xml:space="preserve">Store </w:t>
+      </w:r>
+      <w:proofErr w:type="spellStart"/>
+      <w:proofErr w:type="gramStart"/>
+      <w:r>
+        <w:rPr>
+          <w:rFonts w:ascii="Times New Roman" w:hAnsi="Times New Roman" w:cs="Times New Roman"/>
+        </w:rPr>
+        <w:t>root.l</w:t>
+      </w:r>
+      <w:proofErr w:type="spellEnd"/>
+      <w:proofErr w:type="gramEnd"/>
+      <w:r>
+        <w:rPr>
+          <w:rFonts w:ascii="Times New Roman" w:hAnsi="Times New Roman" w:cs="Times New Roman"/>
+        </w:rPr>
+        <w:t xml:space="preserve"> in temp</w:t>
+      </w:r>
+      <w:r>
+        <w:rPr>
+          <w:rFonts w:ascii="Times New Roman" w:hAnsi="Times New Roman" w:cs="Times New Roman"/>
+        </w:rPr>
+        <w:br/>
+        <w:t>Step 14:</w:t>
+      </w:r>
+      <w:r>
+        <w:rPr>
+          <w:rFonts w:ascii="Times New Roman" w:hAnsi="Times New Roman" w:cs="Times New Roman"/>
+        </w:rPr>
+        <w:t xml:space="preserve"> </w:t>
+      </w:r>
+      <w:r>
+        <w:rPr>
+          <w:rFonts w:ascii="Times New Roman" w:hAnsi="Times New Roman" w:cs="Times New Roman"/>
+        </w:rPr>
+        <w:t>Delete root</w:t>
+      </w:r>
+      <w:r>
+        <w:rPr>
+          <w:rFonts w:ascii="Times New Roman" w:hAnsi="Times New Roman" w:cs="Times New Roman"/>
+        </w:rPr>
+        <w:br/>
+        <w:t>Step 15:</w:t>
+      </w:r>
+      <w:r>
+        <w:rPr>
+          <w:rFonts w:ascii="Times New Roman" w:hAnsi="Times New Roman" w:cs="Times New Roman"/>
+        </w:rPr>
+        <w:t xml:space="preserve"> </w:t>
+      </w:r>
+      <w:r>
+        <w:rPr>
+          <w:rFonts w:ascii="Times New Roman" w:hAnsi="Times New Roman" w:cs="Times New Roman"/>
+        </w:rPr>
+        <w:t>Return temp</w:t>
+      </w:r>
+    </w:p>
+    <w:p>
+      <w:pPr>
+        <w:spacing w:after="0" w:line="240" w:lineRule="auto"/>
+        <w:ind w:left="720"/>
+        <w:rPr>
+          <w:rFonts w:ascii="Times New Roman" w:hAnsi="Times New Roman" w:cs="Times New Roman"/>
+          <w:b/>
+          <w:bCs/>
+        </w:rPr>
+      </w:pPr>
+      <w:r>
+        <w:rPr>
+          <w:rFonts w:ascii="Times New Roman" w:hAnsi="Times New Roman" w:cs="Times New Roman"/>
+          <w:b/>
+          <w:bCs/>
+        </w:rPr>
+        <w:t>Case 3: Two Children</w:t>
+      </w:r>
+    </w:p>
+    <w:p>
+      <w:pPr>
+        <w:spacing w:after="0" w:line="240" w:lineRule="auto"/>
+        <w:ind w:left="720"/>
+        <w:rPr>
+          <w:rFonts w:ascii="Times New Roman" w:hAnsi="Times New Roman" w:cs="Times New Roman"/>
+        </w:rPr>
+      </w:pPr>
+      <w:r>
+        <w:rPr>
+          <w:rFonts w:ascii="Times New Roman" w:hAnsi="Times New Roman" w:cs="Times New Roman"/>
+        </w:rPr>
+        <w:t>Step 16:</w:t>
+      </w:r>
+      <w:r>
+        <w:rPr>
+          <w:rFonts w:ascii="Times New Roman" w:hAnsi="Times New Roman" w:cs="Times New Roman"/>
+        </w:rPr>
+        <w:t xml:space="preserve"> </w:t>
+      </w:r>
+      <w:r>
+        <w:rPr>
+          <w:rFonts w:ascii="Times New Roman" w:hAnsi="Times New Roman" w:cs="Times New Roman"/>
+        </w:rPr>
+        <w:t>Else</w:t>
+      </w:r>
+      <w:r>
+        <w:rPr>
+          <w:rFonts w:ascii="Times New Roman" w:hAnsi="Times New Roman" w:cs="Times New Roman"/>
+        </w:rPr>
+        <w:br/>
+        <w:t>Step 17:</w:t>
+      </w:r>
+      <w:r>
+        <w:rPr>
+          <w:rFonts w:ascii="Times New Roman" w:hAnsi="Times New Roman" w:cs="Times New Roman"/>
+        </w:rPr>
+        <w:t xml:space="preserve"> </w:t>
+      </w:r>
+      <w:r>
+        <w:rPr>
+          <w:rFonts w:ascii="Times New Roman" w:hAnsi="Times New Roman" w:cs="Times New Roman"/>
+        </w:rPr>
+        <w:t>Find minimum node in right subtree</w:t>
+      </w:r>
+      <w:r>
+        <w:rPr>
+          <w:rFonts w:ascii="Times New Roman" w:hAnsi="Times New Roman" w:cs="Times New Roman"/>
+        </w:rPr>
+        <w:br/>
+        <w:t>Step 18:</w:t>
+      </w:r>
+      <w:r>
+        <w:rPr>
+          <w:rFonts w:ascii="Times New Roman" w:hAnsi="Times New Roman" w:cs="Times New Roman"/>
+        </w:rPr>
+        <w:t xml:space="preserve"> </w:t>
+      </w:r>
+      <w:r>
+        <w:rPr>
+          <w:rFonts w:ascii="Times New Roman" w:hAnsi="Times New Roman" w:cs="Times New Roman"/>
+        </w:rPr>
+        <w:t>Copy its value into current node</w:t>
+      </w:r>
+      <w:r>
+        <w:rPr>
+          <w:rFonts w:ascii="Times New Roman" w:hAnsi="Times New Roman" w:cs="Times New Roman"/>
+        </w:rPr>
+        <w:br/>
+        <w:t>Step 19:</w:t>
+      </w:r>
+      <w:r>
+        <w:rPr>
+          <w:rFonts w:ascii="Times New Roman" w:hAnsi="Times New Roman" w:cs="Times New Roman"/>
+        </w:rPr>
+        <w:t xml:space="preserve"> </w:t>
+      </w:r>
+      <w:r>
+        <w:rPr>
+          <w:rFonts w:ascii="Times New Roman" w:hAnsi="Times New Roman" w:cs="Times New Roman"/>
+        </w:rPr>
+        <w:t xml:space="preserve">Set </w:t>
+      </w:r>
+      <w:proofErr w:type="spellStart"/>
+      <w:proofErr w:type="gramStart"/>
+      <w:r>
+        <w:rPr>
+          <w:rFonts w:ascii="Times New Roman" w:hAnsi="Times New Roman" w:cs="Times New Roman"/>
+        </w:rPr>
+        <w:t>root.r</w:t>
+      </w:r>
+      <w:proofErr w:type="spellEnd"/>
+      <w:proofErr w:type="gramEnd"/>
+      <w:r>
+        <w:rPr>
+          <w:rFonts w:ascii="Times New Roman" w:hAnsi="Times New Roman" w:cs="Times New Roman"/>
+        </w:rPr>
+        <w:t xml:space="preserve"> = DELETE_</w:t>
+      </w:r>
+      <w:proofErr w:type="gramStart"/>
+      <w:r>
+        <w:rPr>
+          <w:rFonts w:ascii="Times New Roman" w:hAnsi="Times New Roman" w:cs="Times New Roman"/>
+        </w:rPr>
+        <w:t>NODE(</w:t>
+      </w:r>
+      <w:proofErr w:type="spellStart"/>
+      <w:r>
+        <w:rPr>
+          <w:rFonts w:ascii="Times New Roman" w:hAnsi="Times New Roman" w:cs="Times New Roman"/>
+        </w:rPr>
+        <w:t>root.r</w:t>
+      </w:r>
+      <w:proofErr w:type="spellEnd"/>
+      <w:proofErr w:type="gramEnd"/>
+      <w:r>
+        <w:rPr>
+          <w:rFonts w:ascii="Times New Roman" w:hAnsi="Times New Roman" w:cs="Times New Roman"/>
+        </w:rPr>
+        <w:t xml:space="preserve">, </w:t>
+      </w:r>
+      <w:proofErr w:type="spellStart"/>
+      <w:r>
+        <w:rPr>
+          <w:rFonts w:ascii="Times New Roman" w:hAnsi="Times New Roman" w:cs="Times New Roman"/>
+        </w:rPr>
+        <w:t>copied_value</w:t>
+      </w:r>
+      <w:proofErr w:type="spellEnd"/>
+      <w:r>
+        <w:rPr>
+          <w:rFonts w:ascii="Times New Roman" w:hAnsi="Times New Roman" w:cs="Times New Roman"/>
+        </w:rPr>
+        <w:t>)</w:t>
+      </w:r>
+    </w:p>
+    <w:p>
+      <w:pPr>
+        <w:spacing w:after="0" w:line="240" w:lineRule="auto"/>
+        <w:ind w:left="720"/>
+        <w:rPr>
+          <w:rFonts w:ascii="Times New Roman" w:hAnsi="Times New Roman" w:cs="Times New Roman"/>
+        </w:rPr>
+      </w:pPr>
+      <w:r>
+        <w:rPr>
+          <w:rFonts w:ascii="Times New Roman" w:hAnsi="Times New Roman" w:cs="Times New Roman"/>
+        </w:rPr>
+        <w:t>Step 20: Return root</w:t>
+      </w:r>
+      <w:r>
+        <w:rPr>
+          <w:rFonts w:ascii="Times New Roman" w:hAnsi="Times New Roman" w:cs="Times New Roman"/>
+        </w:rPr>
+        <w:br/>
+        <w:t>Step 21: Stop</w:t>
+      </w:r>
+    </w:p>
+    <w:p>
+      <w:pPr>
+        <w:spacing w:after="0" w:line="240" w:lineRule="auto"/>
+        <w:jc w:val="both"/>
+        <w:rPr>
+          <w:rFonts w:ascii="Times New Roman" w:hAnsi="Times New Roman" w:cs="Times New Roman"/>
+          <w:b/>
+          <w:bCs/>
+        </w:rPr>
+      </w:pPr>
+    </w:p>
+    <w:p>
+      <w:pPr>
+        <w:spacing w:after="0" w:line="240" w:lineRule="auto"/>
+        <w:jc w:val="both"/>
+        <w:rPr>
+          <w:rFonts w:ascii="Times New Roman" w:hAnsi="Times New Roman" w:cs="Times New Roman"/>
+          <w:b/>
+          <w:bCs/>
+        </w:rPr>
+      </w:pPr>
+      <w:r>
+        <w:rPr>
+          <w:rFonts w:ascii="Times New Roman" w:hAnsi="Times New Roman" w:cs="Times New Roman"/>
+          <w:b/>
+          <w:bCs/>
+        </w:rPr>
+        <w:t>4. BST Search</w:t>
+      </w:r>
+    </w:p>
+    <w:p>
+      <w:pPr>
+        <w:spacing w:after="0" w:line="240" w:lineRule="auto"/>
+        <w:rPr>
+          <w:rFonts w:ascii="Times New Roman" w:hAnsi="Times New Roman" w:cs="Times New Roman"/>
+        </w:rPr>
+      </w:pPr>
+      <w:r>
+        <w:rPr>
+          <w:rFonts w:ascii="Times New Roman" w:hAnsi="Times New Roman" w:cs="Times New Roman"/>
+        </w:rPr>
+        <w:t>Step 1: Start</w:t>
+      </w:r>
+      <w:r>
+        <w:rPr>
+          <w:rFonts w:ascii="Times New Roman" w:hAnsi="Times New Roman" w:cs="Times New Roman"/>
+        </w:rPr>
+        <w:br/>
+        <w:t>Step 2: If root == NULL</w:t>
+      </w:r>
+      <w:r>
+        <w:rPr>
+          <w:rFonts w:ascii="Times New Roman" w:hAnsi="Times New Roman" w:cs="Times New Roman"/>
+        </w:rPr>
+        <w:br/>
+        <w:t>Step 3:</w:t>
+      </w:r>
+      <w:r>
+        <w:rPr>
+          <w:rFonts w:ascii="Times New Roman" w:hAnsi="Times New Roman" w:cs="Times New Roman"/>
+        </w:rPr>
+        <w:t xml:space="preserve"> </w:t>
+      </w:r>
+      <w:r>
+        <w:rPr>
+          <w:rFonts w:ascii="Times New Roman" w:hAnsi="Times New Roman" w:cs="Times New Roman"/>
+        </w:rPr>
+        <w:t>Print "Value not found"</w:t>
+      </w:r>
+      <w:r>
+        <w:rPr>
+          <w:rFonts w:ascii="Times New Roman" w:hAnsi="Times New Roman" w:cs="Times New Roman"/>
+        </w:rPr>
+        <w:br/>
+        <w:t>Step 4:</w:t>
+      </w:r>
+      <w:r>
+        <w:rPr>
+          <w:rFonts w:ascii="Times New Roman" w:hAnsi="Times New Roman" w:cs="Times New Roman"/>
+        </w:rPr>
+        <w:t xml:space="preserve"> </w:t>
+      </w:r>
+      <w:r>
+        <w:rPr>
+          <w:rFonts w:ascii="Times New Roman" w:hAnsi="Times New Roman" w:cs="Times New Roman"/>
+        </w:rPr>
+        <w:t>Return</w:t>
+      </w:r>
+    </w:p>
+    <w:p>
+      <w:pPr>
+        <w:spacing w:after="0" w:line="240" w:lineRule="auto"/>
+        <w:rPr>
+          <w:rFonts w:ascii="Times New Roman" w:hAnsi="Times New Roman" w:cs="Times New Roman"/>
+        </w:rPr>
+      </w:pPr>
+      <w:r>
+        <w:rPr>
+          <w:rFonts w:ascii="Times New Roman" w:hAnsi="Times New Roman" w:cs="Times New Roman"/>
+        </w:rPr>
+        <w:t xml:space="preserve">Step 5: If </w:t>
+      </w:r>
+      <w:proofErr w:type="spellStart"/>
+      <w:r>
+        <w:rPr>
+          <w:rFonts w:ascii="Times New Roman" w:hAnsi="Times New Roman" w:cs="Times New Roman"/>
+        </w:rPr>
+        <w:t>root.data</w:t>
+      </w:r>
+      <w:proofErr w:type="spellEnd"/>
+      <w:r>
+        <w:rPr>
+          <w:rFonts w:ascii="Times New Roman" w:hAnsi="Times New Roman" w:cs="Times New Roman"/>
+        </w:rPr>
+        <w:t xml:space="preserve"> == </w:t>
+      </w:r>
+      <w:proofErr w:type="spellStart"/>
+      <w:r>
+        <w:rPr>
+          <w:rFonts w:ascii="Times New Roman" w:hAnsi="Times New Roman" w:cs="Times New Roman"/>
+        </w:rPr>
+        <w:t>val</w:t>
+      </w:r>
+      <w:proofErr w:type="spellEnd"/>
+      <w:r>
+        <w:rPr>
+          <w:rFonts w:ascii="Times New Roman" w:hAnsi="Times New Roman" w:cs="Times New Roman"/>
+        </w:rPr>
+        <w:t xml:space="preserve"> follow step 6-7</w:t>
+      </w:r>
+      <w:r>
+        <w:rPr>
+          <w:rFonts w:ascii="Times New Roman" w:hAnsi="Times New Roman" w:cs="Times New Roman"/>
+        </w:rPr>
+        <w:br/>
+        <w:t>Step 6:</w:t>
+      </w:r>
+      <w:r>
+        <w:rPr>
+          <w:rFonts w:ascii="Times New Roman" w:hAnsi="Times New Roman" w:cs="Times New Roman"/>
+        </w:rPr>
+        <w:t xml:space="preserve"> </w:t>
+      </w:r>
+      <w:r>
+        <w:rPr>
+          <w:rFonts w:ascii="Times New Roman" w:hAnsi="Times New Roman" w:cs="Times New Roman"/>
+        </w:rPr>
+        <w:t>Print "Value found"</w:t>
+      </w:r>
+      <w:r>
+        <w:rPr>
+          <w:rFonts w:ascii="Times New Roman" w:hAnsi="Times New Roman" w:cs="Times New Roman"/>
+        </w:rPr>
+        <w:br/>
+        <w:t>Step 7:</w:t>
+      </w:r>
+      <w:r>
+        <w:rPr>
+          <w:rFonts w:ascii="Times New Roman" w:hAnsi="Times New Roman" w:cs="Times New Roman"/>
+        </w:rPr>
+        <w:t xml:space="preserve"> </w:t>
+      </w:r>
+      <w:r>
+        <w:rPr>
+          <w:rFonts w:ascii="Times New Roman" w:hAnsi="Times New Roman" w:cs="Times New Roman"/>
+        </w:rPr>
+        <w:t>Return</w:t>
+      </w:r>
+    </w:p>
+    <w:p>
+      <w:pPr>
+        <w:spacing w:after="0" w:line="240" w:lineRule="auto"/>
+        <w:rPr>
+          <w:rFonts w:ascii="Times New Roman" w:hAnsi="Times New Roman" w:cs="Times New Roman"/>
+        </w:rPr>
+      </w:pPr>
+      <w:r>
+        <w:rPr>
+          <w:rFonts w:ascii="Times New Roman" w:hAnsi="Times New Roman" w:cs="Times New Roman"/>
+        </w:rPr>
+        <w:t xml:space="preserve">Step 8: If </w:t>
+      </w:r>
+      <w:proofErr w:type="spellStart"/>
+      <w:r>
+        <w:rPr>
+          <w:rFonts w:ascii="Times New Roman" w:hAnsi="Times New Roman" w:cs="Times New Roman"/>
+        </w:rPr>
+        <w:t>val</w:t>
+      </w:r>
+      <w:proofErr w:type="spellEnd"/>
+      <w:r>
+        <w:rPr>
+          <w:rFonts w:ascii="Times New Roman" w:hAnsi="Times New Roman" w:cs="Times New Roman"/>
+        </w:rPr>
+        <w:t xml:space="preserve"> &lt; </w:t>
+      </w:r>
+      <w:proofErr w:type="spellStart"/>
+      <w:r>
+        <w:rPr>
+          <w:rFonts w:ascii="Times New Roman" w:hAnsi="Times New Roman" w:cs="Times New Roman"/>
+        </w:rPr>
+        <w:t>root.data</w:t>
+      </w:r>
+      <w:proofErr w:type="spellEnd"/>
+      <w:r>
+        <w:rPr>
+          <w:rFonts w:ascii="Times New Roman" w:hAnsi="Times New Roman" w:cs="Times New Roman"/>
+        </w:rPr>
+        <w:t xml:space="preserve"> follow step 9</w:t>
+      </w:r>
+      <w:r>
+        <w:rPr>
+          <w:rFonts w:ascii="Times New Roman" w:hAnsi="Times New Roman" w:cs="Times New Roman"/>
+        </w:rPr>
+        <w:br/>
+        <w:t>Step 9:</w:t>
+      </w:r>
+      <w:r>
+        <w:rPr>
+          <w:rFonts w:ascii="Times New Roman" w:hAnsi="Times New Roman" w:cs="Times New Roman"/>
+        </w:rPr>
+        <w:t xml:space="preserve"> </w:t>
+      </w:r>
+      <w:r>
+        <w:rPr>
+          <w:rFonts w:ascii="Times New Roman" w:hAnsi="Times New Roman" w:cs="Times New Roman"/>
+        </w:rPr>
+        <w:t xml:space="preserve">Call </w:t>
+      </w:r>
+      <w:proofErr w:type="gramStart"/>
+      <w:r>
+        <w:rPr>
+          <w:rFonts w:ascii="Times New Roman" w:hAnsi="Times New Roman" w:cs="Times New Roman"/>
+        </w:rPr>
+        <w:t>SEARCH(</w:t>
+      </w:r>
+      <w:proofErr w:type="spellStart"/>
+      <w:r>
+        <w:rPr>
+          <w:rFonts w:ascii="Times New Roman" w:hAnsi="Times New Roman" w:cs="Times New Roman"/>
+        </w:rPr>
+        <w:t>root.l</w:t>
+      </w:r>
+      <w:proofErr w:type="spellEnd"/>
+      <w:proofErr w:type="gramEnd"/>
+      <w:r>
+        <w:rPr>
+          <w:rFonts w:ascii="Times New Roman" w:hAnsi="Times New Roman" w:cs="Times New Roman"/>
+        </w:rPr>
+        <w:t xml:space="preserve">, </w:t>
+      </w:r>
+      <w:proofErr w:type="spellStart"/>
+      <w:r>
+        <w:rPr>
+          <w:rFonts w:ascii="Times New Roman" w:hAnsi="Times New Roman" w:cs="Times New Roman"/>
+        </w:rPr>
+        <w:t>val</w:t>
+      </w:r>
+      <w:proofErr w:type="spellEnd"/>
+      <w:r>
+        <w:rPr>
+          <w:rFonts w:ascii="Times New Roman" w:hAnsi="Times New Roman" w:cs="Times New Roman"/>
+        </w:rPr>
+        <w:t>)</w:t>
+      </w:r>
+    </w:p>
+    <w:p>
+      <w:pPr>
+        <w:spacing w:after="0" w:line="240" w:lineRule="auto"/>
+        <w:rPr>
+          <w:rFonts w:ascii="Times New Roman" w:hAnsi="Times New Roman" w:cs="Times New Roman"/>
+        </w:rPr>
+      </w:pPr>
+      <w:r>
+        <w:rPr>
+          <w:rFonts w:ascii="Times New Roman" w:hAnsi="Times New Roman" w:cs="Times New Roman"/>
+        </w:rPr>
+        <w:t>Step 10: Else</w:t>
+      </w:r>
+      <w:r>
+        <w:rPr>
+          <w:rFonts w:ascii="Times New Roman" w:hAnsi="Times New Roman" w:cs="Times New Roman"/>
+        </w:rPr>
+        <w:t xml:space="preserve"> follow step 11</w:t>
+      </w:r>
+      <w:r>
+        <w:rPr>
+          <w:rFonts w:ascii="Times New Roman" w:hAnsi="Times New Roman" w:cs="Times New Roman"/>
+        </w:rPr>
+        <w:br/>
+        <w:t>Step 11:</w:t>
+      </w:r>
+      <w:r>
+        <w:rPr>
+          <w:rFonts w:ascii="Times New Roman" w:hAnsi="Times New Roman" w:cs="Times New Roman"/>
+        </w:rPr>
+        <w:t xml:space="preserve"> </w:t>
+      </w:r>
+      <w:r>
+        <w:rPr>
+          <w:rFonts w:ascii="Times New Roman" w:hAnsi="Times New Roman" w:cs="Times New Roman"/>
+        </w:rPr>
+        <w:t xml:space="preserve">Call </w:t>
+      </w:r>
+      <w:proofErr w:type="gramStart"/>
+      <w:r>
+        <w:rPr>
+          <w:rFonts w:ascii="Times New Roman" w:hAnsi="Times New Roman" w:cs="Times New Roman"/>
+        </w:rPr>
+        <w:t>SEARCH(</w:t>
+      </w:r>
+      <w:proofErr w:type="spellStart"/>
+      <w:r>
+        <w:rPr>
+          <w:rFonts w:ascii="Times New Roman" w:hAnsi="Times New Roman" w:cs="Times New Roman"/>
+        </w:rPr>
+        <w:t>root.r</w:t>
+      </w:r>
+      <w:proofErr w:type="spellEnd"/>
+      <w:proofErr w:type="gramEnd"/>
+      <w:r>
+        <w:rPr>
+          <w:rFonts w:ascii="Times New Roman" w:hAnsi="Times New Roman" w:cs="Times New Roman"/>
+        </w:rPr>
+        <w:t xml:space="preserve">, </w:t>
+      </w:r>
+      <w:proofErr w:type="spellStart"/>
+      <w:r>
+        <w:rPr>
+          <w:rFonts w:ascii="Times New Roman" w:hAnsi="Times New Roman" w:cs="Times New Roman"/>
+        </w:rPr>
+        <w:t>val</w:t>
+      </w:r>
+      <w:proofErr w:type="spellEnd"/>
+      <w:r>
+        <w:rPr>
+          <w:rFonts w:ascii="Times New Roman" w:hAnsi="Times New Roman" w:cs="Times New Roman"/>
+        </w:rPr>
+        <w:t>)</w:t>
+      </w:r>
+    </w:p>
+    <w:p>
+      <w:pPr>
+        <w:spacing w:after="0" w:line="240" w:lineRule="auto"/>
+        <w:rPr>
+          <w:rFonts w:ascii="Times New Roman" w:hAnsi="Times New Roman" w:cs="Times New Roman"/>
+        </w:rPr>
+      </w:pPr>
+      <w:r>
+        <w:rPr>
+          <w:rFonts w:ascii="Times New Roman" w:hAnsi="Times New Roman" w:cs="Times New Roman"/>
+        </w:rPr>
+        <w:t>Step 12: Stop</w:t>
+      </w:r>
+    </w:p>
+    <w:p>
+      <w:pPr>
+        <w:spacing w:after="0" w:line="240" w:lineRule="auto"/>
+        <w:jc w:val="both"/>
+        <w:rPr>
+          <w:rFonts w:ascii="Times New Roman" w:hAnsi="Times New Roman" w:cs="Times New Roman"/>
+          <w:b/>
+          <w:bCs/>
+        </w:rPr>
+      </w:pPr>
+    </w:p>
+    <w:p>
+      <w:pPr>
+        <w:spacing w:after="0" w:line="240" w:lineRule="auto"/>
+        <w:jc w:val="both"/>
+        <w:rPr>
+          <w:rFonts w:ascii="Times New Roman" w:hAnsi="Times New Roman" w:cs="Times New Roman"/>
+          <w:b/>
+          <w:bCs/>
+        </w:rPr>
+      </w:pPr>
+      <w:r>
+        <w:rPr>
+          <w:rFonts w:ascii="Times New Roman" w:hAnsi="Times New Roman" w:cs="Times New Roman"/>
+          <w:b/>
+          <w:bCs/>
+        </w:rPr>
+        <w:t>5. BST BFS Traversal</w:t>
+      </w:r>
+    </w:p>
+    <w:p>
+      <w:pPr>
+        <w:spacing w:after="0" w:line="240" w:lineRule="auto"/>
+        <w:rPr>
+          <w:rFonts w:ascii="Times New Roman" w:hAnsi="Times New Roman" w:cs="Times New Roman"/>
+        </w:rPr>
+      </w:pPr>
+      <w:r>
+        <w:rPr>
+          <w:rFonts w:ascii="Times New Roman" w:hAnsi="Times New Roman" w:cs="Times New Roman"/>
+        </w:rPr>
+        <w:t>Step 1: Start</w:t>
+      </w:r>
+      <w:r>
+        <w:rPr>
+          <w:rFonts w:ascii="Times New Roman" w:hAnsi="Times New Roman" w:cs="Times New Roman"/>
+        </w:rPr>
+        <w:br/>
+        <w:t>Step 2: If root == NULL, return</w:t>
+      </w:r>
+      <w:r>
+        <w:rPr>
+          <w:rFonts w:ascii="Times New Roman" w:hAnsi="Times New Roman" w:cs="Times New Roman"/>
+        </w:rPr>
+        <w:br/>
+        <w:t>Step 3: Create empty queue q</w:t>
+      </w:r>
+      <w:r>
+        <w:rPr>
+          <w:rFonts w:ascii="Times New Roman" w:hAnsi="Times New Roman" w:cs="Times New Roman"/>
+        </w:rPr>
+        <w:br/>
+        <w:t>Step 4: Insert root into queue</w:t>
+      </w:r>
+    </w:p>
+    <w:p>
+      <w:pPr>
+        <w:spacing w:after="0" w:line="240" w:lineRule="auto"/>
+        <w:rPr>
+          <w:rFonts w:ascii="Times New Roman" w:hAnsi="Times New Roman" w:cs="Times New Roman"/>
+        </w:rPr>
+      </w:pPr>
+      <w:r>
+        <w:rPr>
+          <w:rFonts w:ascii="Times New Roman" w:hAnsi="Times New Roman" w:cs="Times New Roman"/>
+        </w:rPr>
+        <w:t>Step 5: While queue is not empty</w:t>
+      </w:r>
+    </w:p>
+    <w:p>
+      <w:pPr>
+        <w:spacing w:after="0" w:line="240" w:lineRule="auto"/>
+        <w:rPr>
+          <w:rFonts w:ascii="Times New Roman" w:hAnsi="Times New Roman" w:cs="Times New Roman"/>
+        </w:rPr>
+      </w:pPr>
+      <w:r>
+        <w:rPr>
+          <w:rFonts w:ascii="Times New Roman" w:hAnsi="Times New Roman" w:cs="Times New Roman"/>
+        </w:rPr>
+        <w:t>Step 6:</w:t>
+      </w:r>
+      <w:r>
+        <w:rPr>
+          <w:rFonts w:ascii="Times New Roman" w:hAnsi="Times New Roman" w:cs="Times New Roman"/>
+        </w:rPr>
+        <w:t xml:space="preserve"> </w:t>
+      </w:r>
+      <w:r>
+        <w:rPr>
+          <w:rFonts w:ascii="Times New Roman" w:hAnsi="Times New Roman" w:cs="Times New Roman"/>
+        </w:rPr>
+        <w:t>Remove front node → temp</w:t>
+      </w:r>
+      <w:r>
+        <w:rPr>
+          <w:rFonts w:ascii="Times New Roman" w:hAnsi="Times New Roman" w:cs="Times New Roman"/>
+        </w:rPr>
+        <w:br/>
+        <w:t>Step 7:</w:t>
+      </w:r>
+      <w:r>
+        <w:rPr>
+          <w:rFonts w:ascii="Times New Roman" w:hAnsi="Times New Roman" w:cs="Times New Roman"/>
+        </w:rPr>
+        <w:t xml:space="preserve"> </w:t>
+      </w:r>
+      <w:r>
+        <w:rPr>
+          <w:rFonts w:ascii="Times New Roman" w:hAnsi="Times New Roman" w:cs="Times New Roman"/>
+        </w:rPr>
+        <w:t xml:space="preserve">Print </w:t>
+      </w:r>
+      <w:proofErr w:type="spellStart"/>
+      <w:r>
+        <w:rPr>
+          <w:rFonts w:ascii="Times New Roman" w:hAnsi="Times New Roman" w:cs="Times New Roman"/>
+        </w:rPr>
+        <w:t>temp.data</w:t>
+      </w:r>
+      <w:proofErr w:type="spellEnd"/>
+    </w:p>
+    <w:p>
+      <w:pPr>
+        <w:spacing w:after="0" w:line="240" w:lineRule="auto"/>
+        <w:rPr>
+          <w:rFonts w:ascii="Times New Roman" w:hAnsi="Times New Roman" w:cs="Times New Roman"/>
+        </w:rPr>
+      </w:pPr>
+      <w:r>
+        <w:rPr>
+          <w:rFonts w:ascii="Times New Roman" w:hAnsi="Times New Roman" w:cs="Times New Roman"/>
+        </w:rPr>
+        <w:t>Step 8:</w:t>
+      </w:r>
+      <w:r>
+        <w:rPr>
+          <w:rFonts w:ascii="Times New Roman" w:hAnsi="Times New Roman" w:cs="Times New Roman"/>
+        </w:rPr>
+        <w:t xml:space="preserve"> </w:t>
+      </w:r>
+      <w:r>
+        <w:rPr>
+          <w:rFonts w:ascii="Times New Roman" w:hAnsi="Times New Roman" w:cs="Times New Roman"/>
+        </w:rPr>
+        <w:t xml:space="preserve">If </w:t>
+      </w:r>
+      <w:proofErr w:type="spellStart"/>
+      <w:proofErr w:type="gramStart"/>
+      <w:r>
+        <w:rPr>
+          <w:rFonts w:ascii="Times New Roman" w:hAnsi="Times New Roman" w:cs="Times New Roman"/>
+        </w:rPr>
+        <w:t>temp.l</w:t>
+      </w:r>
+      <w:proofErr w:type="spellEnd"/>
+      <w:r>
+        <w:rPr>
+          <w:rFonts w:ascii="Times New Roman" w:hAnsi="Times New Roman" w:cs="Times New Roman"/>
+        </w:rPr>
+        <w:t xml:space="preserve"> !=</w:t>
+      </w:r>
+      <w:proofErr w:type="gramEnd"/>
+      <w:r>
+        <w:rPr>
+          <w:rFonts w:ascii="Times New Roman" w:hAnsi="Times New Roman" w:cs="Times New Roman"/>
+        </w:rPr>
+        <w:t xml:space="preserve"> NULL</w:t>
+      </w:r>
+      <w:r>
+        <w:rPr>
+          <w:rFonts w:ascii="Times New Roman" w:hAnsi="Times New Roman" w:cs="Times New Roman"/>
+        </w:rPr>
+        <w:br/>
+        <w:t>Step 9:</w:t>
+      </w:r>
+      <w:r>
+        <w:rPr>
+          <w:rFonts w:ascii="Times New Roman" w:hAnsi="Times New Roman" w:cs="Times New Roman"/>
+        </w:rPr>
+        <w:t xml:space="preserve"> </w:t>
+      </w:r>
+      <w:r>
+        <w:rPr>
+          <w:rFonts w:ascii="Times New Roman" w:hAnsi="Times New Roman" w:cs="Times New Roman"/>
+        </w:rPr>
+        <w:t xml:space="preserve">Insert </w:t>
+      </w:r>
+      <w:proofErr w:type="spellStart"/>
+      <w:proofErr w:type="gramStart"/>
+      <w:r>
+        <w:rPr>
+          <w:rFonts w:ascii="Times New Roman" w:hAnsi="Times New Roman" w:cs="Times New Roman"/>
+        </w:rPr>
+        <w:t>temp.l</w:t>
+      </w:r>
+      <w:proofErr w:type="spellEnd"/>
+      <w:proofErr w:type="gramEnd"/>
+      <w:r>
+        <w:rPr>
+          <w:rFonts w:ascii="Times New Roman" w:hAnsi="Times New Roman" w:cs="Times New Roman"/>
+        </w:rPr>
+        <w:t xml:space="preserve"> into queue</w:t>
+      </w:r>
+    </w:p>
+    <w:p>
+      <w:pPr>
+        <w:spacing w:after="0" w:line="240" w:lineRule="auto"/>
+        <w:rPr>
+          <w:rFonts w:ascii="Times New Roman" w:hAnsi="Times New Roman" w:cs="Times New Roman"/>
+        </w:rPr>
+      </w:pPr>
+      <w:r>
+        <w:rPr>
+          <w:rFonts w:ascii="Times New Roman" w:hAnsi="Times New Roman" w:cs="Times New Roman"/>
+        </w:rPr>
+        <w:t>Step 10:</w:t>
+      </w:r>
+      <w:r>
+        <w:rPr>
+          <w:rFonts w:ascii="Times New Roman" w:hAnsi="Times New Roman" w:cs="Times New Roman"/>
+        </w:rPr>
+        <w:t xml:space="preserve"> </w:t>
+      </w:r>
+      <w:r>
+        <w:rPr>
+          <w:rFonts w:ascii="Times New Roman" w:hAnsi="Times New Roman" w:cs="Times New Roman"/>
+        </w:rPr>
+        <w:t xml:space="preserve">If </w:t>
+      </w:r>
+      <w:proofErr w:type="spellStart"/>
+      <w:proofErr w:type="gramStart"/>
+      <w:r>
+        <w:rPr>
+          <w:rFonts w:ascii="Times New Roman" w:hAnsi="Times New Roman" w:cs="Times New Roman"/>
+        </w:rPr>
+        <w:t>temp.r</w:t>
+      </w:r>
+      <w:proofErr w:type="spellEnd"/>
+      <w:r>
+        <w:rPr>
+          <w:rFonts w:ascii="Times New Roman" w:hAnsi="Times New Roman" w:cs="Times New Roman"/>
+        </w:rPr>
+        <w:t xml:space="preserve"> !=</w:t>
+      </w:r>
+      <w:proofErr w:type="gramEnd"/>
+      <w:r>
+        <w:rPr>
+          <w:rFonts w:ascii="Times New Roman" w:hAnsi="Times New Roman" w:cs="Times New Roman"/>
+        </w:rPr>
+        <w:t xml:space="preserve"> NULL</w:t>
+      </w:r>
+      <w:r>
+        <w:rPr>
+          <w:rFonts w:ascii="Times New Roman" w:hAnsi="Times New Roman" w:cs="Times New Roman"/>
+        </w:rPr>
+        <w:br/>
+        <w:t>Step 11:</w:t>
+      </w:r>
+      <w:r>
+        <w:rPr>
+          <w:rFonts w:ascii="Times New Roman" w:hAnsi="Times New Roman" w:cs="Times New Roman"/>
+        </w:rPr>
+        <w:t xml:space="preserve"> </w:t>
+      </w:r>
+      <w:r>
+        <w:rPr>
+          <w:rFonts w:ascii="Times New Roman" w:hAnsi="Times New Roman" w:cs="Times New Roman"/>
+        </w:rPr>
+        <w:t xml:space="preserve">Insert </w:t>
+      </w:r>
+      <w:proofErr w:type="spellStart"/>
+      <w:proofErr w:type="gramStart"/>
+      <w:r>
+        <w:rPr>
+          <w:rFonts w:ascii="Times New Roman" w:hAnsi="Times New Roman" w:cs="Times New Roman"/>
+        </w:rPr>
+        <w:t>temp.r</w:t>
+      </w:r>
+      <w:proofErr w:type="spellEnd"/>
+      <w:proofErr w:type="gramEnd"/>
+      <w:r>
+        <w:rPr>
+          <w:rFonts w:ascii="Times New Roman" w:hAnsi="Times New Roman" w:cs="Times New Roman"/>
+        </w:rPr>
+        <w:t xml:space="preserve"> into queue</w:t>
+      </w:r>
+    </w:p>
+    <w:p>
+      <w:pPr>
+        <w:spacing w:after="0" w:line="240" w:lineRule="auto"/>
+        <w:rPr>
+          <w:rFonts w:ascii="Times New Roman" w:hAnsi="Times New Roman" w:cs="Times New Roman"/>
+        </w:rPr>
+      </w:pPr>
+      <w:r>
+        <w:rPr>
+          <w:rFonts w:ascii="Times New Roman" w:hAnsi="Times New Roman" w:cs="Times New Roman"/>
+        </w:rPr>
+        <w:t>Step 12: End While</w:t>
+      </w:r>
+      <w:r>
+        <w:rPr>
+          <w:rFonts w:ascii="Times New Roman" w:hAnsi="Times New Roman" w:cs="Times New Roman"/>
+        </w:rPr>
+        <w:br/>
+        <w:t>Step 13: Stop</w:t>
+      </w:r>
+    </w:p>
+    <w:p>
+      <w:pPr>
+        <w:spacing w:after="0" w:line="240" w:lineRule="auto"/>
+        <w:jc w:val="both"/>
+        <w:rPr>
+          <w:rFonts w:ascii="Times New Roman" w:hAnsi="Times New Roman" w:cs="Times New Roman"/>
+          <w:b/>
+          <w:bCs/>
+        </w:rPr>
+      </w:pPr>
+    </w:p>
+    <w:p>
+      <w:pPr>
+        <w:spacing w:after="0" w:line="240" w:lineRule="auto"/>
+        <w:jc w:val="both"/>
+        <w:rPr>
+          <w:rFonts w:ascii="Times New Roman" w:hAnsi="Times New Roman" w:cs="Times New Roman"/>
+          <w:b/>
+          <w:bCs/>
+        </w:rPr>
+      </w:pPr>
+      <w:r>
+        <w:rPr>
+          <w:rFonts w:ascii="Times New Roman" w:hAnsi="Times New Roman" w:cs="Times New Roman"/>
+          <w:b/>
+          <w:bCs/>
+        </w:rPr>
         <w:t>Pseudocodes:</w:t>
       </w:r>
     </w:p>
@@ -5635,354 +8324,21 @@
       <w:r>
         <w:rPr>
           <w:rFonts w:ascii="Times New Roman" w:hAnsi="Times New Roman" w:cs="Times New Roman"/>
-        </w:rPr>
-        <w:t>Fig 1.1 – Binary Tree Operations</w:t>
-      </w:r>
-    </w:p>
-    <w:p>
-      <w:pPr>
-        <w:spacing w:after="0" w:line="240" w:lineRule="auto"/>
-        <w:jc w:val="both"/>
-        <w:rPr>
-          <w:rFonts w:ascii="Times New Roman" w:hAnsi="Times New Roman" w:cs="Times New Roman"/>
-        </w:rPr>
-      </w:pPr>
-      <w:r>
-        <w:rPr>
-          <w:rFonts w:ascii="Times New Roman" w:hAnsi="Times New Roman" w:cs="Times New Roman"/>
-        </w:rPr>
-        <w:tab/>
-      </w:r>
-      <w:r>
-        <w:rPr>
-          <w:rFonts w:ascii="Times New Roman" w:hAnsi="Times New Roman" w:cs="Times New Roman"/>
-        </w:rPr>
-        <w:tab/>
-      </w:r>
-      <w:r>
-        <w:rPr>
-          <w:rFonts w:ascii="Times New Roman" w:hAnsi="Times New Roman" w:cs="Times New Roman"/>
-        </w:rPr>
-        <w:t>1. Insert Node</w:t>
-      </w:r>
-    </w:p>
-    <w:p>
-      <w:pPr>
-        <w:spacing w:after="0" w:line="240" w:lineRule="auto"/>
-        <w:jc w:val="both"/>
-        <w:rPr>
-          <w:rFonts w:ascii="Times New Roman" w:hAnsi="Times New Roman" w:cs="Times New Roman"/>
-        </w:rPr>
-      </w:pPr>
-      <w:r>
-        <w:rPr>
-          <w:rFonts w:ascii="Times New Roman" w:hAnsi="Times New Roman" w:cs="Times New Roman"/>
-        </w:rPr>
-        <w:tab/>
-        <w:t xml:space="preserve">     </w:t>
-      </w:r>
-      <w:r>
-        <w:rPr>
-          <w:rFonts w:ascii="Times New Roman" w:hAnsi="Times New Roman" w:cs="Times New Roman"/>
-        </w:rPr>
-        <w:tab/>
-      </w:r>
-      <w:r>
-        <w:rPr>
-          <w:rFonts w:ascii="Times New Roman" w:hAnsi="Times New Roman" w:cs="Times New Roman"/>
-        </w:rPr>
-        <w:t>2. Display</w:t>
-      </w:r>
-    </w:p>
-    <w:p>
-      <w:pPr>
-        <w:spacing w:after="0" w:line="240" w:lineRule="auto"/>
-        <w:jc w:val="both"/>
-        <w:rPr>
-          <w:rFonts w:ascii="Times New Roman" w:hAnsi="Times New Roman" w:cs="Times New Roman"/>
-        </w:rPr>
-      </w:pPr>
-      <w:r>
-        <w:rPr>
-          <w:rFonts w:ascii="Times New Roman" w:hAnsi="Times New Roman" w:cs="Times New Roman"/>
-        </w:rPr>
-        <w:tab/>
-        <w:t xml:space="preserve">    </w:t>
-      </w:r>
-      <w:r>
-        <w:rPr>
-          <w:rFonts w:ascii="Times New Roman" w:hAnsi="Times New Roman" w:cs="Times New Roman"/>
-        </w:rPr>
-        <w:tab/>
-      </w:r>
-      <w:r>
-        <w:rPr>
-          <w:rFonts w:ascii="Times New Roman" w:hAnsi="Times New Roman" w:cs="Times New Roman"/>
-        </w:rPr>
-        <w:t>3. Depth of Tree</w:t>
-      </w:r>
-    </w:p>
-    <w:p>
-      <w:pPr>
-        <w:spacing w:after="0" w:line="240" w:lineRule="auto"/>
-        <w:jc w:val="both"/>
-        <w:rPr>
-          <w:rFonts w:ascii="Times New Roman" w:hAnsi="Times New Roman" w:cs="Times New Roman"/>
-        </w:rPr>
-      </w:pPr>
-      <w:r>
-        <w:rPr>
-          <w:rFonts w:ascii="Times New Roman" w:hAnsi="Times New Roman" w:cs="Times New Roman"/>
-        </w:rPr>
-        <w:t xml:space="preserve"> </w:t>
-      </w:r>
-      <w:r>
-        <w:rPr>
-          <w:rFonts w:ascii="Times New Roman" w:hAnsi="Times New Roman" w:cs="Times New Roman"/>
-        </w:rPr>
-        <w:tab/>
-        <w:t xml:space="preserve">    </w:t>
-      </w:r>
-      <w:r>
-        <w:rPr>
-          <w:rFonts w:ascii="Times New Roman" w:hAnsi="Times New Roman" w:cs="Times New Roman"/>
-        </w:rPr>
-        <w:tab/>
-      </w:r>
-      <w:r>
-        <w:rPr>
-          <w:rFonts w:ascii="Times New Roman" w:hAnsi="Times New Roman" w:cs="Times New Roman"/>
-        </w:rPr>
-        <w:t>4. Display Leaf Nodes</w:t>
-      </w:r>
-    </w:p>
-    <w:p>
-      <w:pPr>
-        <w:spacing w:after="0" w:line="240" w:lineRule="auto"/>
-        <w:jc w:val="both"/>
-        <w:rPr>
-          <w:rFonts w:ascii="Times New Roman" w:hAnsi="Times New Roman" w:cs="Times New Roman"/>
-        </w:rPr>
-      </w:pPr>
-      <w:r>
-        <w:rPr>
-          <w:rFonts w:ascii="Times New Roman" w:hAnsi="Times New Roman" w:cs="Times New Roman"/>
-        </w:rPr>
-        <w:tab/>
-        <w:t xml:space="preserve">     </w:t>
-      </w:r>
-      <w:r>
-        <w:rPr>
-          <w:rFonts w:ascii="Times New Roman" w:hAnsi="Times New Roman" w:cs="Times New Roman"/>
-        </w:rPr>
-        <w:tab/>
-      </w:r>
-      <w:r>
-        <w:rPr>
-          <w:rFonts w:ascii="Times New Roman" w:hAnsi="Times New Roman" w:cs="Times New Roman"/>
-        </w:rPr>
-        <w:t xml:space="preserve">5. Create Copy </w:t>
-      </w:r>
-      <w:proofErr w:type="gramStart"/>
-      <w:r>
-        <w:rPr>
-          <w:rFonts w:ascii="Times New Roman" w:hAnsi="Times New Roman" w:cs="Times New Roman"/>
-        </w:rPr>
-        <w:t>Of</w:t>
-      </w:r>
-      <w:proofErr w:type="gramEnd"/>
-      <w:r>
-        <w:rPr>
-          <w:rFonts w:ascii="Times New Roman" w:hAnsi="Times New Roman" w:cs="Times New Roman"/>
-        </w:rPr>
-        <w:t xml:space="preserve"> Tree</w:t>
-      </w:r>
-    </w:p>
-    <w:p>
-      <w:pPr>
-        <w:spacing w:after="0" w:line="240" w:lineRule="auto"/>
-        <w:jc w:val="both"/>
-        <w:rPr>
-          <w:rFonts w:ascii="Times New Roman" w:hAnsi="Times New Roman" w:cs="Times New Roman"/>
-        </w:rPr>
-      </w:pPr>
-    </w:p>
-    <w:p>
-      <w:pPr>
-        <w:spacing w:after="0" w:line="240" w:lineRule="auto"/>
-        <w:jc w:val="both"/>
-        <w:rPr>
-          <w:rFonts w:ascii="Times New Roman" w:hAnsi="Times New Roman" w:cs="Times New Roman"/>
-        </w:rPr>
-      </w:pPr>
-      <w:r>
-        <w:rPr>
-          <w:rFonts w:ascii="Times New Roman" w:hAnsi="Times New Roman" w:cs="Times New Roman"/>
-        </w:rPr>
-        <w:t>Fig 1.2 – Binary Search Tree Operations</w:t>
-      </w:r>
-    </w:p>
-    <w:p>
-      <w:pPr>
-        <w:spacing w:after="0" w:line="240" w:lineRule="auto"/>
-        <w:jc w:val="both"/>
-        <w:rPr>
-          <w:rFonts w:ascii="Times New Roman" w:hAnsi="Times New Roman" w:cs="Times New Roman"/>
-        </w:rPr>
-      </w:pPr>
-      <w:r>
-        <w:rPr>
-          <w:rFonts w:ascii="Times New Roman" w:hAnsi="Times New Roman" w:cs="Times New Roman"/>
-        </w:rPr>
-        <w:tab/>
-      </w:r>
-      <w:r>
-        <w:rPr>
-          <w:rFonts w:ascii="Times New Roman" w:hAnsi="Times New Roman" w:cs="Times New Roman"/>
-        </w:rPr>
-        <w:tab/>
-      </w:r>
-      <w:r>
-        <w:rPr>
-          <w:rFonts w:ascii="Times New Roman" w:hAnsi="Times New Roman" w:cs="Times New Roman"/>
-        </w:rPr>
-        <w:t xml:space="preserve">a. Insert </w:t>
-      </w:r>
-    </w:p>
-    <w:p>
-      <w:pPr>
-        <w:spacing w:after="0" w:line="240" w:lineRule="auto"/>
-        <w:ind w:left="1440"/>
-        <w:jc w:val="both"/>
-        <w:rPr>
-          <w:rFonts w:ascii="Times New Roman" w:hAnsi="Times New Roman" w:cs="Times New Roman"/>
-        </w:rPr>
-      </w:pPr>
-      <w:r>
-        <w:rPr>
-          <w:rFonts w:ascii="Times New Roman" w:hAnsi="Times New Roman" w:cs="Times New Roman"/>
-        </w:rPr>
-        <w:t xml:space="preserve">b. </w:t>
-      </w:r>
-      <w:r>
-        <w:rPr>
-          <w:rFonts w:ascii="Times New Roman" w:hAnsi="Times New Roman" w:cs="Times New Roman"/>
-        </w:rPr>
-        <w:t>Search</w:t>
-      </w:r>
-      <w:r>
-        <w:rPr>
-          <w:rFonts w:ascii="Times New Roman" w:hAnsi="Times New Roman" w:cs="Times New Roman"/>
-        </w:rPr>
-        <w:t xml:space="preserve"> </w:t>
-      </w:r>
-    </w:p>
-    <w:p>
-      <w:pPr>
-        <w:spacing w:after="0" w:line="240" w:lineRule="auto"/>
-        <w:ind w:left="1440"/>
-        <w:jc w:val="both"/>
-        <w:rPr>
-          <w:rFonts w:ascii="Times New Roman" w:hAnsi="Times New Roman" w:cs="Times New Roman"/>
-        </w:rPr>
-      </w:pPr>
-      <w:r>
-        <w:rPr>
-          <w:rFonts w:ascii="Times New Roman" w:hAnsi="Times New Roman" w:cs="Times New Roman"/>
-        </w:rPr>
-        <w:t>c.</w:t>
-      </w:r>
-      <w:r>
-        <w:rPr>
-          <w:rFonts w:ascii="Times New Roman" w:hAnsi="Times New Roman" w:cs="Times New Roman"/>
-        </w:rPr>
-        <w:t xml:space="preserve"> Delete</w:t>
-      </w:r>
-      <w:r>
-        <w:rPr>
-          <w:rFonts w:ascii="Times New Roman" w:hAnsi="Times New Roman" w:cs="Times New Roman"/>
-        </w:rPr>
-        <w:t xml:space="preserve"> </w:t>
-      </w:r>
-    </w:p>
-    <w:p>
-      <w:pPr>
-        <w:spacing w:after="0" w:line="240" w:lineRule="auto"/>
-        <w:ind w:left="1440"/>
-        <w:jc w:val="both"/>
-        <w:rPr>
-          <w:rFonts w:ascii="Times New Roman" w:hAnsi="Times New Roman" w:cs="Times New Roman"/>
-        </w:rPr>
-      </w:pPr>
-      <w:r>
-        <w:rPr>
-          <w:rFonts w:ascii="Times New Roman" w:hAnsi="Times New Roman" w:cs="Times New Roman"/>
-        </w:rPr>
-        <w:t xml:space="preserve">d. </w:t>
-      </w:r>
-      <w:r>
-        <w:rPr>
-          <w:rFonts w:ascii="Times New Roman" w:hAnsi="Times New Roman" w:cs="Times New Roman"/>
-        </w:rPr>
-        <w:t>Display</w:t>
-      </w:r>
-    </w:p>
-    <w:p>
-      <w:pPr>
-        <w:spacing w:after="0" w:line="240" w:lineRule="auto"/>
-        <w:ind w:left="1440"/>
-        <w:jc w:val="both"/>
-        <w:rPr>
-          <w:rFonts w:ascii="Times New Roman" w:hAnsi="Times New Roman" w:cs="Times New Roman"/>
-        </w:rPr>
-      </w:pPr>
-      <w:r>
-        <w:rPr>
-          <w:rFonts w:ascii="Times New Roman" w:hAnsi="Times New Roman" w:cs="Times New Roman"/>
-        </w:rPr>
-        <w:t>e. BFS (Level wise print)</w:t>
-      </w:r>
-    </w:p>
-    <w:p>
-      <w:pPr>
-        <w:spacing w:after="0" w:line="240" w:lineRule="auto"/>
-        <w:jc w:val="both"/>
-        <w:rPr>
-          <w:rFonts w:ascii="Times New Roman" w:hAnsi="Times New Roman" w:cs="Times New Roman"/>
-        </w:rPr>
-      </w:pPr>
-    </w:p>
-    <w:p>
-      <w:pPr>
-        <w:spacing w:after="0" w:line="240" w:lineRule="auto"/>
-        <w:jc w:val="center"/>
-        <w:rPr>
-          <w:rFonts w:ascii="Times New Roman" w:hAnsi="Times New Roman" w:cs="Times New Roman"/>
-          <w:i/>
-          <w:iCs/>
-          <w:sz w:val="22"/>
-          <w:szCs w:val="22"/>
-        </w:rPr>
-      </w:pPr>
-      <w:r>
-        <w:rPr>
-          <w:rFonts w:ascii="Times New Roman" w:hAnsi="Times New Roman" w:cs="Times New Roman"/>
-          <w:sz w:val="22"/>
-          <w:szCs w:val="22"/>
+          <w:noProof/>
         </w:rPr>
         <w:drawing>
-          <wp:anchor distT="0" distB="0" distL="114300" distR="114300" simplePos="0" relativeHeight="251658240" behindDoc="0" locked="0" layoutInCell="1" allowOverlap="1" wp14:anchorId="5EB5FF9A" wp14:editId="791061D5">
+          <wp:anchor distT="0" distB="0" distL="114300" distR="114300" simplePos="0" relativeHeight="251659264" behindDoc="0" locked="0" layoutInCell="1" allowOverlap="1" wp14:anchorId="7E92949B" wp14:editId="36862161">
             <wp:simplePos x="0" y="0"/>
             <wp:positionH relativeFrom="margin">
-              <wp:align>center</wp:align>
+              <wp:posOffset>2981960</wp:posOffset>
             </wp:positionH>
             <wp:positionV relativeFrom="margin">
-              <wp:align>top</wp:align>
+              <wp:posOffset>2183977</wp:posOffset>
             </wp:positionV>
-            <wp:extent cx="6249670" cy="4004310"/>
-            <wp:effectExtent l="19050" t="19050" r="17780" b="15240"/>
+            <wp:extent cx="3251200" cy="3994150"/>
+            <wp:effectExtent l="19050" t="19050" r="25400" b="25400"/>
             <wp:wrapSquare wrapText="bothSides"/>
-            <wp:docPr id="1092778029" name="Picture 1"/>
+            <wp:docPr id="486735318" name="Picture 2"/>
             <wp:cNvGraphicFramePr>
               <a:graphicFrameLocks xmlns:a="http://schemas.openxmlformats.org/drawingml/2006/main" noChangeAspect="1"/>
             </wp:cNvGraphicFramePr>
@@ -5990,7 +8346,7 @@
               <a:graphicData uri="http://schemas.openxmlformats.org/drawingml/2006/picture">
                 <pic:pic xmlns:pic="http://schemas.openxmlformats.org/drawingml/2006/picture">
                   <pic:nvPicPr>
-                    <pic:cNvPr id="1092778029" name=""/>
+                    <pic:cNvPr id="486735318" name="Picture 2"/>
                     <pic:cNvPicPr/>
                   </pic:nvPicPr>
                   <pic:blipFill rotWithShape="1">
@@ -6001,7 +8357,7 @@
                         </a:ext>
                       </a:extLst>
                     </a:blip>
-                    <a:srcRect r="721"/>
+                    <a:srcRect l="34270" t="2701" r="31089" b="52018"/>
                     <a:stretch>
                       <a:fillRect/>
                     </a:stretch>
@@ -6009,7 +8365,7 @@
                   <pic:spPr bwMode="auto">
                     <a:xfrm>
                       <a:off x="0" y="0"/>
-                      <a:ext cx="6249670" cy="4004310"/>
+                      <a:ext cx="3251200" cy="3994150"/>
                     </a:xfrm>
                     <a:prstGeom prst="rect">
                       <a:avLst/>
@@ -6059,60 +8415,21 @@
       <w:r>
         <w:rPr>
           <w:rFonts w:ascii="Times New Roman" w:hAnsi="Times New Roman" w:cs="Times New Roman"/>
-          <w:i/>
-          <w:iCs/>
-          <w:sz w:val="22"/>
-          <w:szCs w:val="22"/>
-        </w:rPr>
-        <w:t>Fig 1.1 – Binary Tree Operations</w:t>
-      </w:r>
-    </w:p>
-    <w:p>
-      <w:pPr>
-        <w:spacing w:after="0" w:line="240" w:lineRule="auto"/>
-        <w:jc w:val="center"/>
-        <w:rPr>
-          <w:rFonts w:ascii="Times New Roman" w:hAnsi="Times New Roman" w:cs="Times New Roman"/>
-          <w:i/>
-          <w:iCs/>
-          <w:sz w:val="22"/>
-          <w:szCs w:val="22"/>
-        </w:rPr>
-      </w:pPr>
-    </w:p>
-    <w:p>
-      <w:pPr>
-        <w:spacing w:after="0" w:line="240" w:lineRule="auto"/>
-        <w:rPr>
-          <w:rFonts w:ascii="Times New Roman" w:hAnsi="Times New Roman" w:cs="Times New Roman"/>
-        </w:rPr>
-      </w:pPr>
-    </w:p>
-    <w:p>
-      <w:pPr>
-        <w:spacing w:after="0" w:line="240" w:lineRule="auto"/>
-        <w:jc w:val="both"/>
-        <w:rPr>
-          <w:rFonts w:ascii="Times New Roman" w:hAnsi="Times New Roman" w:cs="Times New Roman"/>
-        </w:rPr>
-      </w:pPr>
-      <w:r>
-        <w:rPr>
-          <w:rFonts w:ascii="Times New Roman" w:hAnsi="Times New Roman" w:cs="Times New Roman"/>
+          <w:noProof/>
         </w:rPr>
         <w:drawing>
-          <wp:anchor distT="0" distB="0" distL="114300" distR="114300" simplePos="0" relativeHeight="251659264" behindDoc="0" locked="0" layoutInCell="1" allowOverlap="1" wp14:anchorId="22EC439B" wp14:editId="2AE2DED5">
+          <wp:anchor distT="0" distB="0" distL="114300" distR="114300" simplePos="0" relativeHeight="251658240" behindDoc="0" locked="0" layoutInCell="1" allowOverlap="1" wp14:anchorId="4D4CCFB3" wp14:editId="637969FD">
             <wp:simplePos x="0" y="0"/>
             <wp:positionH relativeFrom="margin">
-              <wp:posOffset>-217170</wp:posOffset>
+              <wp:align>left</wp:align>
             </wp:positionH>
             <wp:positionV relativeFrom="margin">
-              <wp:posOffset>4659630</wp:posOffset>
+              <wp:posOffset>2177626</wp:posOffset>
             </wp:positionV>
-            <wp:extent cx="3219450" cy="3533140"/>
-            <wp:effectExtent l="19050" t="19050" r="19050" b="10160"/>
+            <wp:extent cx="2808605" cy="4000500"/>
+            <wp:effectExtent l="19050" t="19050" r="10795" b="19050"/>
             <wp:wrapSquare wrapText="bothSides"/>
-            <wp:docPr id="1969273975" name="Picture 1"/>
+            <wp:docPr id="2017440933" name="Picture 1"/>
             <wp:cNvGraphicFramePr>
               <a:graphicFrameLocks xmlns:a="http://schemas.openxmlformats.org/drawingml/2006/main" noChangeAspect="1"/>
             </wp:cNvGraphicFramePr>
@@ -6120,34 +8437,59 @@
               <a:graphicData uri="http://schemas.openxmlformats.org/drawingml/2006/picture">
                 <pic:pic xmlns:pic="http://schemas.openxmlformats.org/drawingml/2006/picture">
                   <pic:nvPicPr>
-                    <pic:cNvPr id="1969273975" name=""/>
+                    <pic:cNvPr id="2017440933" name="Picture 1"/>
                     <pic:cNvPicPr/>
                   </pic:nvPicPr>
-                  <pic:blipFill>
-                    <a:blip r:embed="rId8">
+                  <pic:blipFill rotWithShape="1">
+                    <a:blip r:embed="rId7">
                       <a:extLst>
                         <a:ext uri="{28A0092B-C50C-407E-A947-70E740481C1C}">
                           <a14:useLocalDpi xmlns:a14="http://schemas.microsoft.com/office/drawing/2010/main" val="0"/>
                         </a:ext>
                       </a:extLst>
                     </a:blip>
+                    <a:srcRect l="-1220" r="64356" b="44124"/>
                     <a:stretch>
                       <a:fillRect/>
                     </a:stretch>
                   </pic:blipFill>
-                  <pic:spPr>
+                  <pic:spPr bwMode="auto">
                     <a:xfrm>
                       <a:off x="0" y="0"/>
-                      <a:ext cx="3219450" cy="3533140"/>
+                      <a:ext cx="2819135" cy="4015828"/>
                     </a:xfrm>
                     <a:prstGeom prst="rect">
                       <a:avLst/>
                     </a:prstGeom>
-                    <a:ln>
+                    <a:ln w="9525" cap="flat" cmpd="sng" algn="ctr">
                       <a:solidFill>
-                        <a:schemeClr val="tx1"/>
+                        <a:sysClr val="windowText" lastClr="000000"/>
                       </a:solidFill>
+                      <a:prstDash val="solid"/>
+                      <a:round/>
+                      <a:headEnd type="none" w="med" len="med"/>
+                      <a:tailEnd type="none" w="med" len="med"/>
+                      <a:extLst>
+                        <a:ext uri="{C807C97D-BFC1-408E-A445-0C87EB9F89A2}">
+                          <ask:lineSketchStyleProps xmlns:ask="http://schemas.microsoft.com/office/drawing/2018/sketchyshapes" sd="0">
+                            <a:custGeom>
+                              <a:avLst/>
+                              <a:gdLst/>
+                              <a:ahLst/>
+                              <a:cxnLst/>
+                              <a:rect l="0" t="0" r="0" b="0"/>
+                              <a:pathLst/>
+                            </a:custGeom>
+                            <ask:type/>
+                          </ask:lineSketchStyleProps>
+                        </a:ext>
+                      </a:extLst>
                     </a:ln>
+                    <a:extLst>
+                      <a:ext uri="{53640926-AAD7-44D8-BBD7-CCE9431645EC}">
+                        <a14:shadowObscured xmlns:a14="http://schemas.microsoft.com/office/drawing/2010/main"/>
+                      </a:ext>
+                    </a:extLst>
                   </pic:spPr>
                 </pic:pic>
               </a:graphicData>
@@ -6161,301 +8503,94 @@
           </wp:anchor>
         </w:drawing>
       </w:r>
-    </w:p>
-    <w:p>
-      <w:pPr>
-        <w:spacing w:after="0" w:line="240" w:lineRule="auto"/>
-        <w:jc w:val="both"/>
-        <w:rPr>
-          <w:rFonts w:ascii="Times New Roman" w:hAnsi="Times New Roman" w:cs="Times New Roman"/>
-        </w:rPr>
-      </w:pPr>
-    </w:p>
-    <w:p>
-      <w:pPr>
-        <w:spacing w:after="0" w:line="240" w:lineRule="auto"/>
-        <w:jc w:val="both"/>
-        <w:rPr>
-          <w:rFonts w:ascii="Times New Roman" w:hAnsi="Times New Roman" w:cs="Times New Roman"/>
-        </w:rPr>
-      </w:pPr>
-    </w:p>
-    <w:p>
-      <w:pPr>
-        <w:spacing w:after="0" w:line="240" w:lineRule="auto"/>
-        <w:jc w:val="both"/>
-        <w:rPr>
-          <w:rFonts w:ascii="Times New Roman" w:hAnsi="Times New Roman" w:cs="Times New Roman"/>
-        </w:rPr>
-      </w:pPr>
-    </w:p>
-    <w:p>
-      <w:pPr>
-        <w:spacing w:after="0" w:line="240" w:lineRule="auto"/>
-        <w:jc w:val="both"/>
-        <w:rPr>
-          <w:rFonts w:ascii="Times New Roman" w:hAnsi="Times New Roman" w:cs="Times New Roman"/>
-        </w:rPr>
-      </w:pPr>
-    </w:p>
-    <w:p>
-      <w:pPr>
-        <w:spacing w:after="0" w:line="240" w:lineRule="auto"/>
-        <w:jc w:val="both"/>
-        <w:rPr>
-          <w:rFonts w:ascii="Times New Roman" w:hAnsi="Times New Roman" w:cs="Times New Roman"/>
-        </w:rPr>
-      </w:pPr>
-    </w:p>
-    <w:p>
-      <w:pPr>
-        <w:spacing w:after="0" w:line="240" w:lineRule="auto"/>
-        <w:jc w:val="both"/>
-        <w:rPr>
-          <w:rFonts w:ascii="Times New Roman" w:hAnsi="Times New Roman" w:cs="Times New Roman"/>
-        </w:rPr>
-      </w:pPr>
-    </w:p>
-    <w:p>
-      <w:pPr>
-        <w:spacing w:after="0" w:line="240" w:lineRule="auto"/>
-        <w:jc w:val="both"/>
-        <w:rPr>
-          <w:rFonts w:ascii="Times New Roman" w:hAnsi="Times New Roman" w:cs="Times New Roman"/>
-        </w:rPr>
-      </w:pPr>
-    </w:p>
-    <w:p>
-      <w:pPr>
-        <w:spacing w:after="0" w:line="240" w:lineRule="auto"/>
-        <w:jc w:val="both"/>
-        <w:rPr>
-          <w:rFonts w:ascii="Times New Roman" w:hAnsi="Times New Roman" w:cs="Times New Roman"/>
-        </w:rPr>
-      </w:pPr>
-    </w:p>
-    <w:p>
-      <w:pPr>
-        <w:spacing w:after="0" w:line="240" w:lineRule="auto"/>
-        <w:jc w:val="both"/>
-        <w:rPr>
-          <w:rFonts w:ascii="Times New Roman" w:hAnsi="Times New Roman" w:cs="Times New Roman"/>
-        </w:rPr>
-      </w:pPr>
-    </w:p>
-    <w:p>
-      <w:pPr>
-        <w:spacing w:after="0" w:line="240" w:lineRule="auto"/>
-        <w:jc w:val="both"/>
-        <w:rPr>
-          <w:rFonts w:ascii="Times New Roman" w:hAnsi="Times New Roman" w:cs="Times New Roman"/>
-        </w:rPr>
-      </w:pPr>
-    </w:p>
-    <w:p>
-      <w:pPr>
-        <w:spacing w:after="0" w:line="240" w:lineRule="auto"/>
-        <w:jc w:val="both"/>
-        <w:rPr>
-          <w:rFonts w:ascii="Times New Roman" w:hAnsi="Times New Roman" w:cs="Times New Roman"/>
-        </w:rPr>
-      </w:pPr>
-    </w:p>
-    <w:p>
-      <w:pPr>
-        <w:spacing w:after="0" w:line="240" w:lineRule="auto"/>
-        <w:jc w:val="both"/>
-        <w:rPr>
-          <w:rFonts w:ascii="Times New Roman" w:hAnsi="Times New Roman" w:cs="Times New Roman"/>
-        </w:rPr>
-      </w:pPr>
-    </w:p>
-    <w:p>
-      <w:pPr>
-        <w:spacing w:after="0" w:line="240" w:lineRule="auto"/>
-        <w:jc w:val="both"/>
-        <w:rPr>
-          <w:rFonts w:ascii="Times New Roman" w:hAnsi="Times New Roman" w:cs="Times New Roman"/>
-        </w:rPr>
-      </w:pPr>
-    </w:p>
-    <w:p>
-      <w:pPr>
-        <w:spacing w:after="0" w:line="240" w:lineRule="auto"/>
-        <w:jc w:val="both"/>
-        <w:rPr>
-          <w:rFonts w:ascii="Times New Roman" w:hAnsi="Times New Roman" w:cs="Times New Roman"/>
-        </w:rPr>
-      </w:pPr>
-    </w:p>
-    <w:p>
-      <w:pPr>
-        <w:spacing w:after="0" w:line="240" w:lineRule="auto"/>
-        <w:jc w:val="both"/>
-        <w:rPr>
-          <w:rFonts w:ascii="Times New Roman" w:hAnsi="Times New Roman" w:cs="Times New Roman"/>
-        </w:rPr>
-      </w:pPr>
-    </w:p>
-    <w:p>
-      <w:pPr>
-        <w:spacing w:after="0" w:line="240" w:lineRule="auto"/>
-        <w:jc w:val="both"/>
-        <w:rPr>
-          <w:rFonts w:ascii="Times New Roman" w:hAnsi="Times New Roman" w:cs="Times New Roman"/>
-        </w:rPr>
-      </w:pPr>
-    </w:p>
-    <w:p>
-      <w:pPr>
-        <w:spacing w:after="0" w:line="240" w:lineRule="auto"/>
-        <w:jc w:val="both"/>
-        <w:rPr>
-          <w:rFonts w:ascii="Times New Roman" w:hAnsi="Times New Roman" w:cs="Times New Roman"/>
-          <w:i/>
-          <w:iCs/>
-          <w:sz w:val="22"/>
-          <w:szCs w:val="22"/>
-        </w:rPr>
-      </w:pPr>
-    </w:p>
-    <w:p>
-      <w:pPr>
-        <w:spacing w:after="0" w:line="240" w:lineRule="auto"/>
-        <w:ind w:firstLine="720"/>
-        <w:jc w:val="both"/>
-        <w:rPr>
-          <w:rFonts w:ascii="Times New Roman" w:hAnsi="Times New Roman" w:cs="Times New Roman"/>
-          <w:i/>
-          <w:iCs/>
-          <w:sz w:val="22"/>
-          <w:szCs w:val="22"/>
-        </w:rPr>
-      </w:pPr>
-    </w:p>
-    <w:p>
-      <w:pPr>
-        <w:spacing w:after="0" w:line="240" w:lineRule="auto"/>
-        <w:ind w:firstLine="720"/>
-        <w:jc w:val="both"/>
-        <w:rPr>
-          <w:rFonts w:ascii="Times New Roman" w:hAnsi="Times New Roman" w:cs="Times New Roman"/>
-          <w:i/>
-          <w:iCs/>
-          <w:sz w:val="22"/>
-          <w:szCs w:val="22"/>
-        </w:rPr>
-      </w:pPr>
-    </w:p>
-    <w:p>
-      <w:pPr>
-        <w:spacing w:after="0" w:line="240" w:lineRule="auto"/>
-        <w:ind w:firstLine="720"/>
-        <w:jc w:val="both"/>
-        <w:rPr>
-          <w:rFonts w:ascii="Times New Roman" w:hAnsi="Times New Roman" w:cs="Times New Roman"/>
-          <w:i/>
-          <w:iCs/>
-          <w:sz w:val="22"/>
-          <w:szCs w:val="22"/>
-        </w:rPr>
-      </w:pPr>
-    </w:p>
-    <w:p>
-      <w:pPr>
-        <w:spacing w:after="0" w:line="240" w:lineRule="auto"/>
-        <w:ind w:firstLine="720"/>
-        <w:jc w:val="both"/>
-        <w:rPr>
-          <w:rFonts w:ascii="Times New Roman" w:hAnsi="Times New Roman" w:cs="Times New Roman"/>
-          <w:i/>
-          <w:iCs/>
-          <w:sz w:val="22"/>
-          <w:szCs w:val="22"/>
-        </w:rPr>
-      </w:pPr>
-    </w:p>
-    <w:p>
-      <w:pPr>
-        <w:spacing w:after="0" w:line="240" w:lineRule="auto"/>
-        <w:ind w:left="720"/>
-        <w:jc w:val="both"/>
-        <w:rPr>
-          <w:rFonts w:ascii="Times New Roman" w:hAnsi="Times New Roman" w:cs="Times New Roman"/>
-          <w:i/>
-          <w:iCs/>
-          <w:sz w:val="22"/>
-          <w:szCs w:val="22"/>
-        </w:rPr>
-      </w:pPr>
-      <w:r>
-        <w:rPr>
-          <w:rFonts w:ascii="Times New Roman" w:hAnsi="Times New Roman" w:cs="Times New Roman"/>
-          <w:i/>
-          <w:iCs/>
-          <w:sz w:val="22"/>
-          <w:szCs w:val="22"/>
-        </w:rPr>
-        <w:t xml:space="preserve">    </w:t>
-      </w:r>
-      <w:r>
-        <w:rPr>
-          <w:rFonts w:ascii="Times New Roman" w:hAnsi="Times New Roman" w:cs="Times New Roman"/>
-          <w:i/>
-          <w:iCs/>
-          <w:sz w:val="22"/>
-          <w:szCs w:val="22"/>
-        </w:rPr>
-        <w:t>Fig 1.</w:t>
-      </w:r>
-      <w:r>
-        <w:rPr>
-          <w:rFonts w:ascii="Times New Roman" w:hAnsi="Times New Roman" w:cs="Times New Roman"/>
-          <w:i/>
-          <w:iCs/>
-          <w:sz w:val="22"/>
-          <w:szCs w:val="22"/>
-        </w:rPr>
-        <w:t>2.a</w:t>
-      </w:r>
-      <w:r>
-        <w:rPr>
-          <w:rFonts w:ascii="Times New Roman" w:hAnsi="Times New Roman" w:cs="Times New Roman"/>
-          <w:i/>
-          <w:iCs/>
-          <w:sz w:val="22"/>
-          <w:szCs w:val="22"/>
-        </w:rPr>
-        <w:t xml:space="preserve"> – </w:t>
-      </w:r>
-      <w:r>
-        <w:rPr>
-          <w:rFonts w:ascii="Times New Roman" w:hAnsi="Times New Roman" w:cs="Times New Roman"/>
-          <w:i/>
-          <w:iCs/>
-          <w:sz w:val="22"/>
-          <w:szCs w:val="22"/>
-        </w:rPr>
-        <w:t>BST Insertion</w:t>
-      </w:r>
-    </w:p>
-    <w:p>
-      <w:pPr>
-        <w:spacing w:after="0" w:line="240" w:lineRule="auto"/>
-        <w:jc w:val="both"/>
-        <w:rPr>
-          <w:rFonts w:ascii="Times New Roman" w:hAnsi="Times New Roman" w:cs="Times New Roman"/>
-        </w:rPr>
-      </w:pPr>
-      <w:r>
-        <w:rPr>
-          <w:rFonts w:ascii="Times New Roman" w:hAnsi="Times New Roman" w:cs="Times New Roman"/>
+      <w:r>
+        <w:rPr>
+          <w:rFonts w:ascii="Times New Roman" w:hAnsi="Times New Roman" w:cs="Times New Roman"/>
+        </w:rPr>
+        <w:t>1. Binary Tree Operations</w:t>
+      </w:r>
+    </w:p>
+    <w:p>
+      <w:pPr>
+        <w:spacing w:after="0" w:line="240" w:lineRule="auto"/>
+        <w:jc w:val="both"/>
+        <w:rPr>
+          <w:rFonts w:ascii="Times New Roman" w:hAnsi="Times New Roman" w:cs="Times New Roman"/>
+        </w:rPr>
+      </w:pPr>
+    </w:p>
+    <w:p>
+      <w:pPr>
+        <w:spacing w:after="0" w:line="240" w:lineRule="auto"/>
+        <w:jc w:val="both"/>
+        <w:rPr>
+          <w:rFonts w:ascii="Times New Roman" w:hAnsi="Times New Roman" w:cs="Times New Roman"/>
+        </w:rPr>
+      </w:pPr>
+    </w:p>
+    <w:p>
+      <w:pPr>
+        <w:spacing w:after="0" w:line="240" w:lineRule="auto"/>
+        <w:jc w:val="both"/>
+        <w:rPr>
+          <w:rFonts w:ascii="Times New Roman" w:hAnsi="Times New Roman" w:cs="Times New Roman"/>
+        </w:rPr>
+      </w:pPr>
+    </w:p>
+    <w:p>
+      <w:pPr>
+        <w:spacing w:after="0" w:line="240" w:lineRule="auto"/>
+        <w:jc w:val="both"/>
+        <w:rPr>
+          <w:rFonts w:ascii="Times New Roman" w:hAnsi="Times New Roman" w:cs="Times New Roman"/>
+        </w:rPr>
+      </w:pPr>
+    </w:p>
+    <w:p>
+      <w:pPr>
+        <w:spacing w:after="0" w:line="240" w:lineRule="auto"/>
+        <w:jc w:val="both"/>
+        <w:rPr>
+          <w:rFonts w:ascii="Times New Roman" w:hAnsi="Times New Roman" w:cs="Times New Roman"/>
+        </w:rPr>
+      </w:pPr>
+    </w:p>
+    <w:p>
+      <w:pPr>
+        <w:spacing w:after="0" w:line="240" w:lineRule="auto"/>
+        <w:jc w:val="both"/>
+        <w:rPr>
+          <w:rFonts w:ascii="Times New Roman" w:hAnsi="Times New Roman" w:cs="Times New Roman"/>
+        </w:rPr>
+      </w:pPr>
+    </w:p>
+    <w:p>
+      <w:pPr>
+        <w:spacing w:after="0" w:line="240" w:lineRule="auto"/>
+        <w:jc w:val="both"/>
+        <w:rPr>
+          <w:rFonts w:ascii="Times New Roman" w:hAnsi="Times New Roman" w:cs="Times New Roman"/>
+        </w:rPr>
+      </w:pPr>
+    </w:p>
+    <w:p>
+      <w:pPr>
+        <w:spacing w:after="0" w:line="240" w:lineRule="auto"/>
+        <w:jc w:val="both"/>
+        <w:rPr>
+          <w:rFonts w:ascii="Times New Roman" w:hAnsi="Times New Roman" w:cs="Times New Roman"/>
+        </w:rPr>
+      </w:pPr>
+      <w:r>
+        <w:rPr>
+          <w:rFonts w:ascii="Times New Roman" w:hAnsi="Times New Roman" w:cs="Times New Roman"/>
+          <w:noProof/>
         </w:rPr>
         <w:drawing>
-          <wp:inline distT="0" distB="0" distL="0" distR="0" wp14:anchorId="06F3C3CE" wp14:editId="14B33CD3">
-            <wp:extent cx="3092776" cy="3360420"/>
-            <wp:effectExtent l="19050" t="19050" r="12700" b="11430"/>
-            <wp:docPr id="1512925987" name="Picture 1"/>
+          <wp:inline distT="0" distB="0" distL="0" distR="0" wp14:anchorId="1F4E71FF" wp14:editId="165B94BD">
+            <wp:extent cx="5721350" cy="3694063"/>
+            <wp:effectExtent l="19050" t="19050" r="12700" b="20955"/>
+            <wp:docPr id="448781478" name="Picture 3"/>
             <wp:cNvGraphicFramePr>
               <a:graphicFrameLocks xmlns:a="http://schemas.openxmlformats.org/drawingml/2006/main" noChangeAspect="1"/>
             </wp:cNvGraphicFramePr>
@@ -6463,28 +8598,59 @@
               <a:graphicData uri="http://schemas.openxmlformats.org/drawingml/2006/picture">
                 <pic:pic xmlns:pic="http://schemas.openxmlformats.org/drawingml/2006/picture">
                   <pic:nvPicPr>
-                    <pic:cNvPr id="1512925987" name=""/>
+                    <pic:cNvPr id="448781478" name="Picture 3"/>
                     <pic:cNvPicPr/>
                   </pic:nvPicPr>
-                  <pic:blipFill>
-                    <a:blip r:embed="rId9"/>
+                  <pic:blipFill rotWithShape="1">
+                    <a:blip r:embed="rId7">
+                      <a:extLst>
+                        <a:ext uri="{28A0092B-C50C-407E-A947-70E740481C1C}">
+                          <a14:useLocalDpi xmlns:a14="http://schemas.microsoft.com/office/drawing/2010/main" val="0"/>
+                        </a:ext>
+                      </a:extLst>
+                    </a:blip>
+                    <a:srcRect l="144" t="55301" r="32561" b="-1536"/>
                     <a:stretch>
                       <a:fillRect/>
                     </a:stretch>
                   </pic:blipFill>
-                  <pic:spPr>
+                  <pic:spPr bwMode="auto">
                     <a:xfrm>
                       <a:off x="0" y="0"/>
-                      <a:ext cx="3099896" cy="3368156"/>
+                      <a:ext cx="5726996" cy="3697708"/>
                     </a:xfrm>
                     <a:prstGeom prst="rect">
                       <a:avLst/>
                     </a:prstGeom>
-                    <a:ln>
+                    <a:ln w="9525" cap="flat" cmpd="sng" algn="ctr">
                       <a:solidFill>
-                        <a:schemeClr val="tx1"/>
+                        <a:sysClr val="windowText" lastClr="000000"/>
                       </a:solidFill>
+                      <a:prstDash val="solid"/>
+                      <a:round/>
+                      <a:headEnd type="none" w="med" len="med"/>
+                      <a:tailEnd type="none" w="med" len="med"/>
+                      <a:extLst>
+                        <a:ext uri="{C807C97D-BFC1-408E-A445-0C87EB9F89A2}">
+                          <ask:lineSketchStyleProps xmlns:ask="http://schemas.microsoft.com/office/drawing/2018/sketchyshapes" sd="0">
+                            <a:custGeom>
+                              <a:avLst/>
+                              <a:gdLst/>
+                              <a:ahLst/>
+                              <a:cxnLst/>
+                              <a:rect l="0" t="0" r="0" b="0"/>
+                              <a:pathLst/>
+                            </a:custGeom>
+                            <ask:type/>
+                          </ask:lineSketchStyleProps>
+                        </a:ext>
+                      </a:extLst>
                     </a:ln>
+                    <a:extLst>
+                      <a:ext uri="{53640926-AAD7-44D8-BBD7-CCE9431645EC}">
+                        <a14:shadowObscured xmlns:a14="http://schemas.microsoft.com/office/drawing/2010/main"/>
+                      </a:ext>
+                    </a:extLst>
                   </pic:spPr>
                 </pic:pic>
               </a:graphicData>
@@ -6499,76 +8665,18 @@
         <w:jc w:val="both"/>
         <w:rPr>
           <w:rFonts w:ascii="Times New Roman" w:hAnsi="Times New Roman" w:cs="Times New Roman"/>
-          <w:i/>
-          <w:iCs/>
-        </w:rPr>
-      </w:pPr>
-      <w:r>
-        <w:rPr>
-          <w:rFonts w:ascii="Times New Roman" w:hAnsi="Times New Roman" w:cs="Times New Roman"/>
-          <w:i/>
-          <w:iCs/>
-        </w:rPr>
-        <w:tab/>
-      </w:r>
-      <w:r>
-        <w:rPr>
-          <w:rFonts w:ascii="Times New Roman" w:hAnsi="Times New Roman" w:cs="Times New Roman"/>
-          <w:i/>
-          <w:iCs/>
-        </w:rPr>
-        <w:tab/>
-        <w:t xml:space="preserve">Fig 1.2.b </w:t>
-      </w:r>
-      <w:r>
-        <w:rPr>
-          <w:rFonts w:ascii="Times New Roman" w:hAnsi="Times New Roman" w:cs="Times New Roman"/>
-          <w:i/>
-          <w:iCs/>
-        </w:rPr>
-        <w:t>–</w:t>
-      </w:r>
-      <w:r>
-        <w:rPr>
-          <w:rFonts w:ascii="Times New Roman" w:hAnsi="Times New Roman" w:cs="Times New Roman"/>
-          <w:i/>
-          <w:iCs/>
-        </w:rPr>
-        <w:t xml:space="preserve"> Search</w:t>
-      </w:r>
-    </w:p>
-    <w:p>
-      <w:pPr>
-        <w:spacing w:after="0" w:line="240" w:lineRule="auto"/>
-        <w:jc w:val="both"/>
-        <w:rPr>
-          <w:rFonts w:ascii="Times New Roman" w:hAnsi="Times New Roman" w:cs="Times New Roman"/>
-          <w:i/>
-          <w:iCs/>
-        </w:rPr>
-      </w:pPr>
-    </w:p>
-    <w:p>
-      <w:pPr>
-        <w:spacing w:after="0" w:line="240" w:lineRule="auto"/>
-        <w:jc w:val="both"/>
-        <w:rPr>
-          <w:rFonts w:ascii="Times New Roman" w:hAnsi="Times New Roman" w:cs="Times New Roman"/>
-          <w:i/>
-          <w:iCs/>
-        </w:rPr>
-      </w:pPr>
-      <w:r>
-        <w:rPr>
-          <w:rFonts w:ascii="Times New Roman" w:hAnsi="Times New Roman" w:cs="Times New Roman"/>
-          <w:i/>
-          <w:iCs/>
+        </w:rPr>
+      </w:pPr>
+      <w:r>
+        <w:rPr>
+          <w:rFonts w:ascii="Times New Roman" w:hAnsi="Times New Roman" w:cs="Times New Roman"/>
+          <w:noProof/>
         </w:rPr>
         <w:drawing>
-          <wp:inline distT="0" distB="0" distL="0" distR="0" wp14:anchorId="35731E5D" wp14:editId="75B068C8">
-            <wp:extent cx="3081370" cy="2899410"/>
-            <wp:effectExtent l="19050" t="19050" r="24130" b="15240"/>
-            <wp:docPr id="1836200729" name="Picture 1"/>
+          <wp:inline distT="0" distB="0" distL="0" distR="0" wp14:anchorId="4F36E984" wp14:editId="49F232E1">
+            <wp:extent cx="3232150" cy="4872180"/>
+            <wp:effectExtent l="19050" t="19050" r="25400" b="24130"/>
+            <wp:docPr id="1363243403" name="Picture 4"/>
             <wp:cNvGraphicFramePr>
               <a:graphicFrameLocks xmlns:a="http://schemas.openxmlformats.org/drawingml/2006/main" noChangeAspect="1"/>
             </wp:cNvGraphicFramePr>
@@ -6576,28 +8684,59 @@
               <a:graphicData uri="http://schemas.openxmlformats.org/drawingml/2006/picture">
                 <pic:pic xmlns:pic="http://schemas.openxmlformats.org/drawingml/2006/picture">
                   <pic:nvPicPr>
-                    <pic:cNvPr id="1836200729" name=""/>
+                    <pic:cNvPr id="1363243403" name="Picture 4"/>
                     <pic:cNvPicPr/>
                   </pic:nvPicPr>
-                  <pic:blipFill>
-                    <a:blip r:embed="rId10"/>
+                  <pic:blipFill rotWithShape="1">
+                    <a:blip r:embed="rId7">
+                      <a:extLst>
+                        <a:ext uri="{28A0092B-C50C-407E-A947-70E740481C1C}">
+                          <a14:useLocalDpi xmlns:a14="http://schemas.microsoft.com/office/drawing/2010/main" val="0"/>
+                        </a:ext>
+                      </a:extLst>
+                    </a:blip>
+                    <a:srcRect l="69363" t="2920" r="-1630" b="45322"/>
                     <a:stretch>
                       <a:fillRect/>
                     </a:stretch>
                   </pic:blipFill>
-                  <pic:spPr>
+                  <pic:spPr bwMode="auto">
                     <a:xfrm>
                       <a:off x="0" y="0"/>
-                      <a:ext cx="3092248" cy="2909646"/>
+                      <a:ext cx="3243208" cy="4888849"/>
                     </a:xfrm>
                     <a:prstGeom prst="rect">
                       <a:avLst/>
                     </a:prstGeom>
-                    <a:ln>
+                    <a:ln w="9525" cap="flat" cmpd="sng" algn="ctr">
                       <a:solidFill>
-                        <a:schemeClr val="tx1"/>
+                        <a:sysClr val="windowText" lastClr="000000"/>
                       </a:solidFill>
+                      <a:prstDash val="solid"/>
+                      <a:round/>
+                      <a:headEnd type="none" w="med" len="med"/>
+                      <a:tailEnd type="none" w="med" len="med"/>
+                      <a:extLst>
+                        <a:ext uri="{C807C97D-BFC1-408E-A445-0C87EB9F89A2}">
+                          <ask:lineSketchStyleProps xmlns:ask="http://schemas.microsoft.com/office/drawing/2018/sketchyshapes" sd="0">
+                            <a:custGeom>
+                              <a:avLst/>
+                              <a:gdLst/>
+                              <a:ahLst/>
+                              <a:cxnLst/>
+                              <a:rect l="0" t="0" r="0" b="0"/>
+                              <a:pathLst/>
+                            </a:custGeom>
+                            <ask:type/>
+                          </ask:lineSketchStyleProps>
+                        </a:ext>
+                      </a:extLst>
                     </a:ln>
+                    <a:extLst>
+                      <a:ext uri="{53640926-AAD7-44D8-BBD7-CCE9431645EC}">
+                        <a14:shadowObscured xmlns:a14="http://schemas.microsoft.com/office/drawing/2010/main"/>
+                      </a:ext>
+                    </a:extLst>
                   </pic:spPr>
                 </pic:pic>
               </a:graphicData>
@@ -6612,60 +8751,50 @@
         <w:jc w:val="both"/>
         <w:rPr>
           <w:rFonts w:ascii="Times New Roman" w:hAnsi="Times New Roman" w:cs="Times New Roman"/>
-          <w:i/>
-          <w:iCs/>
-        </w:rPr>
-      </w:pPr>
-      <w:r>
-        <w:rPr>
-          <w:rFonts w:ascii="Times New Roman" w:hAnsi="Times New Roman" w:cs="Times New Roman"/>
-          <w:i/>
-          <w:iCs/>
-        </w:rPr>
-        <w:tab/>
-      </w:r>
-      <w:r>
-        <w:rPr>
-          <w:rFonts w:ascii="Times New Roman" w:hAnsi="Times New Roman" w:cs="Times New Roman"/>
-          <w:i/>
-          <w:iCs/>
-        </w:rPr>
-        <w:tab/>
-        <w:t>Fig 1.2.c – Delete</w:t>
-      </w:r>
-    </w:p>
-    <w:p>
-      <w:pPr>
-        <w:spacing w:after="0" w:line="240" w:lineRule="auto"/>
-        <w:jc w:val="both"/>
-        <w:rPr>
-          <w:rFonts w:ascii="Times New Roman" w:hAnsi="Times New Roman" w:cs="Times New Roman"/>
-          <w:i/>
-          <w:iCs/>
-        </w:rPr>
-      </w:pPr>
-    </w:p>
-    <w:p>
-      <w:pPr>
-        <w:spacing w:after="0" w:line="240" w:lineRule="auto"/>
-        <w:jc w:val="both"/>
-        <w:rPr>
-          <w:rFonts w:ascii="Times New Roman" w:hAnsi="Times New Roman" w:cs="Times New Roman"/>
-          <w:i/>
-          <w:iCs/>
-        </w:rPr>
-      </w:pPr>
-      <w:r>
-        <w:rPr>
-          <w:rFonts w:ascii="Times New Roman" w:hAnsi="Times New Roman" w:cs="Times New Roman"/>
-          <w:i/>
-          <w:iCs/>
+        </w:rPr>
+      </w:pPr>
+    </w:p>
+    <w:p>
+      <w:pPr>
+        <w:spacing w:after="0" w:line="240" w:lineRule="auto"/>
+        <w:jc w:val="both"/>
+        <w:rPr>
+          <w:rFonts w:ascii="Times New Roman" w:hAnsi="Times New Roman" w:cs="Times New Roman"/>
+        </w:rPr>
+      </w:pPr>
+      <w:r>
+        <w:rPr>
+          <w:rFonts w:ascii="Times New Roman" w:hAnsi="Times New Roman" w:cs="Times New Roman"/>
+        </w:rPr>
+        <w:t>2. Binary Search Tree Operations</w:t>
+      </w:r>
+    </w:p>
+    <w:p>
+      <w:pPr>
+        <w:spacing w:after="0" w:line="240" w:lineRule="auto"/>
+        <w:jc w:val="both"/>
+        <w:rPr>
+          <w:rFonts w:ascii="Times New Roman" w:hAnsi="Times New Roman" w:cs="Times New Roman"/>
+        </w:rPr>
+      </w:pPr>
+      <w:r>
+        <w:rPr>
+          <w:rFonts w:ascii="Times New Roman" w:hAnsi="Times New Roman" w:cs="Times New Roman"/>
+          <w:noProof/>
         </w:rPr>
         <w:drawing>
-          <wp:inline distT="0" distB="0" distL="0" distR="0" wp14:anchorId="35CE1609" wp14:editId="27E79D8D">
-            <wp:extent cx="1188720" cy="1625204"/>
-            <wp:effectExtent l="19050" t="19050" r="11430" b="13335"/>
-            <wp:docPr id="135707283" name="Picture 1"/>
+          <wp:anchor distT="0" distB="0" distL="114300" distR="114300" simplePos="0" relativeHeight="251660288" behindDoc="0" locked="0" layoutInCell="1" allowOverlap="1" wp14:anchorId="1BE7686B" wp14:editId="41EDF577">
+            <wp:simplePos x="0" y="0"/>
+            <wp:positionH relativeFrom="margin">
+              <wp:posOffset>3697605</wp:posOffset>
+            </wp:positionH>
+            <wp:positionV relativeFrom="margin">
+              <wp:posOffset>205105</wp:posOffset>
+            </wp:positionV>
+            <wp:extent cx="2427605" cy="3951605"/>
+            <wp:effectExtent l="19050" t="19050" r="10795" b="10795"/>
+            <wp:wrapSquare wrapText="bothSides"/>
+            <wp:docPr id="1794284278" name="Picture 7"/>
             <wp:cNvGraphicFramePr>
               <a:graphicFrameLocks xmlns:a="http://schemas.openxmlformats.org/drawingml/2006/main" noChangeAspect="1"/>
             </wp:cNvGraphicFramePr>
@@ -6673,76 +8802,82 @@
               <a:graphicData uri="http://schemas.openxmlformats.org/drawingml/2006/picture">
                 <pic:pic xmlns:pic="http://schemas.openxmlformats.org/drawingml/2006/picture">
                   <pic:nvPicPr>
-                    <pic:cNvPr id="135707283" name=""/>
+                    <pic:cNvPr id="1794284278" name="Picture 7"/>
                     <pic:cNvPicPr/>
                   </pic:nvPicPr>
-                  <pic:blipFill>
-                    <a:blip r:embed="rId11"/>
+                  <pic:blipFill rotWithShape="1">
+                    <a:blip r:embed="rId8">
+                      <a:extLst>
+                        <a:ext uri="{28A0092B-C50C-407E-A947-70E740481C1C}">
+                          <a14:useLocalDpi xmlns:a14="http://schemas.microsoft.com/office/drawing/2010/main" val="0"/>
+                        </a:ext>
+                      </a:extLst>
+                    </a:blip>
+                    <a:srcRect l="77359" t="4567" r="-1335" b="44677"/>
                     <a:stretch>
                       <a:fillRect/>
                     </a:stretch>
                   </pic:blipFill>
-                  <pic:spPr>
+                  <pic:spPr bwMode="auto">
                     <a:xfrm>
                       <a:off x="0" y="0"/>
-                      <a:ext cx="1196838" cy="1636303"/>
+                      <a:ext cx="2427605" cy="3951605"/>
                     </a:xfrm>
                     <a:prstGeom prst="rect">
                       <a:avLst/>
                     </a:prstGeom>
-                    <a:ln>
+                    <a:ln w="9525" cap="flat" cmpd="sng" algn="ctr">
                       <a:solidFill>
-                        <a:schemeClr val="tx1"/>
+                        <a:sysClr val="windowText" lastClr="000000"/>
                       </a:solidFill>
+                      <a:prstDash val="solid"/>
+                      <a:round/>
+                      <a:headEnd type="none" w="med" len="med"/>
+                      <a:tailEnd type="none" w="med" len="med"/>
+                      <a:extLst>
+                        <a:ext uri="{C807C97D-BFC1-408E-A445-0C87EB9F89A2}">
+                          <ask:lineSketchStyleProps xmlns:ask="http://schemas.microsoft.com/office/drawing/2018/sketchyshapes" sd="0">
+                            <a:custGeom>
+                              <a:avLst/>
+                              <a:gdLst/>
+                              <a:ahLst/>
+                              <a:cxnLst/>
+                              <a:rect l="0" t="0" r="0" b="0"/>
+                              <a:pathLst/>
+                            </a:custGeom>
+                            <ask:type/>
+                          </ask:lineSketchStyleProps>
+                        </a:ext>
+                      </a:extLst>
                     </a:ln>
+                    <a:extLst>
+                      <a:ext uri="{53640926-AAD7-44D8-BBD7-CCE9431645EC}">
+                        <a14:shadowObscured xmlns:a14="http://schemas.microsoft.com/office/drawing/2010/main"/>
+                      </a:ext>
+                    </a:extLst>
                   </pic:spPr>
                 </pic:pic>
               </a:graphicData>
             </a:graphic>
-          </wp:inline>
+            <wp14:sizeRelH relativeFrom="margin">
+              <wp14:pctWidth>0</wp14:pctWidth>
+            </wp14:sizeRelH>
+            <wp14:sizeRelV relativeFrom="margin">
+              <wp14:pctHeight>0</wp14:pctHeight>
+            </wp14:sizeRelV>
+          </wp:anchor>
         </w:drawing>
       </w:r>
-    </w:p>
-    <w:p>
-      <w:pPr>
-        <w:spacing w:after="0" w:line="240" w:lineRule="auto"/>
-        <w:jc w:val="both"/>
-        <w:rPr>
-          <w:rFonts w:ascii="Times New Roman" w:hAnsi="Times New Roman" w:cs="Times New Roman"/>
-          <w:i/>
-          <w:iCs/>
-        </w:rPr>
-      </w:pPr>
-      <w:r>
-        <w:rPr>
-          <w:rFonts w:ascii="Times New Roman" w:hAnsi="Times New Roman" w:cs="Times New Roman"/>
-          <w:i/>
-          <w:iCs/>
-        </w:rPr>
-        <w:t>Fig 1.2.d – Display</w:t>
-      </w:r>
-    </w:p>
-    <w:p>
-      <w:pPr>
-        <w:spacing w:after="0" w:line="240" w:lineRule="auto"/>
-        <w:jc w:val="both"/>
-        <w:rPr>
-          <w:rFonts w:ascii="Times New Roman" w:hAnsi="Times New Roman" w:cs="Times New Roman"/>
-          <w:i/>
-          <w:iCs/>
-        </w:rPr>
-      </w:pPr>
-      <w:r>
-        <w:rPr>
-          <w:rFonts w:ascii="Times New Roman" w:hAnsi="Times New Roman" w:cs="Times New Roman"/>
-          <w:i/>
-          <w:iCs/>
+      <w:r>
+        <w:rPr>
+          <w:rFonts w:ascii="Times New Roman" w:hAnsi="Times New Roman" w:cs="Times New Roman"/>
+          <w:noProof/>
         </w:rPr>
         <w:drawing>
-          <wp:inline distT="0" distB="0" distL="0" distR="0" wp14:anchorId="7A969E06" wp14:editId="2F1EF5FE">
-            <wp:extent cx="2012498" cy="3665220"/>
-            <wp:effectExtent l="19050" t="19050" r="26035" b="11430"/>
-            <wp:docPr id="597863321" name="Picture 1"/>
+          <wp:inline distT="0" distB="0" distL="0" distR="0" wp14:anchorId="3F32C1D0" wp14:editId="1B47CFC0">
+            <wp:extent cx="3469217" cy="3737572"/>
+            <wp:effectExtent l="19050" t="19050" r="17145" b="15875"/>
+            <wp:docPr id="2141212562" name="Picture 5"/>
             <wp:cNvGraphicFramePr>
               <a:graphicFrameLocks xmlns:a="http://schemas.openxmlformats.org/drawingml/2006/main" noChangeAspect="1"/>
             </wp:cNvGraphicFramePr>
@@ -6750,28 +8885,59 @@
               <a:graphicData uri="http://schemas.openxmlformats.org/drawingml/2006/picture">
                 <pic:pic xmlns:pic="http://schemas.openxmlformats.org/drawingml/2006/picture">
                   <pic:nvPicPr>
-                    <pic:cNvPr id="597863321" name=""/>
+                    <pic:cNvPr id="2141212562" name="Picture 5"/>
                     <pic:cNvPicPr/>
                   </pic:nvPicPr>
-                  <pic:blipFill>
-                    <a:blip r:embed="rId12"/>
+                  <pic:blipFill rotWithShape="1">
+                    <a:blip r:embed="rId8">
+                      <a:extLst>
+                        <a:ext uri="{28A0092B-C50C-407E-A947-70E740481C1C}">
+                          <a14:useLocalDpi xmlns:a14="http://schemas.microsoft.com/office/drawing/2010/main" val="0"/>
+                        </a:ext>
+                      </a:extLst>
+                    </a:blip>
+                    <a:srcRect l="-1412" r="70737" b="57010"/>
                     <a:stretch>
                       <a:fillRect/>
                     </a:stretch>
                   </pic:blipFill>
-                  <pic:spPr>
+                  <pic:spPr bwMode="auto">
                     <a:xfrm>
                       <a:off x="0" y="0"/>
-                      <a:ext cx="2017654" cy="3674611"/>
+                      <a:ext cx="3483252" cy="3752692"/>
                     </a:xfrm>
                     <a:prstGeom prst="rect">
                       <a:avLst/>
                     </a:prstGeom>
-                    <a:ln>
+                    <a:ln w="9525" cap="flat" cmpd="sng" algn="ctr">
                       <a:solidFill>
-                        <a:schemeClr val="tx1"/>
+                        <a:sysClr val="windowText" lastClr="000000"/>
                       </a:solidFill>
+                      <a:prstDash val="solid"/>
+                      <a:round/>
+                      <a:headEnd type="none" w="med" len="med"/>
+                      <a:tailEnd type="none" w="med" len="med"/>
+                      <a:extLst>
+                        <a:ext uri="{C807C97D-BFC1-408E-A445-0C87EB9F89A2}">
+                          <ask:lineSketchStyleProps xmlns:ask="http://schemas.microsoft.com/office/drawing/2018/sketchyshapes" sd="0">
+                            <a:custGeom>
+                              <a:avLst/>
+                              <a:gdLst/>
+                              <a:ahLst/>
+                              <a:cxnLst/>
+                              <a:rect l="0" t="0" r="0" b="0"/>
+                              <a:pathLst/>
+                            </a:custGeom>
+                            <ask:type/>
+                          </ask:lineSketchStyleProps>
+                        </a:ext>
+                      </a:extLst>
                     </a:ln>
+                    <a:extLst>
+                      <a:ext uri="{53640926-AAD7-44D8-BBD7-CCE9431645EC}">
+                        <a14:shadowObscured xmlns:a14="http://schemas.microsoft.com/office/drawing/2010/main"/>
+                      </a:ext>
+                    </a:extLst>
                   </pic:spPr>
                 </pic:pic>
               </a:graphicData>
@@ -6786,17 +8952,265 @@
         <w:jc w:val="both"/>
         <w:rPr>
           <w:rFonts w:ascii="Times New Roman" w:hAnsi="Times New Roman" w:cs="Times New Roman"/>
-          <w:i/>
-          <w:iCs/>
-        </w:rPr>
-      </w:pPr>
-      <w:r>
-        <w:rPr>
-          <w:rFonts w:ascii="Times New Roman" w:hAnsi="Times New Roman" w:cs="Times New Roman"/>
-          <w:i/>
-          <w:iCs/>
-        </w:rPr>
-        <w:t>Fig 1.2.e – Level Order (BFS)</w:t>
+        </w:rPr>
+      </w:pPr>
+    </w:p>
+    <w:p>
+      <w:pPr>
+        <w:spacing w:after="0" w:line="240" w:lineRule="auto"/>
+        <w:jc w:val="both"/>
+        <w:rPr>
+          <w:rFonts w:ascii="Times New Roman" w:hAnsi="Times New Roman" w:cs="Times New Roman"/>
+        </w:rPr>
+      </w:pPr>
+      <w:r>
+        <w:rPr>
+          <w:rFonts w:ascii="Times New Roman" w:hAnsi="Times New Roman" w:cs="Times New Roman"/>
+          <w:noProof/>
+        </w:rPr>
+        <w:drawing>
+          <wp:inline distT="0" distB="0" distL="0" distR="0" wp14:anchorId="488DD908" wp14:editId="5CA4B4EF">
+            <wp:extent cx="3094200" cy="4231216"/>
+            <wp:effectExtent l="19050" t="19050" r="11430" b="17145"/>
+            <wp:docPr id="799508827" name="Picture 6"/>
+            <wp:cNvGraphicFramePr>
+              <a:graphicFrameLocks xmlns:a="http://schemas.openxmlformats.org/drawingml/2006/main" noChangeAspect="1"/>
+            </wp:cNvGraphicFramePr>
+            <a:graphic xmlns:a="http://schemas.openxmlformats.org/drawingml/2006/main">
+              <a:graphicData uri="http://schemas.openxmlformats.org/drawingml/2006/picture">
+                <pic:pic xmlns:pic="http://schemas.openxmlformats.org/drawingml/2006/picture">
+                  <pic:nvPicPr>
+                    <pic:cNvPr id="799508827" name="Picture 6"/>
+                    <pic:cNvPicPr/>
+                  </pic:nvPicPr>
+                  <pic:blipFill rotWithShape="1">
+                    <a:blip r:embed="rId8">
+                      <a:extLst>
+                        <a:ext uri="{28A0092B-C50C-407E-A947-70E740481C1C}">
+                          <a14:useLocalDpi xmlns:a14="http://schemas.microsoft.com/office/drawing/2010/main" val="0"/>
+                        </a:ext>
+                      </a:extLst>
+                    </a:blip>
+                    <a:srcRect l="-589" t="46434" r="78362" b="14028"/>
+                    <a:stretch>
+                      <a:fillRect/>
+                    </a:stretch>
+                  </pic:blipFill>
+                  <pic:spPr bwMode="auto">
+                    <a:xfrm>
+                      <a:off x="0" y="0"/>
+                      <a:ext cx="3118268" cy="4264128"/>
+                    </a:xfrm>
+                    <a:prstGeom prst="rect">
+                      <a:avLst/>
+                    </a:prstGeom>
+                    <a:ln w="9525" cap="flat" cmpd="sng" algn="ctr">
+                      <a:solidFill>
+                        <a:sysClr val="windowText" lastClr="000000"/>
+                      </a:solidFill>
+                      <a:prstDash val="solid"/>
+                      <a:round/>
+                      <a:headEnd type="none" w="med" len="med"/>
+                      <a:tailEnd type="none" w="med" len="med"/>
+                      <a:extLst>
+                        <a:ext uri="{C807C97D-BFC1-408E-A445-0C87EB9F89A2}">
+                          <ask:lineSketchStyleProps xmlns:ask="http://schemas.microsoft.com/office/drawing/2018/sketchyshapes" sd="0">
+                            <a:custGeom>
+                              <a:avLst/>
+                              <a:gdLst/>
+                              <a:ahLst/>
+                              <a:cxnLst/>
+                              <a:rect l="0" t="0" r="0" b="0"/>
+                              <a:pathLst/>
+                            </a:custGeom>
+                            <ask:type/>
+                          </ask:lineSketchStyleProps>
+                        </a:ext>
+                      </a:extLst>
+                    </a:ln>
+                    <a:extLst>
+                      <a:ext uri="{53640926-AAD7-44D8-BBD7-CCE9431645EC}">
+                        <a14:shadowObscured xmlns:a14="http://schemas.microsoft.com/office/drawing/2010/main"/>
+                      </a:ext>
+                    </a:extLst>
+                  </pic:spPr>
+                </pic:pic>
+              </a:graphicData>
+            </a:graphic>
+          </wp:inline>
+        </w:drawing>
+      </w:r>
+    </w:p>
+    <w:p>
+      <w:pPr>
+        <w:spacing w:after="0" w:line="240" w:lineRule="auto"/>
+        <w:jc w:val="both"/>
+        <w:rPr>
+          <w:rFonts w:ascii="Times New Roman" w:hAnsi="Times New Roman" w:cs="Times New Roman"/>
+        </w:rPr>
+      </w:pPr>
+      <w:r>
+        <w:rPr>
+          <w:rFonts w:ascii="Times New Roman" w:hAnsi="Times New Roman" w:cs="Times New Roman"/>
+          <w:noProof/>
+        </w:rPr>
+        <w:drawing>
+          <wp:inline distT="0" distB="0" distL="0" distR="0" wp14:anchorId="0E58D3F9" wp14:editId="24AE964A">
+            <wp:extent cx="5171605" cy="4104217"/>
+            <wp:effectExtent l="19050" t="19050" r="10160" b="10795"/>
+            <wp:docPr id="1104436003" name="Picture 8"/>
+            <wp:cNvGraphicFramePr>
+              <a:graphicFrameLocks xmlns:a="http://schemas.openxmlformats.org/drawingml/2006/main" noChangeAspect="1"/>
+            </wp:cNvGraphicFramePr>
+            <a:graphic xmlns:a="http://schemas.openxmlformats.org/drawingml/2006/main">
+              <a:graphicData uri="http://schemas.openxmlformats.org/drawingml/2006/picture">
+                <pic:pic xmlns:pic="http://schemas.openxmlformats.org/drawingml/2006/picture">
+                  <pic:nvPicPr>
+                    <pic:cNvPr id="1104436003" name="Picture 8"/>
+                    <pic:cNvPicPr/>
+                  </pic:nvPicPr>
+                  <pic:blipFill rotWithShape="1">
+                    <a:blip r:embed="rId8">
+                      <a:extLst>
+                        <a:ext uri="{28A0092B-C50C-407E-A947-70E740481C1C}">
+                          <a14:useLocalDpi xmlns:a14="http://schemas.microsoft.com/office/drawing/2010/main" val="0"/>
+                        </a:ext>
+                      </a:extLst>
+                    </a:blip>
+                    <a:srcRect l="30873" t="1250" r="24711" b="52898"/>
+                    <a:stretch>
+                      <a:fillRect/>
+                    </a:stretch>
+                  </pic:blipFill>
+                  <pic:spPr bwMode="auto">
+                    <a:xfrm>
+                      <a:off x="0" y="0"/>
+                      <a:ext cx="5188762" cy="4117833"/>
+                    </a:xfrm>
+                    <a:prstGeom prst="rect">
+                      <a:avLst/>
+                    </a:prstGeom>
+                    <a:ln w="9525" cap="flat" cmpd="sng" algn="ctr">
+                      <a:solidFill>
+                        <a:sysClr val="windowText" lastClr="000000"/>
+                      </a:solidFill>
+                      <a:prstDash val="solid"/>
+                      <a:round/>
+                      <a:headEnd type="none" w="med" len="med"/>
+                      <a:tailEnd type="none" w="med" len="med"/>
+                      <a:extLst>
+                        <a:ext uri="{C807C97D-BFC1-408E-A445-0C87EB9F89A2}">
+                          <ask:lineSketchStyleProps xmlns:ask="http://schemas.microsoft.com/office/drawing/2018/sketchyshapes" sd="0">
+                            <a:custGeom>
+                              <a:avLst/>
+                              <a:gdLst/>
+                              <a:ahLst/>
+                              <a:cxnLst/>
+                              <a:rect l="0" t="0" r="0" b="0"/>
+                              <a:pathLst/>
+                            </a:custGeom>
+                            <ask:type/>
+                          </ask:lineSketchStyleProps>
+                        </a:ext>
+                      </a:extLst>
+                    </a:ln>
+                    <a:extLst>
+                      <a:ext uri="{53640926-AAD7-44D8-BBD7-CCE9431645EC}">
+                        <a14:shadowObscured xmlns:a14="http://schemas.microsoft.com/office/drawing/2010/main"/>
+                      </a:ext>
+                    </a:extLst>
+                  </pic:spPr>
+                </pic:pic>
+              </a:graphicData>
+            </a:graphic>
+          </wp:inline>
+        </w:drawing>
+      </w:r>
+    </w:p>
+    <w:p>
+      <w:pPr>
+        <w:spacing w:after="0" w:line="240" w:lineRule="auto"/>
+        <w:jc w:val="both"/>
+        <w:rPr>
+          <w:rFonts w:ascii="Times New Roman" w:hAnsi="Times New Roman" w:cs="Times New Roman"/>
+        </w:rPr>
+      </w:pPr>
+      <w:r>
+        <w:rPr>
+          <w:rFonts w:ascii="Times New Roman" w:hAnsi="Times New Roman" w:cs="Times New Roman"/>
+          <w:noProof/>
+        </w:rPr>
+        <w:drawing>
+          <wp:inline distT="0" distB="0" distL="0" distR="0" wp14:anchorId="38E22393" wp14:editId="3271DD2D">
+            <wp:extent cx="5357283" cy="4481245"/>
+            <wp:effectExtent l="19050" t="19050" r="15240" b="14605"/>
+            <wp:docPr id="304992615" name="Picture 9"/>
+            <wp:cNvGraphicFramePr>
+              <a:graphicFrameLocks xmlns:a="http://schemas.openxmlformats.org/drawingml/2006/main" noChangeAspect="1"/>
+            </wp:cNvGraphicFramePr>
+            <a:graphic xmlns:a="http://schemas.openxmlformats.org/drawingml/2006/main">
+              <a:graphicData uri="http://schemas.openxmlformats.org/drawingml/2006/picture">
+                <pic:pic xmlns:pic="http://schemas.openxmlformats.org/drawingml/2006/picture">
+                  <pic:nvPicPr>
+                    <pic:cNvPr id="304992615" name="Picture 9"/>
+                    <pic:cNvPicPr/>
+                  </pic:nvPicPr>
+                  <pic:blipFill rotWithShape="1">
+                    <a:blip r:embed="rId8">
+                      <a:extLst>
+                        <a:ext uri="{28A0092B-C50C-407E-A947-70E740481C1C}">
+                          <a14:useLocalDpi xmlns:a14="http://schemas.microsoft.com/office/drawing/2010/main" val="0"/>
+                        </a:ext>
+                      </a:extLst>
+                    </a:blip>
+                    <a:srcRect l="40904" t="47854" r="11175"/>
+                    <a:stretch>
+                      <a:fillRect/>
+                    </a:stretch>
+                  </pic:blipFill>
+                  <pic:spPr bwMode="auto">
+                    <a:xfrm>
+                      <a:off x="0" y="0"/>
+                      <a:ext cx="5374948" cy="4496022"/>
+                    </a:xfrm>
+                    <a:prstGeom prst="rect">
+                      <a:avLst/>
+                    </a:prstGeom>
+                    <a:ln w="9525" cap="flat" cmpd="sng" algn="ctr">
+                      <a:solidFill>
+                        <a:sysClr val="windowText" lastClr="000000"/>
+                      </a:solidFill>
+                      <a:prstDash val="solid"/>
+                      <a:round/>
+                      <a:headEnd type="none" w="med" len="med"/>
+                      <a:tailEnd type="none" w="med" len="med"/>
+                      <a:extLst>
+                        <a:ext uri="{C807C97D-BFC1-408E-A445-0C87EB9F89A2}">
+                          <ask:lineSketchStyleProps xmlns:ask="http://schemas.microsoft.com/office/drawing/2018/sketchyshapes" sd="0">
+                            <a:custGeom>
+                              <a:avLst/>
+                              <a:gdLst/>
+                              <a:ahLst/>
+                              <a:cxnLst/>
+                              <a:rect l="0" t="0" r="0" b="0"/>
+                              <a:pathLst/>
+                            </a:custGeom>
+                            <ask:type/>
+                          </ask:lineSketchStyleProps>
+                        </a:ext>
+                      </a:extLst>
+                    </a:ln>
+                    <a:extLst>
+                      <a:ext uri="{53640926-AAD7-44D8-BBD7-CCE9431645EC}">
+                        <a14:shadowObscured xmlns:a14="http://schemas.microsoft.com/office/drawing/2010/main"/>
+                      </a:ext>
+                    </a:extLst>
+                  </pic:spPr>
+                </pic:pic>
+              </a:graphicData>
+            </a:graphic>
+          </wp:inline>
+        </w:drawing>
       </w:r>
     </w:p>
     <w:p>
@@ -15851,6 +18265,7 @@
       <w:r>
         <w:rPr>
           <w:rFonts w:ascii="Times New Roman" w:hAnsi="Times New Roman" w:cs="Times New Roman"/>
+          <w:noProof/>
         </w:rPr>
         <w:drawing>
           <wp:inline distT="0" distB="0" distL="0" distR="0" wp14:anchorId="49D6003C" wp14:editId="5DFDFDC7">
@@ -15868,7 +18283,7 @@
                     <pic:cNvPicPr/>
                   </pic:nvPicPr>
                   <pic:blipFill>
-                    <a:blip r:embed="rId13"/>
+                    <a:blip r:embed="rId9"/>
                     <a:stretch>
                       <a:fillRect/>
                     </a:stretch>
@@ -15900,6 +18315,7 @@
       <w:r>
         <w:rPr>
           <w:rFonts w:ascii="Times New Roman" w:hAnsi="Times New Roman" w:cs="Times New Roman"/>
+          <w:noProof/>
         </w:rPr>
         <w:drawing>
           <wp:inline distT="0" distB="0" distL="0" distR="0" wp14:anchorId="326AD795" wp14:editId="7F8ED490">
@@ -15917,7 +18333,7 @@
                     <pic:cNvPicPr/>
                   </pic:nvPicPr>
                   <pic:blipFill>
-                    <a:blip r:embed="rId14"/>
+                    <a:blip r:embed="rId10"/>
                     <a:stretch>
                       <a:fillRect/>
                     </a:stretch>
@@ -15964,6 +18380,7 @@
       <w:r>
         <w:rPr>
           <w:rFonts w:ascii="Times New Roman" w:hAnsi="Times New Roman" w:cs="Times New Roman"/>
+          <w:noProof/>
         </w:rPr>
         <w:drawing>
           <wp:inline distT="0" distB="0" distL="0" distR="0" wp14:anchorId="44665A10" wp14:editId="0364E85E">
@@ -15981,7 +18398,7 @@
                     <pic:cNvPicPr/>
                   </pic:nvPicPr>
                   <pic:blipFill>
-                    <a:blip r:embed="rId15"/>
+                    <a:blip r:embed="rId11"/>
                     <a:stretch>
                       <a:fillRect/>
                     </a:stretch>
@@ -16037,11 +18454,12 @@
       <w:r>
         <w:rPr>
           <w:rFonts w:ascii="Times New Roman" w:hAnsi="Times New Roman" w:cs="Times New Roman"/>
+          <w:noProof/>
         </w:rPr>
         <w:drawing>
-          <wp:inline distT="0" distB="0" distL="0" distR="0" wp14:anchorId="48B98EB9" wp14:editId="1A142DDE">
-            <wp:extent cx="1348740" cy="1513891"/>
-            <wp:effectExtent l="0" t="0" r="3810" b="0"/>
+          <wp:inline distT="0" distB="0" distL="0" distR="0" wp14:anchorId="48B98EB9" wp14:editId="2D48434D">
+            <wp:extent cx="1848506" cy="701040"/>
+            <wp:effectExtent l="0" t="0" r="0" b="3810"/>
             <wp:docPr id="1002210577" name="Picture 1"/>
             <wp:cNvGraphicFramePr>
               <a:graphicFrameLocks xmlns:a="http://schemas.openxmlformats.org/drawingml/2006/main" noChangeAspect="1"/>
@@ -16053,20 +18471,29 @@
                     <pic:cNvPr id="1002210577" name=""/>
                     <pic:cNvPicPr/>
                   </pic:nvPicPr>
-                  <pic:blipFill>
-                    <a:blip r:embed="rId16"/>
+                  <pic:blipFill rotWithShape="1">
+                    <a:blip r:embed="rId12"/>
+                    <a:srcRect t="66213"/>
                     <a:stretch>
                       <a:fillRect/>
                     </a:stretch>
                   </pic:blipFill>
-                  <pic:spPr>
+                  <pic:spPr bwMode="auto">
                     <a:xfrm>
                       <a:off x="0" y="0"/>
-                      <a:ext cx="1350201" cy="1515531"/>
+                      <a:ext cx="1883351" cy="714255"/>
                     </a:xfrm>
                     <a:prstGeom prst="rect">
                       <a:avLst/>
                     </a:prstGeom>
+                    <a:ln>
+                      <a:noFill/>
+                    </a:ln>
+                    <a:extLst>
+                      <a:ext uri="{53640926-AAD7-44D8-BBD7-CCE9431645EC}">
+                        <a14:shadowObscured xmlns:a14="http://schemas.microsoft.com/office/drawing/2010/main"/>
+                      </a:ext>
+                    </a:extLst>
                   </pic:spPr>
                 </pic:pic>
               </a:graphicData>
@@ -16110,6 +18537,7 @@
       <w:r>
         <w:rPr>
           <w:rFonts w:ascii="Times New Roman" w:hAnsi="Times New Roman" w:cs="Times New Roman"/>
+          <w:noProof/>
         </w:rPr>
         <w:drawing>
           <wp:inline distT="0" distB="0" distL="0" distR="0" wp14:anchorId="13E5DCBB" wp14:editId="70FB407E">
@@ -16127,7 +18555,7 @@
                     <pic:cNvPicPr/>
                   </pic:nvPicPr>
                   <pic:blipFill>
-                    <a:blip r:embed="rId17"/>
+                    <a:blip r:embed="rId13"/>
                     <a:stretch>
                       <a:fillRect/>
                     </a:stretch>
@@ -16183,6 +18611,7 @@
       <w:r>
         <w:rPr>
           <w:rFonts w:ascii="Times New Roman" w:hAnsi="Times New Roman" w:cs="Times New Roman"/>
+          <w:noProof/>
         </w:rPr>
         <w:drawing>
           <wp:inline distT="0" distB="0" distL="0" distR="0" wp14:anchorId="044751D6" wp14:editId="58F2E42E">
@@ -16200,7 +18629,7 @@
                     <pic:cNvPicPr/>
                   </pic:nvPicPr>
                   <pic:blipFill>
-                    <a:blip r:embed="rId18"/>
+                    <a:blip r:embed="rId14"/>
                     <a:stretch>
                       <a:fillRect/>
                     </a:stretch>
@@ -16271,6 +18700,7 @@
       <w:r>
         <w:rPr>
           <w:rFonts w:ascii="Times New Roman" w:hAnsi="Times New Roman" w:cs="Times New Roman"/>
+          <w:noProof/>
         </w:rPr>
         <w:drawing>
           <wp:inline distT="0" distB="0" distL="0" distR="0" wp14:anchorId="3E22EC9A" wp14:editId="44916AE8">
@@ -16288,7 +18718,7 @@
                     <pic:cNvPicPr/>
                   </pic:nvPicPr>
                   <pic:blipFill>
-                    <a:blip r:embed="rId19"/>
+                    <a:blip r:embed="rId15"/>
                     <a:stretch>
                       <a:fillRect/>
                     </a:stretch>
@@ -16320,6 +18750,7 @@
       <w:r>
         <w:rPr>
           <w:rFonts w:ascii="Times New Roman" w:hAnsi="Times New Roman" w:cs="Times New Roman"/>
+          <w:noProof/>
         </w:rPr>
         <w:drawing>
           <wp:inline distT="0" distB="0" distL="0" distR="0" wp14:anchorId="517581F8" wp14:editId="7C6322F2">
@@ -16337,7 +18768,7 @@
                     <pic:cNvPicPr/>
                   </pic:nvPicPr>
                   <pic:blipFill>
-                    <a:blip r:embed="rId20"/>
+                    <a:blip r:embed="rId16"/>
                     <a:stretch>
                       <a:fillRect/>
                     </a:stretch>
@@ -16384,6 +18815,7 @@
       <w:r>
         <w:rPr>
           <w:rFonts w:ascii="Times New Roman" w:hAnsi="Times New Roman" w:cs="Times New Roman"/>
+          <w:noProof/>
         </w:rPr>
         <w:drawing>
           <wp:inline distT="0" distB="0" distL="0" distR="0" wp14:anchorId="01CFBE2E" wp14:editId="19BFAE13">
@@ -16401,7 +18833,7 @@
                     <pic:cNvPicPr/>
                   </pic:nvPicPr>
                   <pic:blipFill>
-                    <a:blip r:embed="rId21"/>
+                    <a:blip r:embed="rId17"/>
                     <a:stretch>
                       <a:fillRect/>
                     </a:stretch>
@@ -16448,6 +18880,7 @@
       <w:r>
         <w:rPr>
           <w:rFonts w:ascii="Times New Roman" w:hAnsi="Times New Roman" w:cs="Times New Roman"/>
+          <w:noProof/>
         </w:rPr>
         <w:drawing>
           <wp:inline distT="0" distB="0" distL="0" distR="0" wp14:anchorId="705C18B1" wp14:editId="182C275A">
@@ -16465,7 +18898,7 @@
                     <pic:cNvPicPr/>
                   </pic:nvPicPr>
                   <pic:blipFill>
-                    <a:blip r:embed="rId22"/>
+                    <a:blip r:embed="rId18"/>
                     <a:stretch>
                       <a:fillRect/>
                     </a:stretch>
@@ -16521,6 +18954,7 @@
       <w:r>
         <w:rPr>
           <w:rFonts w:ascii="Times New Roman" w:hAnsi="Times New Roman" w:cs="Times New Roman"/>
+          <w:noProof/>
         </w:rPr>
         <w:drawing>
           <wp:inline distT="0" distB="0" distL="0" distR="0" wp14:anchorId="77175D33" wp14:editId="565F754C">
@@ -16538,7 +18972,7 @@
                     <pic:cNvPicPr/>
                   </pic:nvPicPr>
                   <pic:blipFill>
-                    <a:blip r:embed="rId23"/>
+                    <a:blip r:embed="rId19"/>
                     <a:stretch>
                       <a:fillRect/>
                     </a:stretch>
@@ -16594,6 +19028,7 @@
       <w:r>
         <w:rPr>
           <w:rFonts w:ascii="Times New Roman" w:hAnsi="Times New Roman" w:cs="Times New Roman"/>
+          <w:noProof/>
         </w:rPr>
         <w:drawing>
           <wp:inline distT="0" distB="0" distL="0" distR="0" wp14:anchorId="7BB3C1DA" wp14:editId="3A20D091">
@@ -16611,7 +19046,7 @@
                     <pic:cNvPicPr/>
                   </pic:nvPicPr>
                   <pic:blipFill>
-                    <a:blip r:embed="rId24"/>
+                    <a:blip r:embed="rId20"/>
                     <a:stretch>
                       <a:fillRect/>
                     </a:stretch>
@@ -16647,48 +19082,12 @@
         <w:jc w:val="both"/>
         <w:rPr>
           <w:rFonts w:ascii="Times New Roman" w:hAnsi="Times New Roman" w:cs="Times New Roman"/>
-          <w:b/>
-          <w:bCs/>
-        </w:rPr>
-      </w:pPr>
-    </w:p>
-    <w:p>
-      <w:pPr>
-        <w:spacing w:after="0" w:line="240" w:lineRule="auto"/>
-        <w:jc w:val="both"/>
-        <w:rPr>
-          <w:rFonts w:ascii="Times New Roman" w:hAnsi="Times New Roman" w:cs="Times New Roman"/>
-          <w:b/>
-          <w:bCs/>
-        </w:rPr>
-      </w:pPr>
-      <w:r>
-        <w:rPr>
-          <w:rFonts w:ascii="Times New Roman" w:hAnsi="Times New Roman" w:cs="Times New Roman"/>
-          <w:b/>
-          <w:bCs/>
-        </w:rPr>
-        <w:t>Conclusion:</w:t>
-      </w:r>
-    </w:p>
-    <w:p>
-      <w:pPr>
-        <w:spacing w:after="0" w:line="240" w:lineRule="auto"/>
-        <w:jc w:val="both"/>
-        <w:rPr>
-          <w:rFonts w:ascii="Times New Roman" w:hAnsi="Times New Roman" w:cs="Times New Roman"/>
-        </w:rPr>
-      </w:pPr>
-      <w:r>
-        <w:rPr>
-          <w:rFonts w:ascii="Times New Roman" w:hAnsi="Times New Roman" w:cs="Times New Roman"/>
-        </w:rPr>
-        <w:t>In this assignment, I’ve studied about Binary Trees and Binary Search Trees and implemented all the important operations of them using C++. With this practical demonstration I’ve gained enough knowledge of the Tree Data Structure.</w:t>
-      </w:r>
+        </w:rPr>
+      </w:pPr>
     </w:p>
     <w:sectPr>
-      <w:headerReference w:type="default" r:id="rId25"/>
-      <w:footerReference w:type="default" r:id="rId26"/>
+      <w:headerReference w:type="default" r:id="rId21"/>
+      <w:footerReference w:type="default" r:id="rId22"/>
       <w:pgSz w:w="11906" w:h="16838"/>
       <w:pgMar w:top="1440" w:right="1440" w:bottom="1440" w:left="1440" w:header="708" w:footer="708" w:gutter="0"/>
       <w:pgBorders w:offsetFrom="page">
@@ -18292,6 +20691,7 @@
   <w:style w:type="character" w:default="1" w:styleId="DefaultParagraphFont">
     <w:name w:val="Default Paragraph Font"/>
     <w:uiPriority w:val="1"/>
+    <w:semiHidden/>
     <w:unhideWhenUsed/>
   </w:style>
   <w:style w:type="table" w:default="1" w:styleId="TableNormal">
@@ -18856,14 +21256,18 @@
   </w:compat>
   <w:rsids>
     <w:rsidRoot w:val="00F9235E"/>
+    <w:rsid w:val="000A3F8D"/>
+    <w:rsid w:val="000E4511"/>
     <w:rsid w:val="003016DA"/>
     <w:rsid w:val="00385D85"/>
     <w:rsid w:val="0083481E"/>
+    <w:rsid w:val="00A15501"/>
     <w:rsid w:val="00BC403C"/>
     <w:rsid w:val="00C8238D"/>
+    <w:rsid w:val="00E25561"/>
     <w:rsid w:val="00F55165"/>
-    <w:rsid w:val="00F60FA0"/>
     <w:rsid w:val="00F9235E"/>
+    <w:rsid w:val="00FA682E"/>
   </w:rsids>
   <m:mathPr>
     <m:mathFont m:val="Cambria Math"/>
